--- a/src/content/bios/Prebisch-RF 2014.docx
+++ b/src/content/bios/Prebisch-RF 2014.docx
@@ -1,6 +1,6 @@
 
 <file path=word/document.xml><?xml version="1.0" encoding="utf-8"?>
-<w:document xmlns:wpc="http://schemas.microsoft.com/office/word/2010/wordprocessingCanvas" xmlns:cx="http://schemas.microsoft.com/office/drawing/2014/chartex" xmlns:cx1="http://schemas.microsoft.com/office/drawing/2015/9/8/chartex" xmlns:cx2="http://schemas.microsoft.com/office/drawing/2015/10/21/chartex" xmlns:cx3="http://schemas.microsoft.com/office/drawing/2016/5/9/chartex" xmlns:cx4="http://schemas.microsoft.com/office/drawing/2016/5/10/chartex" xmlns:cx5="http://schemas.microsoft.com/office/drawing/2016/5/11/chartex" xmlns:cx6="http://schemas.microsoft.com/office/drawing/2016/5/12/chartex" xmlns:cx7="http://schemas.microsoft.com/office/drawing/2016/5/13/chartex" xmlns:cx8="http://schemas.microsoft.com/office/drawing/2016/5/14/chartex" xmlns:mc="http://schemas.openxmlformats.org/markup-compatibility/2006" xmlns:aink="http://schemas.microsoft.com/office/drawing/2016/ink" xmlns:am3d="http://schemas.microsoft.com/office/drawing/2017/model3d" xmlns:o="urn:schemas-microsoft-com:office:office" xmlns:oel="http://schemas.microsoft.com/office/2019/extlst" xmlns:r="http://schemas.openxmlformats.org/officeDocument/2006/relationships" xmlns:m="http://schemas.openxmlformats.org/officeDocument/2006/math" xmlns:v="urn:schemas-microsoft-com:vml" xmlns:wp14="http://schemas.microsoft.com/office/word/2010/wordprocessingDrawing" xmlns:wp="http://schemas.openxmlformats.org/drawingml/2006/wordprocessingDrawing" xmlns:w10="urn:schemas-microsoft-com:office:word" xmlns:w="http://schemas.openxmlformats.org/wordprocessingml/2006/main" xmlns:w14="http://schemas.microsoft.com/office/word/2010/wordml" xmlns:w15="http://schemas.microsoft.com/office/word/2012/wordml" xmlns:w16cex="http://schemas.microsoft.com/office/word/2018/wordml/cex" xmlns:w16cid="http://schemas.microsoft.com/office/word/2016/wordml/cid" xmlns:w16="http://schemas.microsoft.com/office/word/2018/wordml" xmlns:w16du="http://schemas.microsoft.com/office/word/2023/wordml/word16du" xmlns:w16sdtdh="http://schemas.microsoft.com/office/word/2020/wordml/sdtdatahash" xmlns:w16sdtfl="http://schemas.microsoft.com/office/word/2024/wordml/sdtformatlock" xmlns:w16se="http://schemas.microsoft.com/office/word/2015/wordml/symex" xmlns:wpg="http://schemas.microsoft.com/office/word/2010/wordprocessingGroup" xmlns:wpi="http://schemas.microsoft.com/office/word/2010/wordprocessingInk" xmlns:wne="http://schemas.microsoft.com/office/word/2006/wordml" xmlns:wps="http://schemas.microsoft.com/office/word/2010/wordprocessingShape" mc:Ignorable="w14 w15 w16se w16cid w16 w16cex w16sdtdh w16sdtfl w16du wp14">
+<w:document xmlns:wpc="http://schemas.microsoft.com/office/word/2010/wordprocessingCanvas" xmlns:cx="http://schemas.microsoft.com/office/drawing/2014/chartex" xmlns:cx1="http://schemas.microsoft.com/office/drawing/2015/9/8/chartex" xmlns:cx2="http://schemas.microsoft.com/office/drawing/2015/10/21/chartex" xmlns:cx3="http://schemas.microsoft.com/office/drawing/2016/5/9/chartex" xmlns:cx4="http://schemas.microsoft.com/office/drawing/2016/5/10/chartex" xmlns:cx5="http://schemas.microsoft.com/office/drawing/2016/5/11/chartex" xmlns:cx6="http://schemas.microsoft.com/office/drawing/2016/5/12/chartex" xmlns:cx7="http://schemas.microsoft.com/office/drawing/2016/5/13/chartex" xmlns:cx8="http://schemas.microsoft.com/office/drawing/2016/5/14/chartex" xmlns:mc="http://schemas.openxmlformats.org/markup-compatibility/2006" xmlns:m="http://schemas.openxmlformats.org/officeDocument/2006/math" xmlns:aink="http://schemas.microsoft.com/office/drawing/2016/ink" xmlns:am3d="http://schemas.microsoft.com/office/drawing/2017/model3d" xmlns:oel="http://schemas.microsoft.com/office/2019/extlst" xmlns:r="http://schemas.openxmlformats.org/officeDocument/2006/relationships" xmlns:wp14="http://schemas.microsoft.com/office/word/2010/wordprocessingDrawing" xmlns:wp="http://schemas.openxmlformats.org/drawingml/2006/wordprocessingDrawing" xmlns:wpg="http://schemas.microsoft.com/office/word/2010/wordprocessingGroup" xmlns:wpi="http://schemas.microsoft.com/office/word/2010/wordprocessingInk" xmlns:wps="http://schemas.microsoft.com/office/word/2010/wordprocessingShape" xmlns:o="urn:schemas-microsoft-com:office:office" xmlns:v="urn:schemas-microsoft-com:vml" xmlns:w10="urn:schemas-microsoft-com:office:word" xmlns:w="http://schemas.openxmlformats.org/wordprocessingml/2006/main" xmlns:w14="http://schemas.microsoft.com/office/word/2010/wordml" xmlns:w15="http://schemas.microsoft.com/office/word/2012/wordml" xmlns:w16cei="http://schemas.microsoft.com/office/word/2026/wordml/cei" xmlns:w16cex="http://schemas.microsoft.com/office/word/2018/wordml/cex" xmlns:w16cid="http://schemas.microsoft.com/office/word/2016/wordml/cid" xmlns:w16="http://schemas.microsoft.com/office/word/2018/wordml" xmlns:w16sdtdh="http://schemas.microsoft.com/office/word/2020/wordml/sdtdatahash" xmlns:w16sdtfl="http://schemas.microsoft.com/office/word/2024/wordml/sdtformatlock" xmlns:w16se="http://schemas.microsoft.com/office/word/2015/wordml/symex" xmlns:w16du="http://schemas.microsoft.com/office/word/2023/wordml/word16du" xmlns:wne="http://schemas.microsoft.com/office/word/2006/wordml" mc:Ignorable="w14 w15 w16se w16cid w16 w16cex w16sdtdh w16sdtfl w16du wp14">
   <w:body>
     <w:p>
       <w:pPr>
@@ -89,39 +89,7 @@
           <w:rFonts w:cs="Arial"/>
           <w:b/>
         </w:rPr>
-        <w:t xml:space="preserve">69, was born 17 April 1901 in San Miguel de Tucumán, Argentina and passed away 29 April 1986 in Santiago, Chile. He was the son of Albin Teodoro </w:t>
-      </w:r>
-      <w:proofErr w:type="spellStart"/>
-      <w:r>
-        <w:rPr>
-          <w:rFonts w:cs="Arial"/>
-          <w:b/>
-        </w:rPr>
-        <w:t>Prebisch</w:t>
-      </w:r>
-      <w:proofErr w:type="spellEnd"/>
-      <w:r>
-        <w:rPr>
-          <w:rFonts w:cs="Arial"/>
-          <w:b/>
-        </w:rPr>
-        <w:t xml:space="preserve"> </w:t>
-      </w:r>
-      <w:proofErr w:type="spellStart"/>
-      <w:r>
-        <w:rPr>
-          <w:rFonts w:cs="Arial"/>
-          <w:b/>
-        </w:rPr>
-        <w:t>Jaeguer</w:t>
-      </w:r>
-      <w:proofErr w:type="spellEnd"/>
-      <w:r>
-        <w:rPr>
-          <w:rFonts w:cs="Arial"/>
-          <w:b/>
-        </w:rPr>
-        <w:t xml:space="preserve">, a small business owner, and Rosa Faustina Linares </w:t>
+        <w:t xml:space="preserve">69, was born 17 April 1901 in San Miguel de Tucumán, Argentina and passed away 29 April 1986 in Santiago, Chile. He was the son of Albin Teodoro Prebisch Jaeguer, a small business owner, and Rosa Faustina Linares </w:t>
       </w:r>
       <w:proofErr w:type="spellStart"/>
       <w:r>
@@ -234,18 +202,15 @@
         </w:rPr>
       </w:pPr>
       <w:r>
-        <w:t xml:space="preserve"> </w:t>
-      </w:r>
-      <w:r>
-        <w:rPr>
+        <w:rPr>
+          <w:rFonts w:cs="Arial"/>
           <w:noProof/>
-          <w:lang w:val="en-US" w:eastAsia="nl-NL"/>
         </w:rPr>
         <w:drawing>
-          <wp:inline distT="0" distB="0" distL="0" distR="0" wp14:anchorId="74BBDC3D" wp14:editId="70F2D3A6">
-            <wp:extent cx="1905000" cy="2735904"/>
-            <wp:effectExtent l="0" t="0" r="0" b="0"/>
-            <wp:docPr id="1" name="Afbeelding 1"/>
+          <wp:inline distT="0" distB="0" distL="0" distR="0" wp14:anchorId="2EA523A2" wp14:editId="3E797203">
+            <wp:extent cx="2182546" cy="2522451"/>
+            <wp:effectExtent l="0" t="0" r="1905" b="5080"/>
+            <wp:docPr id="1656775463" name="Afbeelding 1"/>
             <wp:cNvGraphicFramePr>
               <a:graphicFrameLocks xmlns:a="http://schemas.openxmlformats.org/drawingml/2006/main" noChangeAspect="1"/>
             </wp:cNvGraphicFramePr>
@@ -253,33 +218,29 @@
               <a:graphicData uri="http://schemas.openxmlformats.org/drawingml/2006/picture">
                 <pic:pic xmlns:pic="http://schemas.openxmlformats.org/drawingml/2006/picture">
                   <pic:nvPicPr>
-                    <pic:cNvPr id="0" name="Picture 1"/>
-                    <pic:cNvPicPr>
-                      <a:picLocks noChangeAspect="1" noChangeArrowheads="1"/>
-                    </pic:cNvPicPr>
+                    <pic:cNvPr id="1656775463" name="Afbeelding 1656775463"/>
+                    <pic:cNvPicPr/>
                   </pic:nvPicPr>
                   <pic:blipFill>
-                    <a:blip r:embed="rId6" cstate="print"/>
-                    <a:srcRect/>
+                    <a:blip r:embed="rId6">
+                      <a:extLst>
+                        <a:ext uri="{28A0092B-C50C-407E-A947-70E740481C1C}">
+                          <a14:useLocalDpi xmlns:a14="http://schemas.microsoft.com/office/drawing/2010/main" val="0"/>
+                        </a:ext>
+                      </a:extLst>
+                    </a:blip>
                     <a:stretch>
                       <a:fillRect/>
                     </a:stretch>
                   </pic:blipFill>
-                  <pic:spPr bwMode="auto">
+                  <pic:spPr>
                     <a:xfrm>
                       <a:off x="0" y="0"/>
-                      <a:ext cx="1913727" cy="2748437"/>
+                      <a:ext cx="2211412" cy="2555812"/>
                     </a:xfrm>
                     <a:prstGeom prst="rect">
                       <a:avLst/>
                     </a:prstGeom>
-                    <a:noFill/>
-                    <a:ln w="9525">
-                      <a:noFill/>
-                      <a:miter lim="800000"/>
-                      <a:headEnd/>
-                      <a:tailEnd/>
-                    </a:ln>
                   </pic:spPr>
                 </pic:pic>
               </a:graphicData>
@@ -304,23 +265,33 @@
         </w:rPr>
         <w:t xml:space="preserve">Source: </w:t>
       </w:r>
-      <w:hyperlink r:id="rId7" w:history="1">
-        <w:r>
-          <w:rPr>
-            <w:rStyle w:val="Hyperlink"/>
-            <w:u w:val="none"/>
-          </w:rPr>
-          <w:t>http://prebisch.cepal.org/es/multimedia/foto/encuentro-de-prebisch-y-otros-funcionarios-de-la-cepal-y-eduardo-frei-montalva-en</w:t>
-        </w:r>
-      </w:hyperlink>
-      <w:r>
-        <w:t xml:space="preserve"> </w:t>
-      </w:r>
-      <w:r>
-        <w:rPr>
-          <w:rFonts w:cs="Arial"/>
-        </w:rPr>
-        <w:t xml:space="preserve"> </w:t>
+      <w:proofErr w:type="spellStart"/>
+      <w:r>
+        <w:rPr>
+          <w:rFonts w:cs="Times New Roman"/>
+        </w:rPr>
+        <w:t>Prebisch</w:t>
+      </w:r>
+      <w:proofErr w:type="spellEnd"/>
+      <w:r>
+        <w:rPr>
+          <w:rFonts w:cs="Times New Roman"/>
+        </w:rPr>
+        <w:t xml:space="preserve"> 1954, Brazilian National Archives, Public Domain / </w:t>
+      </w:r>
+      <w:proofErr w:type="spellStart"/>
+      <w:r>
+        <w:rPr>
+          <w:rFonts w:cs="Times New Roman"/>
+        </w:rPr>
+        <w:t>Arquivo</w:t>
+      </w:r>
+      <w:proofErr w:type="spellEnd"/>
+      <w:r>
+        <w:rPr>
+          <w:rFonts w:cs="Times New Roman"/>
+        </w:rPr>
+        <w:t xml:space="preserve"> Nacional Collection</w:t>
       </w:r>
     </w:p>
     <w:p>
@@ -814,75 +785,75 @@
         <w:rPr>
           <w:rFonts w:cs="Arial"/>
         </w:rPr>
-        <w:t xml:space="preserve">in the </w:t>
+        <w:t>in the Faculty</w:t>
+      </w:r>
+      <w:r>
+        <w:rPr>
+          <w:rFonts w:cs="Arial"/>
+        </w:rPr>
+        <w:t xml:space="preserve"> </w:t>
+      </w:r>
+      <w:r>
+        <w:rPr>
+          <w:rFonts w:cs="Arial"/>
+        </w:rPr>
+        <w:t xml:space="preserve">excessively </w:t>
+      </w:r>
+      <w:r>
+        <w:rPr>
+          <w:rFonts w:cs="Arial"/>
+        </w:rPr>
+        <w:t>def</w:t>
+      </w:r>
+      <w:r>
+        <w:rPr>
+          <w:rFonts w:cs="Arial"/>
+        </w:rPr>
+        <w:t xml:space="preserve">erential </w:t>
+      </w:r>
+      <w:r>
+        <w:rPr>
+          <w:rFonts w:cs="Arial"/>
+        </w:rPr>
+        <w:t xml:space="preserve">to the British classics rather than </w:t>
+      </w:r>
+      <w:r>
+        <w:rPr>
+          <w:rFonts w:cs="Arial"/>
+        </w:rPr>
+        <w:t xml:space="preserve">focusing on </w:t>
+      </w:r>
+      <w:r>
+        <w:rPr>
+          <w:rFonts w:cs="Arial"/>
+        </w:rPr>
+        <w:t>his</w:t>
+      </w:r>
+      <w:r>
+        <w:rPr>
+          <w:rFonts w:cs="Arial"/>
+        </w:rPr>
+        <w:t xml:space="preserve"> overwhelming interest:</w:t>
+      </w:r>
+      <w:r>
+        <w:rPr>
+          <w:rFonts w:cs="Arial"/>
+        </w:rPr>
+        <w:t xml:space="preserve"> </w:t>
       </w:r>
       <w:proofErr w:type="gramStart"/>
       <w:r>
         <w:rPr>
           <w:rFonts w:cs="Arial"/>
         </w:rPr>
-        <w:t>Faculty</w:t>
+        <w:t>serious applied</w:t>
       </w:r>
       <w:proofErr w:type="gramEnd"/>
       <w:r>
         <w:rPr>
           <w:rFonts w:cs="Arial"/>
         </w:rPr>
-        <w:t xml:space="preserve"> </w:t>
-      </w:r>
-      <w:r>
-        <w:rPr>
-          <w:rFonts w:cs="Arial"/>
-        </w:rPr>
-        <w:t xml:space="preserve">excessively </w:t>
-      </w:r>
-      <w:r>
-        <w:rPr>
-          <w:rFonts w:cs="Arial"/>
-        </w:rPr>
-        <w:t>def</w:t>
-      </w:r>
-      <w:r>
-        <w:rPr>
-          <w:rFonts w:cs="Arial"/>
-        </w:rPr>
-        <w:t xml:space="preserve">erential </w:t>
-      </w:r>
-      <w:r>
-        <w:rPr>
-          <w:rFonts w:cs="Arial"/>
-        </w:rPr>
-        <w:t xml:space="preserve">to the British classics rather than </w:t>
-      </w:r>
-      <w:r>
-        <w:rPr>
-          <w:rFonts w:cs="Arial"/>
-        </w:rPr>
-        <w:t xml:space="preserve">focusing on </w:t>
-      </w:r>
-      <w:r>
-        <w:rPr>
-          <w:rFonts w:cs="Arial"/>
-        </w:rPr>
-        <w:t>his</w:t>
-      </w:r>
-      <w:r>
-        <w:rPr>
-          <w:rFonts w:cs="Arial"/>
-        </w:rPr>
-        <w:t xml:space="preserve"> overwhelming interest:</w:t>
-      </w:r>
-      <w:r>
-        <w:rPr>
-          <w:rFonts w:cs="Arial"/>
-        </w:rPr>
-        <w:t xml:space="preserve"> </w:t>
-      </w:r>
-      <w:r>
-        <w:rPr>
-          <w:rFonts w:cs="Arial"/>
-        </w:rPr>
-        <w:t xml:space="preserve">serious applied research on </w:t>
+        <w:t xml:space="preserve"> research on </w:t>
       </w:r>
       <w:r>
         <w:rPr>
@@ -996,232 +967,210 @@
         <w:rPr>
           <w:rFonts w:cs="Arial"/>
         </w:rPr>
-        <w:t xml:space="preserve">Maffeo </w:t>
+        <w:t>Maffeo Pantaleone.</w:t>
+      </w:r>
+      <w:r>
+        <w:rPr>
+          <w:rFonts w:cs="Arial"/>
+        </w:rPr>
+        <w:t xml:space="preserve"> </w:t>
+      </w:r>
+      <w:proofErr w:type="gramStart"/>
+      <w:r>
+        <w:rPr>
+          <w:rFonts w:cs="Arial"/>
+        </w:rPr>
+        <w:t>Similarly</w:t>
+      </w:r>
+      <w:proofErr w:type="gramEnd"/>
+      <w:r>
+        <w:rPr>
+          <w:rFonts w:cs="Arial"/>
+        </w:rPr>
+        <w:t xml:space="preserve"> his t</w:t>
+      </w:r>
+      <w:r>
+        <w:rPr>
+          <w:rFonts w:cs="Arial"/>
+        </w:rPr>
+        <w:t>ranslati</w:t>
+      </w:r>
+      <w:r>
+        <w:rPr>
+          <w:rFonts w:cs="Arial"/>
+        </w:rPr>
+        <w:t xml:space="preserve">on of </w:t>
+      </w:r>
+      <w:r>
+        <w:rPr>
+          <w:rFonts w:cs="Arial"/>
+        </w:rPr>
+        <w:t>John Williams’</w:t>
+      </w:r>
+      <w:r>
+        <w:rPr>
+          <w:rFonts w:cs="Arial"/>
+        </w:rPr>
+        <w:t>s</w:t>
+      </w:r>
+      <w:r>
+        <w:rPr>
+          <w:rFonts w:cs="Arial"/>
+        </w:rPr>
+        <w:t xml:space="preserve"> </w:t>
+      </w:r>
+      <w:r>
+        <w:rPr>
+          <w:rFonts w:cs="Arial"/>
+        </w:rPr>
+        <w:t xml:space="preserve">book </w:t>
+      </w:r>
+      <w:r>
+        <w:rPr>
+          <w:rFonts w:cs="Arial"/>
+        </w:rPr>
+        <w:t xml:space="preserve">on Argentine international trade </w:t>
+      </w:r>
+      <w:r>
+        <w:rPr>
+          <w:rFonts w:cs="Arial"/>
+        </w:rPr>
+        <w:t xml:space="preserve">introduced </w:t>
       </w:r>
       <w:proofErr w:type="spellStart"/>
       <w:r>
         <w:rPr>
           <w:rFonts w:cs="Arial"/>
         </w:rPr>
-        <w:t>Pantaleone</w:t>
+        <w:t>Prebisch</w:t>
       </w:r>
       <w:proofErr w:type="spellEnd"/>
       <w:r>
         <w:rPr>
           <w:rFonts w:cs="Arial"/>
         </w:rPr>
+        <w:t xml:space="preserve"> to the work of </w:t>
+      </w:r>
+      <w:r>
+        <w:rPr>
+          <w:rFonts w:cs="Arial"/>
+        </w:rPr>
+        <w:t xml:space="preserve">Frank W. Taussig at Harvard University and other </w:t>
+      </w:r>
+      <w:r>
+        <w:rPr>
+          <w:rFonts w:cs="Arial"/>
+        </w:rPr>
+        <w:t xml:space="preserve">American </w:t>
+      </w:r>
+      <w:r>
+        <w:rPr>
+          <w:rFonts w:cs="Arial"/>
+        </w:rPr>
+        <w:t>economists</w:t>
+      </w:r>
+      <w:r>
+        <w:rPr>
+          <w:rFonts w:cs="Arial"/>
+        </w:rPr>
+        <w:t xml:space="preserve">. </w:t>
+      </w:r>
+      <w:r>
+        <w:rPr>
+          <w:rFonts w:cs="Arial"/>
+        </w:rPr>
+        <w:t xml:space="preserve">In the absence of Faculty </w:t>
+      </w:r>
+      <w:r>
+        <w:rPr>
+          <w:rFonts w:cs="Arial"/>
+        </w:rPr>
+        <w:t>s</w:t>
+      </w:r>
+      <w:r>
+        <w:rPr>
+          <w:rFonts w:cs="Arial"/>
+        </w:rPr>
+        <w:t xml:space="preserve">eminars on Argentine public policy he organized </w:t>
+      </w:r>
+      <w:r>
+        <w:rPr>
+          <w:rFonts w:cs="Arial"/>
+        </w:rPr>
+        <w:t xml:space="preserve">informal </w:t>
+      </w:r>
+      <w:r>
+        <w:rPr>
+          <w:rFonts w:cs="Arial"/>
+        </w:rPr>
+        <w:t>research groups with equally committed fellow students</w:t>
+      </w:r>
+      <w:r>
+        <w:rPr>
+          <w:rFonts w:cs="Arial"/>
+        </w:rPr>
+        <w:t xml:space="preserve"> </w:t>
+      </w:r>
+      <w:r>
+        <w:rPr>
+          <w:rFonts w:cs="Arial"/>
+        </w:rPr>
+        <w:t>such as Ernesto Malaccorto</w:t>
+      </w:r>
+      <w:r>
+        <w:rPr>
+          <w:rFonts w:cs="Arial"/>
+        </w:rPr>
+        <w:t xml:space="preserve"> </w:t>
+      </w:r>
+      <w:r>
+        <w:rPr>
+          <w:rFonts w:cs="Arial"/>
+        </w:rPr>
+        <w:t xml:space="preserve">who would become </w:t>
+      </w:r>
+      <w:r>
+        <w:rPr>
+          <w:rFonts w:cs="Arial"/>
+        </w:rPr>
+        <w:t xml:space="preserve">lasting members of an emerging </w:t>
+      </w:r>
+      <w:r>
+        <w:rPr>
+          <w:rFonts w:cs="Arial"/>
+        </w:rPr>
+        <w:t>‘</w:t>
+      </w:r>
+      <w:proofErr w:type="spellStart"/>
+      <w:r>
+        <w:rPr>
+          <w:rFonts w:cs="Arial"/>
+        </w:rPr>
+        <w:t>Prebisch</w:t>
+      </w:r>
+      <w:proofErr w:type="spellEnd"/>
+      <w:r>
+        <w:rPr>
+          <w:rFonts w:cs="Arial"/>
+        </w:rPr>
+        <w:t xml:space="preserve"> team</w:t>
+      </w:r>
+      <w:r>
+        <w:rPr>
+          <w:rFonts w:cs="Arial"/>
+        </w:rPr>
+        <w:t>’</w:t>
+      </w:r>
+      <w:r>
+        <w:rPr>
+          <w:rFonts w:cs="Arial"/>
+        </w:rPr>
         <w:t>.</w:t>
       </w:r>
       <w:r>
         <w:rPr>
           <w:rFonts w:cs="Arial"/>
         </w:rPr>
-        <w:t xml:space="preserve"> </w:t>
-      </w:r>
-      <w:proofErr w:type="gramStart"/>
-      <w:r>
-        <w:rPr>
-          <w:rFonts w:cs="Arial"/>
-        </w:rPr>
-        <w:t>Similarly</w:t>
-      </w:r>
-      <w:proofErr w:type="gramEnd"/>
-      <w:r>
-        <w:rPr>
-          <w:rFonts w:cs="Arial"/>
-        </w:rPr>
-        <w:t xml:space="preserve"> his t</w:t>
-      </w:r>
-      <w:r>
-        <w:rPr>
-          <w:rFonts w:cs="Arial"/>
-        </w:rPr>
-        <w:t>ranslati</w:t>
-      </w:r>
-      <w:r>
-        <w:rPr>
-          <w:rFonts w:cs="Arial"/>
-        </w:rPr>
-        <w:t xml:space="preserve">on of </w:t>
-      </w:r>
-      <w:r>
-        <w:rPr>
-          <w:rFonts w:cs="Arial"/>
-        </w:rPr>
-        <w:t>John Williams’</w:t>
-      </w:r>
-      <w:r>
-        <w:rPr>
-          <w:rFonts w:cs="Arial"/>
-        </w:rPr>
-        <w:t>s</w:t>
-      </w:r>
-      <w:r>
-        <w:rPr>
-          <w:rFonts w:cs="Arial"/>
-        </w:rPr>
-        <w:t xml:space="preserve"> </w:t>
-      </w:r>
-      <w:r>
-        <w:rPr>
-          <w:rFonts w:cs="Arial"/>
-        </w:rPr>
-        <w:t xml:space="preserve">book </w:t>
-      </w:r>
-      <w:r>
-        <w:rPr>
-          <w:rFonts w:cs="Arial"/>
-        </w:rPr>
-        <w:t xml:space="preserve">on Argentine international trade </w:t>
-      </w:r>
-      <w:r>
-        <w:rPr>
-          <w:rFonts w:cs="Arial"/>
-        </w:rPr>
-        <w:t xml:space="preserve">introduced </w:t>
-      </w:r>
-      <w:proofErr w:type="spellStart"/>
-      <w:r>
-        <w:rPr>
-          <w:rFonts w:cs="Arial"/>
-        </w:rPr>
-        <w:t>Prebisch</w:t>
-      </w:r>
-      <w:proofErr w:type="spellEnd"/>
-      <w:r>
-        <w:rPr>
-          <w:rFonts w:cs="Arial"/>
-        </w:rPr>
-        <w:t xml:space="preserve"> to the work of </w:t>
-      </w:r>
-      <w:r>
-        <w:rPr>
-          <w:rFonts w:cs="Arial"/>
-        </w:rPr>
-        <w:t xml:space="preserve">Frank W. Taussig at Harvard University and other </w:t>
-      </w:r>
-      <w:r>
-        <w:rPr>
-          <w:rFonts w:cs="Arial"/>
-        </w:rPr>
-        <w:t xml:space="preserve">American </w:t>
-      </w:r>
-      <w:r>
-        <w:rPr>
-          <w:rFonts w:cs="Arial"/>
-        </w:rPr>
-        <w:t>economists</w:t>
-      </w:r>
-      <w:r>
-        <w:rPr>
-          <w:rFonts w:cs="Arial"/>
-        </w:rPr>
-        <w:t xml:space="preserve">. </w:t>
-      </w:r>
-      <w:r>
-        <w:rPr>
-          <w:rFonts w:cs="Arial"/>
-        </w:rPr>
-        <w:t xml:space="preserve">In the absence of Faculty </w:t>
-      </w:r>
-      <w:r>
-        <w:rPr>
-          <w:rFonts w:cs="Arial"/>
-        </w:rPr>
-        <w:t>s</w:t>
-      </w:r>
-      <w:r>
-        <w:rPr>
-          <w:rFonts w:cs="Arial"/>
-        </w:rPr>
-        <w:t xml:space="preserve">eminars on Argentine public policy he organized </w:t>
-      </w:r>
-      <w:r>
-        <w:rPr>
-          <w:rFonts w:cs="Arial"/>
-        </w:rPr>
-        <w:t xml:space="preserve">informal </w:t>
-      </w:r>
-      <w:r>
-        <w:rPr>
-          <w:rFonts w:cs="Arial"/>
-        </w:rPr>
-        <w:t>research groups with equally committed fellow students</w:t>
-      </w:r>
-      <w:r>
-        <w:rPr>
-          <w:rFonts w:cs="Arial"/>
-        </w:rPr>
-        <w:t xml:space="preserve"> </w:t>
-      </w:r>
-      <w:r>
-        <w:rPr>
-          <w:rFonts w:cs="Arial"/>
-        </w:rPr>
-        <w:t xml:space="preserve">such as Ernesto </w:t>
-      </w:r>
-      <w:proofErr w:type="spellStart"/>
-      <w:r>
-        <w:rPr>
-          <w:rFonts w:cs="Arial"/>
-        </w:rPr>
-        <w:t>Malaccorto</w:t>
-      </w:r>
-      <w:proofErr w:type="spellEnd"/>
-      <w:r>
-        <w:rPr>
-          <w:rFonts w:cs="Arial"/>
-        </w:rPr>
-        <w:t xml:space="preserve"> </w:t>
-      </w:r>
-      <w:r>
-        <w:rPr>
-          <w:rFonts w:cs="Arial"/>
-        </w:rPr>
-        <w:t xml:space="preserve">who would become </w:t>
-      </w:r>
-      <w:r>
-        <w:rPr>
-          <w:rFonts w:cs="Arial"/>
-        </w:rPr>
-        <w:t xml:space="preserve">lasting members of an emerging </w:t>
-      </w:r>
-      <w:r>
-        <w:rPr>
-          <w:rFonts w:cs="Arial"/>
-        </w:rPr>
-        <w:t>‘</w:t>
-      </w:r>
-      <w:proofErr w:type="spellStart"/>
-      <w:r>
-        <w:rPr>
-          <w:rFonts w:cs="Arial"/>
-        </w:rPr>
-        <w:t>Prebisch</w:t>
-      </w:r>
-      <w:proofErr w:type="spellEnd"/>
-      <w:r>
-        <w:rPr>
-          <w:rFonts w:cs="Arial"/>
-        </w:rPr>
-        <w:t xml:space="preserve"> team</w:t>
-      </w:r>
-      <w:r>
-        <w:rPr>
-          <w:rFonts w:cs="Arial"/>
-        </w:rPr>
-        <w:t>’</w:t>
-      </w:r>
-      <w:r>
-        <w:rPr>
-          <w:rFonts w:cs="Arial"/>
-        </w:rPr>
-        <w:t>.</w:t>
-      </w:r>
-      <w:r>
-        <w:rPr>
-          <w:rFonts w:cs="Arial"/>
-        </w:rPr>
         <w:t xml:space="preserve"> H</w:t>
       </w:r>
       <w:r>
@@ -1312,51 +1261,38 @@
         <w:rPr>
           <w:rFonts w:cs="Arial"/>
         </w:rPr>
-        <w:t xml:space="preserve">Argentine </w:t>
+        <w:t>Argentine ec</w:t>
+      </w:r>
+      <w:r>
+        <w:rPr>
+          <w:rFonts w:cs="Arial"/>
+        </w:rPr>
+        <w:t xml:space="preserve">onomic history yielded findings </w:t>
+      </w:r>
+      <w:r>
+        <w:rPr>
+          <w:rFonts w:cs="Arial"/>
+        </w:rPr>
+        <w:t xml:space="preserve">which challenged </w:t>
+      </w:r>
+      <w:r>
+        <w:rPr>
+          <w:rFonts w:cs="Arial"/>
+        </w:rPr>
+        <w:t xml:space="preserve">conventional approaches. By his </w:t>
       </w:r>
       <w:r>
         <w:rPr>
           <w:rFonts w:cs="Arial"/>
         </w:rPr>
         <w:lastRenderedPageBreak/>
-        <w:t>ec</w:t>
-      </w:r>
-      <w:r>
-        <w:rPr>
-          <w:rFonts w:cs="Arial"/>
-        </w:rPr>
-        <w:t xml:space="preserve">onomic history yielded findings </w:t>
-      </w:r>
-      <w:r>
-        <w:rPr>
-          <w:rFonts w:cs="Arial"/>
-        </w:rPr>
-        <w:t xml:space="preserve">which challenged </w:t>
-      </w:r>
-      <w:r>
-        <w:rPr>
-          <w:rFonts w:cs="Arial"/>
-        </w:rPr>
-        <w:t xml:space="preserve">conventional approaches. By his </w:t>
-      </w:r>
-      <w:r>
-        <w:rPr>
-          <w:rFonts w:cs="Arial"/>
-        </w:rPr>
         <w:t xml:space="preserve">graduation in 1922 he had emerged as the outstanding student of his generation and </w:t>
       </w:r>
       <w:r>
         <w:rPr>
           <w:rFonts w:cs="Arial"/>
         </w:rPr>
-        <w:t xml:space="preserve">was invited to join the </w:t>
-      </w:r>
-      <w:proofErr w:type="gramStart"/>
-      <w:r>
-        <w:rPr>
-          <w:rFonts w:cs="Arial"/>
-        </w:rPr>
-        <w:t>F</w:t>
+        <w:t>was invited to join the F</w:t>
       </w:r>
       <w:r>
         <w:rPr>
@@ -1364,7 +1300,6 @@
         </w:rPr>
         <w:t>aculty</w:t>
       </w:r>
-      <w:proofErr w:type="gramEnd"/>
       <w:r>
         <w:rPr>
           <w:rFonts w:cs="Arial"/>
@@ -1548,8 +1483,16 @@
         <w:rPr>
           <w:rFonts w:cs="Arial"/>
         </w:rPr>
-        <w:t xml:space="preserve"> and also</w:t>
-      </w:r>
+        <w:t xml:space="preserve"> </w:t>
+      </w:r>
+      <w:proofErr w:type="gramStart"/>
+      <w:r>
+        <w:rPr>
+          <w:rFonts w:cs="Arial"/>
+        </w:rPr>
+        <w:t>and also</w:t>
+      </w:r>
+      <w:proofErr w:type="gramEnd"/>
       <w:r>
         <w:rPr>
           <w:rFonts w:cs="Arial"/>
@@ -2036,16 +1979,8 @@
         <w:rPr>
           <w:rFonts w:cs="Arial"/>
         </w:rPr>
-        <w:t xml:space="preserve">When the new military government of General José Felix </w:t>
-      </w:r>
-      <w:proofErr w:type="spellStart"/>
-      <w:r>
-        <w:rPr>
-          <w:rFonts w:cs="Arial"/>
-        </w:rPr>
-        <w:t>Uriburu</w:t>
-      </w:r>
-      <w:proofErr w:type="spellEnd"/>
+        <w:t>When the new military government of General José Felix Uriburu</w:t>
+      </w:r>
       <w:r>
         <w:rPr>
           <w:rFonts w:cs="Arial"/>
@@ -3034,8 +2969,14 @@
         <w:rPr>
           <w:rFonts w:cs="Arial"/>
         </w:rPr>
+        <w:t xml:space="preserve">With war in Europe after September 1939 and the closing of that market to South </w:t>
+      </w:r>
+      <w:r>
+        <w:rPr>
+          <w:rFonts w:cs="Arial"/>
+        </w:rPr>
         <w:lastRenderedPageBreak/>
-        <w:t xml:space="preserve">With war in Europe after September 1939 and the closing of that market to South American goods, </w:t>
+        <w:t xml:space="preserve">American goods, </w:t>
       </w:r>
       <w:proofErr w:type="spellStart"/>
       <w:r>
@@ -4506,44 +4447,44 @@
         <w:rPr>
           <w:rFonts w:cs="Arial"/>
         </w:rPr>
-        <w:t xml:space="preserve"> Economic Commission for </w:t>
+        <w:t xml:space="preserve"> Economic Commission for Latin America (</w:t>
+      </w:r>
+      <w:r>
+        <w:rPr>
+          <w:rFonts w:cs="Arial"/>
+        </w:rPr>
+        <w:t>ECLA;</w:t>
+      </w:r>
+      <w:r>
+        <w:rPr>
+          <w:rFonts w:cs="Arial"/>
+        </w:rPr>
+        <w:t xml:space="preserve"> CEPAL in Spanish</w:t>
+      </w:r>
+      <w:r>
+        <w:rPr>
+          <w:rFonts w:cs="Arial"/>
+        </w:rPr>
+        <w:t>) in Santiago</w:t>
+      </w:r>
+      <w:r>
+        <w:rPr>
+          <w:rFonts w:cs="Arial"/>
+        </w:rPr>
+        <w:t>,</w:t>
+      </w:r>
+      <w:r>
+        <w:rPr>
+          <w:rFonts w:cs="Arial"/>
+        </w:rPr>
+        <w:t xml:space="preserve"> Chile. His task was to write an </w:t>
       </w:r>
       <w:r>
         <w:rPr>
           <w:rFonts w:cs="Arial"/>
         </w:rPr>
         <w:lastRenderedPageBreak/>
-        <w:t>Latin America (</w:t>
-      </w:r>
-      <w:r>
-        <w:rPr>
-          <w:rFonts w:cs="Arial"/>
-        </w:rPr>
-        <w:t>ECLA;</w:t>
-      </w:r>
-      <w:r>
-        <w:rPr>
-          <w:rFonts w:cs="Arial"/>
-        </w:rPr>
-        <w:t xml:space="preserve"> CEPAL in Spanish</w:t>
-      </w:r>
-      <w:r>
-        <w:rPr>
-          <w:rFonts w:cs="Arial"/>
-        </w:rPr>
-        <w:t>) in Santiago</w:t>
-      </w:r>
-      <w:r>
-        <w:rPr>
-          <w:rFonts w:cs="Arial"/>
-        </w:rPr>
-        <w:t>,</w:t>
-      </w:r>
-      <w:r>
-        <w:rPr>
-          <w:rFonts w:cs="Arial"/>
-        </w:rPr>
-        <w:t xml:space="preserve"> Chile. His task was to write an introduction for </w:t>
+        <w:t xml:space="preserve">introduction for </w:t>
       </w:r>
       <w:r>
         <w:rPr>
@@ -5444,45 +5385,416 @@
         <w:rPr>
           <w:rFonts w:cs="Arial"/>
         </w:rPr>
-        <w:t xml:space="preserve"> Celso Furtado, Victor </w:t>
+        <w:t xml:space="preserve"> Celso Furtado, Victor Urquidi </w:t>
+      </w:r>
+      <w:r>
+        <w:rPr>
+          <w:rFonts w:cs="Arial"/>
+        </w:rPr>
+        <w:t>and</w:t>
+      </w:r>
+      <w:r>
+        <w:rPr>
+          <w:rFonts w:cs="Arial"/>
+        </w:rPr>
+        <w:t xml:space="preserve"> Anibal Pinto</w:t>
+      </w:r>
+      <w:r>
+        <w:rPr>
+          <w:rFonts w:cs="Arial"/>
+        </w:rPr>
+        <w:t>. T</w:t>
+      </w:r>
+      <w:r>
+        <w:rPr>
+          <w:rFonts w:cs="Arial"/>
+        </w:rPr>
+        <w:t xml:space="preserve">hat economists from all parts of Latin America were working together for a common cause made </w:t>
+      </w:r>
+      <w:r>
+        <w:rPr>
+          <w:rFonts w:cs="Arial"/>
+        </w:rPr>
+        <w:t>ECLA</w:t>
+      </w:r>
+      <w:r>
+        <w:rPr>
+          <w:rFonts w:cs="Arial"/>
+        </w:rPr>
+        <w:t xml:space="preserve"> </w:t>
+      </w:r>
+      <w:proofErr w:type="gramStart"/>
+      <w:r>
+        <w:rPr>
+          <w:rFonts w:cs="Arial"/>
+        </w:rPr>
+        <w:t>all the more</w:t>
+      </w:r>
+      <w:proofErr w:type="gramEnd"/>
+      <w:r>
+        <w:rPr>
+          <w:rFonts w:cs="Arial"/>
+        </w:rPr>
+        <w:t xml:space="preserve"> exciting and empowering.</w:t>
+      </w:r>
+      <w:r>
+        <w:rPr>
+          <w:rFonts w:cs="Arial"/>
+        </w:rPr>
+        <w:t xml:space="preserve"> </w:t>
+      </w:r>
+      <w:r>
+        <w:rPr>
+          <w:rFonts w:cs="Arial"/>
+        </w:rPr>
+        <w:t>ECLA</w:t>
+      </w:r>
+      <w:r>
+        <w:rPr>
+          <w:rFonts w:cs="Arial"/>
+        </w:rPr>
+        <w:t xml:space="preserve"> had essential regional tasks to </w:t>
+      </w:r>
+      <w:r>
+        <w:rPr>
+          <w:rFonts w:cs="Arial"/>
+        </w:rPr>
+        <w:t>perform</w:t>
+      </w:r>
+      <w:r>
+        <w:rPr>
+          <w:rFonts w:cs="Arial"/>
+        </w:rPr>
+        <w:t>,</w:t>
+      </w:r>
+      <w:r>
+        <w:rPr>
+          <w:rFonts w:cs="Arial"/>
+        </w:rPr>
+        <w:t xml:space="preserve"> yet it </w:t>
+      </w:r>
+      <w:r>
+        <w:rPr>
+          <w:rFonts w:cs="Arial"/>
+        </w:rPr>
+        <w:t xml:space="preserve">was </w:t>
+      </w:r>
+      <w:r>
+        <w:rPr>
+          <w:rFonts w:cs="Arial"/>
+        </w:rPr>
+        <w:t xml:space="preserve">still </w:t>
+      </w:r>
+      <w:r>
+        <w:rPr>
+          <w:rFonts w:cs="Arial"/>
+        </w:rPr>
+        <w:t>accountable to governments</w:t>
+      </w:r>
+      <w:r>
+        <w:rPr>
+          <w:rFonts w:cs="Arial"/>
+        </w:rPr>
+        <w:t xml:space="preserve">. Not all Latin </w:t>
+      </w:r>
+      <w:r>
+        <w:rPr>
+          <w:rFonts w:cs="Arial"/>
+        </w:rPr>
+        <w:t xml:space="preserve">American </w:t>
+      </w:r>
+      <w:r>
+        <w:rPr>
+          <w:rFonts w:cs="Arial"/>
+        </w:rPr>
+        <w:t xml:space="preserve">governments took </w:t>
+      </w:r>
+      <w:r>
+        <w:rPr>
+          <w:rFonts w:cs="Arial"/>
+        </w:rPr>
+        <w:t>ECLA</w:t>
+      </w:r>
+      <w:r>
+        <w:rPr>
+          <w:rFonts w:cs="Arial"/>
+        </w:rPr>
+        <w:t>’s</w:t>
+      </w:r>
+      <w:r>
+        <w:rPr>
+          <w:rFonts w:cs="Arial"/>
+        </w:rPr>
+        <w:t xml:space="preserve"> advice on economic policy, but they supported </w:t>
       </w:r>
       <w:proofErr w:type="spellStart"/>
       <w:r>
         <w:rPr>
           <w:rFonts w:cs="Arial"/>
         </w:rPr>
-        <w:t>Urquidi</w:t>
+        <w:t>Prebisch</w:t>
       </w:r>
       <w:proofErr w:type="spellEnd"/>
       <w:r>
         <w:rPr>
           <w:rFonts w:cs="Arial"/>
         </w:rPr>
-        <w:t xml:space="preserve"> </w:t>
-      </w:r>
-      <w:r>
-        <w:rPr>
-          <w:rFonts w:cs="Arial"/>
-        </w:rPr>
-        <w:t>and</w:t>
-      </w:r>
-      <w:r>
-        <w:rPr>
-          <w:rFonts w:cs="Arial"/>
-        </w:rPr>
-        <w:t xml:space="preserve"> Anibal Pinto</w:t>
-      </w:r>
-      <w:r>
-        <w:rPr>
-          <w:rFonts w:cs="Arial"/>
-        </w:rPr>
-        <w:t>. T</w:t>
-      </w:r>
-      <w:r>
-        <w:rPr>
-          <w:rFonts w:cs="Arial"/>
-        </w:rPr>
-        <w:t xml:space="preserve">hat economists from all parts of Latin America were working together for a common cause made </w:t>
+        <w:t xml:space="preserve"> as a valuable authentic voice and builder in their region. In the early 1950s most countries lacked the entire knowledge infrastructure of development: reliable statistics, basic country studies, planning capacity, research and technical assistance of all kinds.</w:t>
+      </w:r>
+      <w:r>
+        <w:rPr>
+          <w:rFonts w:cs="Arial"/>
+        </w:rPr>
+        <w:t xml:space="preserve"> In </w:t>
+      </w:r>
+      <w:r>
+        <w:rPr>
+          <w:rFonts w:cs="Arial"/>
+        </w:rPr>
+        <w:t>1951</w:t>
+      </w:r>
+      <w:r>
+        <w:rPr>
+          <w:rFonts w:cs="Arial"/>
+        </w:rPr>
+        <w:t xml:space="preserve"> ECLA</w:t>
+      </w:r>
+      <w:r>
+        <w:rPr>
+          <w:rFonts w:cs="Arial"/>
+        </w:rPr>
+        <w:t xml:space="preserve"> </w:t>
+      </w:r>
+      <w:r>
+        <w:rPr>
+          <w:rFonts w:cs="Arial"/>
+        </w:rPr>
+        <w:t>began offering</w:t>
+      </w:r>
+      <w:r>
+        <w:rPr>
+          <w:rFonts w:cs="Arial"/>
+        </w:rPr>
+        <w:t xml:space="preserve"> </w:t>
+      </w:r>
+      <w:r>
+        <w:rPr>
+          <w:rFonts w:cs="Arial"/>
+        </w:rPr>
+        <w:t>special courses for young economists and planners throughout Latin America</w:t>
+      </w:r>
+      <w:r>
+        <w:rPr>
+          <w:rFonts w:cs="Arial"/>
+        </w:rPr>
+        <w:t>, and the</w:t>
+      </w:r>
+      <w:r>
+        <w:rPr>
+          <w:rFonts w:cs="Arial"/>
+        </w:rPr>
+        <w:t xml:space="preserve"> annual </w:t>
+      </w:r>
+      <w:r>
+        <w:rPr>
+          <w:rFonts w:cs="Arial"/>
+          <w:i/>
+        </w:rPr>
+        <w:t xml:space="preserve">Economic </w:t>
+      </w:r>
+      <w:r>
+        <w:rPr>
+          <w:rFonts w:cs="Arial"/>
+          <w:i/>
+        </w:rPr>
+        <w:t>Survey</w:t>
+      </w:r>
+      <w:r>
+        <w:rPr>
+          <w:rFonts w:cs="Arial"/>
+          <w:i/>
+        </w:rPr>
+        <w:t xml:space="preserve"> of Latin America</w:t>
+      </w:r>
+      <w:r>
+        <w:rPr>
+          <w:rFonts w:cs="Arial"/>
+        </w:rPr>
+        <w:t xml:space="preserve"> became a </w:t>
+      </w:r>
+      <w:r>
+        <w:rPr>
+          <w:rFonts w:cs="Arial"/>
+        </w:rPr>
+        <w:t>best seller</w:t>
+      </w:r>
+      <w:r>
+        <w:rPr>
+          <w:rFonts w:cs="Arial"/>
+        </w:rPr>
+        <w:t>. By the late 1950s national capacities had greatly expanded in most</w:t>
+      </w:r>
+      <w:r>
+        <w:rPr>
+          <w:rFonts w:cs="Arial"/>
+        </w:rPr>
+        <w:t xml:space="preserve"> countries</w:t>
+      </w:r>
+      <w:r>
+        <w:rPr>
+          <w:rFonts w:cs="Arial"/>
+        </w:rPr>
+        <w:t xml:space="preserve">, </w:t>
+      </w:r>
+      <w:r>
+        <w:rPr>
+          <w:rFonts w:cs="Arial"/>
+        </w:rPr>
+        <w:t>with ECLA</w:t>
+      </w:r>
+      <w:r>
+        <w:rPr>
+          <w:rFonts w:cs="Arial"/>
+        </w:rPr>
+        <w:t xml:space="preserve"> as a key provider of essential services for development.</w:t>
+      </w:r>
+      <w:r>
+        <w:rPr>
+          <w:rFonts w:cs="Arial"/>
+        </w:rPr>
+        <w:t xml:space="preserve"> </w:t>
+      </w:r>
+      <w:proofErr w:type="spellStart"/>
+      <w:r>
+        <w:rPr>
+          <w:rFonts w:cs="Arial"/>
+        </w:rPr>
+        <w:t>Prebisch’s</w:t>
+      </w:r>
+      <w:proofErr w:type="spellEnd"/>
+      <w:r>
+        <w:rPr>
+          <w:rFonts w:cs="Arial"/>
+        </w:rPr>
+        <w:t xml:space="preserve"> leadership proved effective. He built an extraordinary team </w:t>
+      </w:r>
+      <w:r>
+        <w:rPr>
+          <w:rFonts w:cs="Arial"/>
+        </w:rPr>
+        <w:t>of experts who</w:t>
+      </w:r>
+      <w:r>
+        <w:rPr>
+          <w:rFonts w:cs="Arial"/>
+        </w:rPr>
+        <w:t xml:space="preserve"> felt especially</w:t>
+      </w:r>
+      <w:r>
+        <w:rPr>
+          <w:rFonts w:cs="Arial"/>
+        </w:rPr>
+        <w:t xml:space="preserve"> </w:t>
+      </w:r>
+      <w:r>
+        <w:rPr>
+          <w:rFonts w:cs="Arial"/>
+        </w:rPr>
+        <w:t xml:space="preserve">fortunate to have been </w:t>
+      </w:r>
+      <w:r>
+        <w:rPr>
+          <w:rFonts w:cs="Arial"/>
+        </w:rPr>
+        <w:t>chosen to work (normally to ex</w:t>
+      </w:r>
+      <w:r>
+        <w:rPr>
+          <w:rFonts w:cs="Arial"/>
+        </w:rPr>
+        <w:t>haustion) for ‘the great heresiarch</w:t>
+      </w:r>
+      <w:r>
+        <w:rPr>
+          <w:rFonts w:cs="Arial"/>
+        </w:rPr>
+        <w:t>’ (</w:t>
+      </w:r>
+      <w:r>
+        <w:rPr>
+          <w:rFonts w:cs="Arial"/>
+        </w:rPr>
+        <w:t xml:space="preserve">D.H. Pollock in </w:t>
+      </w:r>
+      <w:proofErr w:type="spellStart"/>
+      <w:r>
+        <w:rPr>
+          <w:rFonts w:cs="Arial"/>
+        </w:rPr>
+        <w:t>Dosman</w:t>
+      </w:r>
+      <w:proofErr w:type="spellEnd"/>
+      <w:r>
+        <w:rPr>
+          <w:rFonts w:cs="Arial"/>
+        </w:rPr>
+        <w:t xml:space="preserve"> 2006: 15</w:t>
+      </w:r>
+      <w:r>
+        <w:rPr>
+          <w:rFonts w:cs="Arial"/>
+        </w:rPr>
+        <w:t>)</w:t>
+      </w:r>
+      <w:r>
+        <w:rPr>
+          <w:rFonts w:cs="Arial"/>
+        </w:rPr>
+        <w:t xml:space="preserve">. </w:t>
+      </w:r>
+      <w:proofErr w:type="spellStart"/>
+      <w:r>
+        <w:rPr>
+          <w:rFonts w:cs="Arial"/>
+        </w:rPr>
+        <w:t>Prebisch</w:t>
+      </w:r>
+      <w:proofErr w:type="spellEnd"/>
+      <w:r>
+        <w:rPr>
+          <w:rFonts w:cs="Arial"/>
+        </w:rPr>
+        <w:t xml:space="preserve"> protected his</w:t>
+      </w:r>
+      <w:r>
+        <w:rPr>
+          <w:rFonts w:cs="Arial"/>
+        </w:rPr>
+        <w:t xml:space="preserve"> staff with implacable firmness. H</w:t>
+      </w:r>
+      <w:r>
+        <w:rPr>
+          <w:rFonts w:cs="Arial"/>
+        </w:rPr>
+        <w:t>is charisma, loyalty and uncompromising commitment energized his followers</w:t>
+      </w:r>
+      <w:r>
+        <w:rPr>
+          <w:rFonts w:cs="Arial"/>
+        </w:rPr>
+        <w:t xml:space="preserve">. Under </w:t>
+      </w:r>
+      <w:r>
+        <w:rPr>
+          <w:rFonts w:cs="Arial"/>
+        </w:rPr>
+        <w:t>hi</w:t>
+      </w:r>
+      <w:r>
+        <w:rPr>
+          <w:rFonts w:cs="Arial"/>
+        </w:rPr>
+        <w:t xml:space="preserve">s direction </w:t>
       </w:r>
       <w:r>
         <w:rPr>
@@ -5494,21 +5806,148 @@
         <w:rPr>
           <w:rFonts w:cs="Arial"/>
         </w:rPr>
-        <w:t xml:space="preserve"> </w:t>
-      </w:r>
-      <w:proofErr w:type="gramStart"/>
-      <w:r>
-        <w:rPr>
-          <w:rFonts w:cs="Arial"/>
-        </w:rPr>
-        <w:t>all the more</w:t>
-      </w:r>
-      <w:proofErr w:type="gramEnd"/>
-      <w:r>
-        <w:rPr>
-          <w:rFonts w:cs="Arial"/>
-        </w:rPr>
-        <w:t xml:space="preserve"> exciting and empowering.</w:t>
+        <w:t xml:space="preserve"> developed a theory of economic development for Latin America, different from US, Soviet or West European models</w:t>
+      </w:r>
+      <w:r>
+        <w:rPr>
+          <w:rFonts w:cs="Arial"/>
+        </w:rPr>
+        <w:t xml:space="preserve"> and</w:t>
+      </w:r>
+      <w:r>
+        <w:rPr>
+          <w:rFonts w:cs="Arial"/>
+        </w:rPr>
+        <w:t xml:space="preserve"> soundly based in the economic conditions of the </w:t>
+      </w:r>
+      <w:r>
+        <w:rPr>
+          <w:rFonts w:cs="Arial"/>
+        </w:rPr>
+        <w:t>time</w:t>
+      </w:r>
+      <w:r>
+        <w:rPr>
+          <w:rFonts w:cs="Arial"/>
+        </w:rPr>
+        <w:t xml:space="preserve">. </w:t>
+      </w:r>
+      <w:proofErr w:type="spellStart"/>
+      <w:r>
+        <w:rPr>
+          <w:rFonts w:cs="Arial"/>
+        </w:rPr>
+        <w:t>Prebisch</w:t>
+      </w:r>
+      <w:proofErr w:type="spellEnd"/>
+      <w:r>
+        <w:rPr>
+          <w:rFonts w:cs="Arial"/>
+        </w:rPr>
+        <w:t xml:space="preserve"> always </w:t>
+      </w:r>
+      <w:r>
+        <w:rPr>
+          <w:rFonts w:cs="Arial"/>
+        </w:rPr>
+        <w:lastRenderedPageBreak/>
+        <w:t>ensure</w:t>
+      </w:r>
+      <w:r>
+        <w:rPr>
+          <w:rFonts w:cs="Arial"/>
+        </w:rPr>
+        <w:t>d</w:t>
+      </w:r>
+      <w:r>
+        <w:rPr>
+          <w:rFonts w:cs="Arial"/>
+        </w:rPr>
+        <w:t xml:space="preserve"> that conflicting perspectives on markets and the state were debated and results tested empirically. </w:t>
+      </w:r>
+      <w:r>
+        <w:rPr>
+          <w:rFonts w:cs="Arial"/>
+        </w:rPr>
+        <w:t>Although i</w:t>
+      </w:r>
+      <w:r>
+        <w:rPr>
+          <w:rFonts w:cs="Arial"/>
+        </w:rPr>
+        <w:t>mport-substituting i</w:t>
+      </w:r>
+      <w:r>
+        <w:rPr>
+          <w:rFonts w:cs="Arial"/>
+        </w:rPr>
+        <w:t xml:space="preserve">ndustrialization, as the model became known, </w:t>
+      </w:r>
+      <w:r>
+        <w:rPr>
+          <w:rFonts w:cs="Arial"/>
+        </w:rPr>
+        <w:t xml:space="preserve">remained controversial, it </w:t>
+      </w:r>
+      <w:r>
+        <w:rPr>
+          <w:rFonts w:cs="Arial"/>
+        </w:rPr>
+        <w:t>deliver</w:t>
+      </w:r>
+      <w:r>
+        <w:rPr>
+          <w:rFonts w:cs="Arial"/>
+        </w:rPr>
+        <w:t>ed</w:t>
+      </w:r>
+      <w:r>
+        <w:rPr>
+          <w:rFonts w:cs="Arial"/>
+        </w:rPr>
+        <w:t xml:space="preserve"> </w:t>
+      </w:r>
+      <w:r>
+        <w:rPr>
+          <w:rFonts w:cs="Arial"/>
+        </w:rPr>
+        <w:t xml:space="preserve">strong annual regional </w:t>
+      </w:r>
+      <w:r>
+        <w:rPr>
+          <w:rFonts w:cs="Arial"/>
+        </w:rPr>
+        <w:t>economic growth</w:t>
+      </w:r>
+      <w:r>
+        <w:rPr>
+          <w:rFonts w:cs="Arial"/>
+        </w:rPr>
+        <w:t xml:space="preserve"> of 6.2</w:t>
+      </w:r>
+      <w:r>
+        <w:rPr>
+          <w:rFonts w:cs="Arial"/>
+        </w:rPr>
+        <w:t xml:space="preserve"> per cent</w:t>
+      </w:r>
+      <w:r>
+        <w:rPr>
+          <w:rFonts w:cs="Arial"/>
+        </w:rPr>
+        <w:t xml:space="preserve"> </w:t>
+      </w:r>
+      <w:r>
+        <w:rPr>
+          <w:rFonts w:cs="Arial"/>
+        </w:rPr>
+        <w:t>until the mid-1970s</w:t>
+      </w:r>
+      <w:r>
+        <w:rPr>
+          <w:rFonts w:cs="Arial"/>
+        </w:rPr>
+        <w:t>.</w:t>
       </w:r>
       <w:r>
         <w:rPr>
@@ -5526,13 +5965,73 @@
         <w:rPr>
           <w:rFonts w:cs="Arial"/>
         </w:rPr>
-        <w:t xml:space="preserve"> had essential regional tasks to </w:t>
-      </w:r>
-      <w:r>
-        <w:rPr>
-          <w:rFonts w:cs="Arial"/>
-        </w:rPr>
-        <w:t>perform</w:t>
+        <w:t xml:space="preserve">’s focus evolved as the </w:t>
+      </w:r>
+      <w:r>
+        <w:rPr>
+          <w:rFonts w:cs="Arial"/>
+        </w:rPr>
+        <w:t>1950s</w:t>
+      </w:r>
+      <w:r>
+        <w:rPr>
+          <w:rFonts w:cs="Arial"/>
+        </w:rPr>
+        <w:t xml:space="preserve"> progressed</w:t>
+      </w:r>
+      <w:r>
+        <w:rPr>
+          <w:rFonts w:cs="Arial"/>
+        </w:rPr>
+        <w:t xml:space="preserve"> with r</w:t>
+      </w:r>
+      <w:r>
+        <w:rPr>
+          <w:rFonts w:cs="Arial"/>
+        </w:rPr>
+        <w:t>egional trade integration bec</w:t>
+      </w:r>
+      <w:r>
+        <w:rPr>
+          <w:rFonts w:cs="Arial"/>
+        </w:rPr>
+        <w:t>oming</w:t>
+      </w:r>
+      <w:r>
+        <w:rPr>
+          <w:rFonts w:cs="Arial"/>
+        </w:rPr>
+        <w:t xml:space="preserve"> </w:t>
+      </w:r>
+      <w:r>
+        <w:rPr>
+          <w:rFonts w:cs="Arial"/>
+        </w:rPr>
+        <w:t>it</w:t>
+      </w:r>
+      <w:r>
+        <w:rPr>
+          <w:rFonts w:cs="Arial"/>
+        </w:rPr>
+        <w:t xml:space="preserve">s </w:t>
+      </w:r>
+      <w:r>
+        <w:rPr>
+          <w:rFonts w:cs="Arial"/>
+        </w:rPr>
+        <w:t>leading agenda item</w:t>
+      </w:r>
+      <w:r>
+        <w:rPr>
+          <w:rFonts w:cs="Arial"/>
+        </w:rPr>
+        <w:t xml:space="preserve"> after 1956. </w:t>
+      </w:r>
+      <w:r>
+        <w:rPr>
+          <w:rFonts w:cs="Arial"/>
+        </w:rPr>
+        <w:t>However</w:t>
       </w:r>
       <w:r>
         <w:rPr>
@@ -5544,174 +6043,63 @@
         <w:rPr>
           <w:rFonts w:cs="Arial"/>
         </w:rPr>
-        <w:t xml:space="preserve"> yet it </w:t>
-      </w:r>
-      <w:r>
-        <w:rPr>
-          <w:rFonts w:cs="Arial"/>
-        </w:rPr>
-        <w:t xml:space="preserve">was </w:t>
-      </w:r>
-      <w:r>
-        <w:rPr>
-          <w:rFonts w:cs="Arial"/>
-        </w:rPr>
-        <w:t xml:space="preserve">still </w:t>
-      </w:r>
-      <w:r>
-        <w:rPr>
-          <w:rFonts w:cs="Arial"/>
-        </w:rPr>
-        <w:t>accountable to governments</w:t>
-      </w:r>
-      <w:r>
-        <w:rPr>
-          <w:rFonts w:cs="Arial"/>
-        </w:rPr>
-        <w:t xml:space="preserve">. Not all Latin </w:t>
-      </w:r>
-      <w:r>
-        <w:rPr>
-          <w:rFonts w:cs="Arial"/>
-        </w:rPr>
-        <w:t xml:space="preserve">American </w:t>
-      </w:r>
-      <w:r>
-        <w:rPr>
-          <w:rFonts w:cs="Arial"/>
-        </w:rPr>
-        <w:t xml:space="preserve">governments took </w:t>
-      </w:r>
-      <w:r>
-        <w:rPr>
-          <w:rFonts w:cs="Arial"/>
-        </w:rPr>
-        <w:t>ECLA</w:t>
-      </w:r>
-      <w:r>
-        <w:rPr>
-          <w:rFonts w:cs="Arial"/>
-        </w:rPr>
-        <w:t>’s</w:t>
-      </w:r>
-      <w:r>
-        <w:rPr>
-          <w:rFonts w:cs="Arial"/>
-        </w:rPr>
-        <w:t xml:space="preserve"> advice on economic policy, but they supported </w:t>
+        <w:t xml:space="preserve"> </w:t>
       </w:r>
       <w:proofErr w:type="spellStart"/>
       <w:r>
         <w:rPr>
           <w:rFonts w:cs="Arial"/>
         </w:rPr>
-        <w:t>Prebisch</w:t>
+        <w:t>Prebisch’s</w:t>
       </w:r>
       <w:proofErr w:type="spellEnd"/>
       <w:r>
         <w:rPr>
           <w:rFonts w:cs="Arial"/>
         </w:rPr>
-        <w:t xml:space="preserve"> as a valuable authentic voice and builder in their region. In the early 1950s most countries lacked the entire knowledge infrastructure of development: reliable statistics, basic country studies, planning capacity, research and technical assistance of all kinds.</w:t>
-      </w:r>
-      <w:r>
-        <w:rPr>
-          <w:rFonts w:cs="Arial"/>
-        </w:rPr>
-        <w:t xml:space="preserve"> In </w:t>
-      </w:r>
-      <w:r>
-        <w:rPr>
-          <w:rFonts w:cs="Arial"/>
-        </w:rPr>
-        <w:t>1951</w:t>
-      </w:r>
-      <w:r>
-        <w:rPr>
-          <w:rFonts w:cs="Arial"/>
-        </w:rPr>
-        <w:t xml:space="preserve"> ECLA</w:t>
-      </w:r>
-      <w:r>
-        <w:rPr>
-          <w:rFonts w:cs="Arial"/>
-        </w:rPr>
-        <w:t xml:space="preserve"> </w:t>
-      </w:r>
-      <w:r>
-        <w:rPr>
-          <w:rFonts w:cs="Arial"/>
-        </w:rPr>
-        <w:t>began offering</w:t>
-      </w:r>
-      <w:r>
-        <w:rPr>
-          <w:rFonts w:cs="Arial"/>
-        </w:rPr>
-        <w:t xml:space="preserve"> </w:t>
-      </w:r>
-      <w:r>
-        <w:rPr>
-          <w:rFonts w:cs="Arial"/>
-        </w:rPr>
-        <w:t>special courses for young economists and planners throughout Latin America</w:t>
-      </w:r>
-      <w:r>
-        <w:rPr>
-          <w:rFonts w:cs="Arial"/>
-        </w:rPr>
-        <w:t>, and the</w:t>
-      </w:r>
-      <w:r>
-        <w:rPr>
-          <w:rFonts w:cs="Arial"/>
-        </w:rPr>
-        <w:t xml:space="preserve"> annual </w:t>
-      </w:r>
-      <w:r>
-        <w:rPr>
-          <w:rFonts w:cs="Arial"/>
-          <w:i/>
-        </w:rPr>
-        <w:t xml:space="preserve">Economic </w:t>
-      </w:r>
-      <w:r>
-        <w:rPr>
-          <w:rFonts w:cs="Arial"/>
-          <w:i/>
-        </w:rPr>
-        <w:t>Survey</w:t>
-      </w:r>
-      <w:r>
-        <w:rPr>
-          <w:rFonts w:cs="Arial"/>
-          <w:i/>
-        </w:rPr>
-        <w:t xml:space="preserve"> of Latin America</w:t>
-      </w:r>
-      <w:r>
-        <w:rPr>
-          <w:rFonts w:cs="Arial"/>
-        </w:rPr>
-        <w:t xml:space="preserve"> became a </w:t>
-      </w:r>
-      <w:r>
-        <w:rPr>
-          <w:rFonts w:cs="Arial"/>
-        </w:rPr>
-        <w:t>best seller</w:t>
-      </w:r>
-      <w:r>
-        <w:rPr>
-          <w:rFonts w:cs="Arial"/>
-        </w:rPr>
-        <w:t>. By the late 1950s national capacities had greatly expanded in most</w:t>
-      </w:r>
-      <w:r>
-        <w:rPr>
-          <w:rFonts w:cs="Arial"/>
-        </w:rPr>
-        <w:t xml:space="preserve"> countries</w:t>
+        <w:t xml:space="preserve"> </w:t>
+      </w:r>
+      <w:r>
+        <w:rPr>
+          <w:rFonts w:cs="Arial"/>
+        </w:rPr>
+        <w:t>ambitious quest for a Latin American Common Market was unsuccessful</w:t>
+      </w:r>
+      <w:r>
+        <w:rPr>
+          <w:rFonts w:cs="Arial"/>
+        </w:rPr>
+        <w:t xml:space="preserve">, as </w:t>
+      </w:r>
+      <w:r>
+        <w:rPr>
+          <w:rFonts w:cs="Arial"/>
+        </w:rPr>
+        <w:t xml:space="preserve">the </w:t>
+      </w:r>
+      <w:r>
+        <w:rPr>
+          <w:rFonts w:cs="Arial"/>
+        </w:rPr>
+        <w:t>General Agreement on Tariffs and Trade (</w:t>
+      </w:r>
+      <w:r>
+        <w:rPr>
+          <w:rFonts w:cs="Arial"/>
+        </w:rPr>
+        <w:t>GATT</w:t>
+      </w:r>
+      <w:r>
+        <w:rPr>
+          <w:rFonts w:cs="Arial"/>
+        </w:rPr>
+        <w:t>)</w:t>
+      </w:r>
+      <w:r>
+        <w:rPr>
+          <w:rFonts w:cs="Arial"/>
+        </w:rPr>
+        <w:t xml:space="preserve"> refused its support</w:t>
       </w:r>
       <w:r>
         <w:rPr>
@@ -5723,496 +6111,7 @@
         <w:rPr>
           <w:rFonts w:cs="Arial"/>
         </w:rPr>
-        <w:t>with ECLA</w:t>
-      </w:r>
-      <w:r>
-        <w:rPr>
-          <w:rFonts w:cs="Arial"/>
-        </w:rPr>
-        <w:t xml:space="preserve"> as a key provider of essential services for development.</w:t>
-      </w:r>
-      <w:r>
-        <w:rPr>
-          <w:rFonts w:cs="Arial"/>
-        </w:rPr>
-        <w:t xml:space="preserve"> </w:t>
-      </w:r>
-      <w:proofErr w:type="spellStart"/>
-      <w:r>
-        <w:rPr>
-          <w:rFonts w:cs="Arial"/>
-        </w:rPr>
-        <w:t>Prebisch’s</w:t>
-      </w:r>
-      <w:proofErr w:type="spellEnd"/>
-      <w:r>
-        <w:rPr>
-          <w:rFonts w:cs="Arial"/>
-        </w:rPr>
-        <w:t xml:space="preserve"> leadership proved effective. He built an extraordinary team </w:t>
-      </w:r>
-      <w:r>
-        <w:rPr>
-          <w:rFonts w:cs="Arial"/>
-        </w:rPr>
-        <w:t>of experts who</w:t>
-      </w:r>
-      <w:r>
-        <w:rPr>
-          <w:rFonts w:cs="Arial"/>
-        </w:rPr>
-        <w:t xml:space="preserve"> felt especially</w:t>
-      </w:r>
-      <w:r>
-        <w:rPr>
-          <w:rFonts w:cs="Arial"/>
-        </w:rPr>
-        <w:t xml:space="preserve"> </w:t>
-      </w:r>
-      <w:r>
-        <w:rPr>
-          <w:rFonts w:cs="Arial"/>
-        </w:rPr>
-        <w:t xml:space="preserve">fortunate to have been </w:t>
-      </w:r>
-      <w:r>
-        <w:rPr>
-          <w:rFonts w:cs="Arial"/>
-        </w:rPr>
-        <w:t>chosen to work (normally to ex</w:t>
-      </w:r>
-      <w:r>
-        <w:rPr>
-          <w:rFonts w:cs="Arial"/>
-        </w:rPr>
-        <w:t>haustion) for ‘the great heresiarch</w:t>
-      </w:r>
-      <w:r>
-        <w:rPr>
-          <w:rFonts w:cs="Arial"/>
-        </w:rPr>
-        <w:t>’ (</w:t>
-      </w:r>
-      <w:r>
-        <w:rPr>
-          <w:rFonts w:cs="Arial"/>
-        </w:rPr>
-        <w:t xml:space="preserve">D.H. Pollock in </w:t>
-      </w:r>
-      <w:proofErr w:type="spellStart"/>
-      <w:r>
-        <w:rPr>
-          <w:rFonts w:cs="Arial"/>
-        </w:rPr>
-        <w:t>Dosman</w:t>
-      </w:r>
-      <w:proofErr w:type="spellEnd"/>
-      <w:r>
-        <w:rPr>
-          <w:rFonts w:cs="Arial"/>
-        </w:rPr>
-        <w:t xml:space="preserve"> 2006: 15</w:t>
-      </w:r>
-      <w:r>
-        <w:rPr>
-          <w:rFonts w:cs="Arial"/>
-        </w:rPr>
-        <w:t>)</w:t>
-      </w:r>
-      <w:r>
-        <w:rPr>
-          <w:rFonts w:cs="Arial"/>
-        </w:rPr>
-        <w:t xml:space="preserve">. </w:t>
-      </w:r>
-      <w:proofErr w:type="spellStart"/>
-      <w:r>
-        <w:rPr>
-          <w:rFonts w:cs="Arial"/>
-        </w:rPr>
-        <w:t>Prebisch</w:t>
-      </w:r>
-      <w:proofErr w:type="spellEnd"/>
-      <w:r>
-        <w:rPr>
-          <w:rFonts w:cs="Arial"/>
-        </w:rPr>
-        <w:t xml:space="preserve"> protected his</w:t>
-      </w:r>
-      <w:r>
-        <w:rPr>
-          <w:rFonts w:cs="Arial"/>
-        </w:rPr>
-        <w:t xml:space="preserve"> staff with implacable firmness. H</w:t>
-      </w:r>
-      <w:r>
-        <w:rPr>
-          <w:rFonts w:cs="Arial"/>
-        </w:rPr>
-        <w:t>is charisma, loyalty and uncompromising commitment energized his followers</w:t>
-      </w:r>
-      <w:r>
-        <w:rPr>
-          <w:rFonts w:cs="Arial"/>
-        </w:rPr>
-        <w:t xml:space="preserve">. Under </w:t>
-      </w:r>
-      <w:r>
-        <w:rPr>
-          <w:rFonts w:cs="Arial"/>
-        </w:rPr>
-        <w:t>hi</w:t>
-      </w:r>
-      <w:r>
-        <w:rPr>
-          <w:rFonts w:cs="Arial"/>
-        </w:rPr>
-        <w:t xml:space="preserve">s direction </w:t>
-      </w:r>
-      <w:r>
-        <w:rPr>
-          <w:rFonts w:cs="Arial"/>
-        </w:rPr>
-        <w:t>ECLA</w:t>
-      </w:r>
-      <w:r>
-        <w:rPr>
-          <w:rFonts w:cs="Arial"/>
-        </w:rPr>
-        <w:t xml:space="preserve"> developed a theory of economic development for Latin America, different from US, Soviet or West </w:t>
-      </w:r>
-      <w:r>
-        <w:rPr>
-          <w:rFonts w:cs="Arial"/>
-        </w:rPr>
-        <w:lastRenderedPageBreak/>
-        <w:t>European models</w:t>
-      </w:r>
-      <w:r>
-        <w:rPr>
-          <w:rFonts w:cs="Arial"/>
-        </w:rPr>
-        <w:t xml:space="preserve"> and</w:t>
-      </w:r>
-      <w:r>
-        <w:rPr>
-          <w:rFonts w:cs="Arial"/>
-        </w:rPr>
-        <w:t xml:space="preserve"> soundly based in the economic conditions of the </w:t>
-      </w:r>
-      <w:r>
-        <w:rPr>
-          <w:rFonts w:cs="Arial"/>
-        </w:rPr>
-        <w:t>time</w:t>
-      </w:r>
-      <w:r>
-        <w:rPr>
-          <w:rFonts w:cs="Arial"/>
-        </w:rPr>
-        <w:t xml:space="preserve">. </w:t>
-      </w:r>
-      <w:proofErr w:type="spellStart"/>
-      <w:r>
-        <w:rPr>
-          <w:rFonts w:cs="Arial"/>
-        </w:rPr>
-        <w:t>Prebisch</w:t>
-      </w:r>
-      <w:proofErr w:type="spellEnd"/>
-      <w:r>
-        <w:rPr>
-          <w:rFonts w:cs="Arial"/>
-        </w:rPr>
-        <w:t xml:space="preserve"> always ensure</w:t>
-      </w:r>
-      <w:r>
-        <w:rPr>
-          <w:rFonts w:cs="Arial"/>
-        </w:rPr>
-        <w:t>d</w:t>
-      </w:r>
-      <w:r>
-        <w:rPr>
-          <w:rFonts w:cs="Arial"/>
-        </w:rPr>
-        <w:t xml:space="preserve"> that conflicting perspectives on markets and the state were </w:t>
-      </w:r>
-      <w:proofErr w:type="gramStart"/>
-      <w:r>
-        <w:rPr>
-          <w:rFonts w:cs="Arial"/>
-        </w:rPr>
-        <w:t>debated</w:t>
-      </w:r>
-      <w:proofErr w:type="gramEnd"/>
-      <w:r>
-        <w:rPr>
-          <w:rFonts w:cs="Arial"/>
-        </w:rPr>
-        <w:t xml:space="preserve"> and results tested empirically. </w:t>
-      </w:r>
-      <w:r>
-        <w:rPr>
-          <w:rFonts w:cs="Arial"/>
-        </w:rPr>
-        <w:t>Although i</w:t>
-      </w:r>
-      <w:r>
-        <w:rPr>
-          <w:rFonts w:cs="Arial"/>
-        </w:rPr>
-        <w:t>mport-substituting i</w:t>
-      </w:r>
-      <w:r>
-        <w:rPr>
-          <w:rFonts w:cs="Arial"/>
-        </w:rPr>
-        <w:t xml:space="preserve">ndustrialization, as the model became known, </w:t>
-      </w:r>
-      <w:r>
-        <w:rPr>
-          <w:rFonts w:cs="Arial"/>
-        </w:rPr>
-        <w:t xml:space="preserve">remained controversial, it </w:t>
-      </w:r>
-      <w:r>
-        <w:rPr>
-          <w:rFonts w:cs="Arial"/>
-        </w:rPr>
-        <w:t>deliver</w:t>
-      </w:r>
-      <w:r>
-        <w:rPr>
-          <w:rFonts w:cs="Arial"/>
-        </w:rPr>
-        <w:t>ed</w:t>
-      </w:r>
-      <w:r>
-        <w:rPr>
-          <w:rFonts w:cs="Arial"/>
-        </w:rPr>
-        <w:t xml:space="preserve"> </w:t>
-      </w:r>
-      <w:r>
-        <w:rPr>
-          <w:rFonts w:cs="Arial"/>
-        </w:rPr>
-        <w:t xml:space="preserve">strong annual regional </w:t>
-      </w:r>
-      <w:r>
-        <w:rPr>
-          <w:rFonts w:cs="Arial"/>
-        </w:rPr>
-        <w:t>economic growth</w:t>
-      </w:r>
-      <w:r>
-        <w:rPr>
-          <w:rFonts w:cs="Arial"/>
-        </w:rPr>
-        <w:t xml:space="preserve"> of 6.2</w:t>
-      </w:r>
-      <w:r>
-        <w:rPr>
-          <w:rFonts w:cs="Arial"/>
-        </w:rPr>
-        <w:t xml:space="preserve"> per cent</w:t>
-      </w:r>
-      <w:r>
-        <w:rPr>
-          <w:rFonts w:cs="Arial"/>
-        </w:rPr>
-        <w:t xml:space="preserve"> </w:t>
-      </w:r>
-      <w:r>
-        <w:rPr>
-          <w:rFonts w:cs="Arial"/>
-        </w:rPr>
-        <w:t>until the mid-1970s</w:t>
-      </w:r>
-      <w:r>
-        <w:rPr>
-          <w:rFonts w:cs="Arial"/>
-        </w:rPr>
-        <w:t>.</w:t>
-      </w:r>
-      <w:r>
-        <w:rPr>
-          <w:rFonts w:cs="Arial"/>
-        </w:rPr>
-        <w:t xml:space="preserve"> </w:t>
-      </w:r>
-      <w:r>
-        <w:rPr>
-          <w:rFonts w:cs="Arial"/>
-        </w:rPr>
-        <w:t>ECLA</w:t>
-      </w:r>
-      <w:r>
-        <w:rPr>
-          <w:rFonts w:cs="Arial"/>
-        </w:rPr>
-        <w:t xml:space="preserve">’s focus evolved as the </w:t>
-      </w:r>
-      <w:r>
-        <w:rPr>
-          <w:rFonts w:cs="Arial"/>
-        </w:rPr>
-        <w:t>1950s</w:t>
-      </w:r>
-      <w:r>
-        <w:rPr>
-          <w:rFonts w:cs="Arial"/>
-        </w:rPr>
-        <w:t xml:space="preserve"> progressed</w:t>
-      </w:r>
-      <w:r>
-        <w:rPr>
-          <w:rFonts w:cs="Arial"/>
-        </w:rPr>
-        <w:t xml:space="preserve"> with r</w:t>
-      </w:r>
-      <w:r>
-        <w:rPr>
-          <w:rFonts w:cs="Arial"/>
-        </w:rPr>
-        <w:t>egional trade integration bec</w:t>
-      </w:r>
-      <w:r>
-        <w:rPr>
-          <w:rFonts w:cs="Arial"/>
-        </w:rPr>
-        <w:t>oming</w:t>
-      </w:r>
-      <w:r>
-        <w:rPr>
-          <w:rFonts w:cs="Arial"/>
-        </w:rPr>
-        <w:t xml:space="preserve"> </w:t>
-      </w:r>
-      <w:r>
-        <w:rPr>
-          <w:rFonts w:cs="Arial"/>
-        </w:rPr>
-        <w:t>it</w:t>
-      </w:r>
-      <w:r>
-        <w:rPr>
-          <w:rFonts w:cs="Arial"/>
-        </w:rPr>
-        <w:t xml:space="preserve">s </w:t>
-      </w:r>
-      <w:r>
-        <w:rPr>
-          <w:rFonts w:cs="Arial"/>
-        </w:rPr>
-        <w:t>leading agenda item</w:t>
-      </w:r>
-      <w:r>
-        <w:rPr>
-          <w:rFonts w:cs="Arial"/>
-        </w:rPr>
-        <w:t xml:space="preserve"> after 1956. </w:t>
-      </w:r>
-      <w:r>
-        <w:rPr>
-          <w:rFonts w:cs="Arial"/>
-        </w:rPr>
-        <w:t>However</w:t>
-      </w:r>
-      <w:r>
-        <w:rPr>
-          <w:rFonts w:cs="Arial"/>
-        </w:rPr>
-        <w:t>,</w:t>
-      </w:r>
-      <w:r>
-        <w:rPr>
-          <w:rFonts w:cs="Arial"/>
-        </w:rPr>
-        <w:t xml:space="preserve"> </w:t>
-      </w:r>
-      <w:proofErr w:type="spellStart"/>
-      <w:r>
-        <w:rPr>
-          <w:rFonts w:cs="Arial"/>
-        </w:rPr>
-        <w:t>Prebisch’s</w:t>
-      </w:r>
-      <w:proofErr w:type="spellEnd"/>
-      <w:r>
-        <w:rPr>
-          <w:rFonts w:cs="Arial"/>
-        </w:rPr>
-        <w:t xml:space="preserve"> </w:t>
-      </w:r>
-      <w:r>
-        <w:rPr>
-          <w:rFonts w:cs="Arial"/>
-        </w:rPr>
-        <w:t>ambitious quest for a Latin American Common Market was unsuccessful</w:t>
-      </w:r>
-      <w:r>
-        <w:rPr>
-          <w:rFonts w:cs="Arial"/>
-        </w:rPr>
-        <w:t xml:space="preserve">, as </w:t>
-      </w:r>
-      <w:r>
-        <w:rPr>
-          <w:rFonts w:cs="Arial"/>
-        </w:rPr>
-        <w:t xml:space="preserve">the </w:t>
-      </w:r>
-      <w:r>
-        <w:rPr>
-          <w:rFonts w:cs="Arial"/>
-        </w:rPr>
-        <w:t>General Agreement on Tariffs and Trade (</w:t>
-      </w:r>
-      <w:r>
-        <w:rPr>
-          <w:rFonts w:cs="Arial"/>
-        </w:rPr>
-        <w:t>GATT</w:t>
-      </w:r>
-      <w:r>
-        <w:rPr>
-          <w:rFonts w:cs="Arial"/>
-        </w:rPr>
-        <w:t>)</w:t>
-      </w:r>
-      <w:r>
-        <w:rPr>
-          <w:rFonts w:cs="Arial"/>
-        </w:rPr>
-        <w:t xml:space="preserve"> refused its </w:t>
-      </w:r>
-      <w:proofErr w:type="gramStart"/>
-      <w:r>
-        <w:rPr>
-          <w:rFonts w:cs="Arial"/>
-        </w:rPr>
-        <w:t>support</w:t>
-      </w:r>
-      <w:r>
-        <w:rPr>
-          <w:rFonts w:cs="Arial"/>
-        </w:rPr>
-        <w:t xml:space="preserve">, </w:t>
-      </w:r>
-      <w:r>
-        <w:rPr>
-          <w:rFonts w:cs="Arial"/>
-        </w:rPr>
-        <w:t>and</w:t>
-      </w:r>
-      <w:proofErr w:type="gramEnd"/>
-      <w:r>
-        <w:rPr>
-          <w:rFonts w:cs="Arial"/>
-        </w:rPr>
-        <w:t xml:space="preserve"> </w:t>
+        <w:t xml:space="preserve">and </w:t>
       </w:r>
       <w:r>
         <w:rPr>
@@ -7445,44 +7344,44 @@
         <w:rPr>
           <w:rFonts w:cs="Arial"/>
         </w:rPr>
-        <w:t xml:space="preserve">personal </w:t>
+        <w:t>personal conviction,</w:t>
+      </w:r>
+      <w:r>
+        <w:rPr>
+          <w:rFonts w:cs="Arial"/>
+        </w:rPr>
+        <w:t xml:space="preserve"> managed to bring them into a </w:t>
+      </w:r>
+      <w:r>
+        <w:rPr>
+          <w:rFonts w:cs="Arial"/>
+        </w:rPr>
+        <w:t>‘</w:t>
+      </w:r>
+      <w:r>
+        <w:rPr>
+          <w:rFonts w:cs="Arial"/>
+        </w:rPr>
+        <w:t>Group of 77</w:t>
+      </w:r>
+      <w:r>
+        <w:rPr>
+          <w:rFonts w:cs="Arial"/>
+        </w:rPr>
+        <w:t>’</w:t>
+      </w:r>
+      <w:r>
+        <w:rPr>
+          <w:rFonts w:cs="Arial"/>
+        </w:rPr>
+        <w:t xml:space="preserve">, which provided them identity and a </w:t>
       </w:r>
       <w:r>
         <w:rPr>
           <w:rFonts w:cs="Arial"/>
         </w:rPr>
         <w:lastRenderedPageBreak/>
-        <w:t>conviction,</w:t>
-      </w:r>
-      <w:r>
-        <w:rPr>
-          <w:rFonts w:cs="Arial"/>
-        </w:rPr>
-        <w:t xml:space="preserve"> managed to bring them into a </w:t>
-      </w:r>
-      <w:r>
-        <w:rPr>
-          <w:rFonts w:cs="Arial"/>
-        </w:rPr>
-        <w:t>‘</w:t>
-      </w:r>
-      <w:r>
-        <w:rPr>
-          <w:rFonts w:cs="Arial"/>
-        </w:rPr>
-        <w:t>Group of 77</w:t>
-      </w:r>
-      <w:r>
-        <w:rPr>
-          <w:rFonts w:cs="Arial"/>
-        </w:rPr>
-        <w:t>’</w:t>
-      </w:r>
-      <w:r>
-        <w:rPr>
-          <w:rFonts w:cs="Arial"/>
-        </w:rPr>
-        <w:t>, which provided them identity and a group system of negotiation within UNCTAD.</w:t>
+        <w:t>group system of negotiation within UNCTAD.</w:t>
       </w:r>
       <w:r>
         <w:t xml:space="preserve"> </w:t>
@@ -8990,44 +8889,44 @@
         <w:rPr>
           <w:rFonts w:cs="Arial"/>
         </w:rPr>
-        <w:t xml:space="preserve">he root cause of the present </w:t>
+        <w:t>he root cause of the present crisis</w:t>
+      </w:r>
+      <w:r>
+        <w:rPr>
+          <w:rFonts w:cs="Arial"/>
+        </w:rPr>
+        <w:t>, wh</w:t>
+      </w:r>
+      <w:r>
+        <w:rPr>
+          <w:rFonts w:cs="Arial"/>
+        </w:rPr>
+        <w:t>ile</w:t>
+      </w:r>
+      <w:r>
+        <w:rPr>
+          <w:rFonts w:cs="Arial"/>
+        </w:rPr>
+        <w:t xml:space="preserve"> the ons</w:t>
+      </w:r>
+      <w:r>
+        <w:rPr>
+          <w:rFonts w:cs="Arial"/>
+        </w:rPr>
+        <w:t>et of ‘dynamic insufficiency’</w:t>
+      </w:r>
+      <w:r>
+        <w:rPr>
+          <w:rFonts w:cs="Arial"/>
+        </w:rPr>
+        <w:t xml:space="preserve"> left Latin America falling behind Asian </w:t>
       </w:r>
       <w:r>
         <w:rPr>
           <w:rFonts w:cs="Arial"/>
         </w:rPr>
         <w:lastRenderedPageBreak/>
-        <w:t>crisis</w:t>
-      </w:r>
-      <w:r>
-        <w:rPr>
-          <w:rFonts w:cs="Arial"/>
-        </w:rPr>
-        <w:t>, wh</w:t>
-      </w:r>
-      <w:r>
-        <w:rPr>
-          <w:rFonts w:cs="Arial"/>
-        </w:rPr>
-        <w:t>ile</w:t>
-      </w:r>
-      <w:r>
-        <w:rPr>
-          <w:rFonts w:cs="Arial"/>
-        </w:rPr>
-        <w:t xml:space="preserve"> the ons</w:t>
-      </w:r>
-      <w:r>
-        <w:rPr>
-          <w:rFonts w:cs="Arial"/>
-        </w:rPr>
-        <w:t>et of ‘dynamic insufficiency’</w:t>
-      </w:r>
-      <w:r>
-        <w:rPr>
-          <w:rFonts w:cs="Arial"/>
-        </w:rPr>
-        <w:t xml:space="preserve"> left Latin America falling behind Asian economies such as South Korea. A new rational appr</w:t>
+        <w:t>economies such as South Korea. A new rational appr</w:t>
       </w:r>
       <w:r>
         <w:rPr>
@@ -9277,21 +9176,7 @@
         <w:rPr>
           <w:rFonts w:cs="Arial"/>
         </w:rPr>
-        <w:t xml:space="preserve"> undermined the </w:t>
-      </w:r>
-      <w:proofErr w:type="gramStart"/>
-      <w:r>
-        <w:rPr>
-          <w:rFonts w:cs="Arial"/>
-        </w:rPr>
-        <w:t>Institute</w:t>
-      </w:r>
-      <w:proofErr w:type="gramEnd"/>
-      <w:r>
-        <w:rPr>
-          <w:rFonts w:cs="Arial"/>
-        </w:rPr>
-        <w:t xml:space="preserve"> and </w:t>
+        <w:t xml:space="preserve"> undermined the Institute and </w:t>
       </w:r>
       <w:r>
         <w:rPr>
@@ -9592,21 +9477,7 @@
         <w:rPr>
           <w:rFonts w:cs="Arial"/>
         </w:rPr>
-        <w:t xml:space="preserve">l </w:t>
-      </w:r>
-      <w:proofErr w:type="spellStart"/>
-      <w:r>
-        <w:rPr>
-          <w:rFonts w:cs="Arial"/>
-        </w:rPr>
-        <w:t>Alfonsin</w:t>
-      </w:r>
-      <w:proofErr w:type="spellEnd"/>
-      <w:r>
-        <w:rPr>
-          <w:rFonts w:cs="Arial"/>
-        </w:rPr>
-        <w:t xml:space="preserve"> invited him to return to Argentina after the restoration of democracy in 1983. </w:t>
+        <w:t xml:space="preserve">l Alfonsin invited him to return to Argentina after the restoration of democracy in 1983. </w:t>
       </w:r>
       <w:proofErr w:type="spellStart"/>
       <w:r>
@@ -9797,30 +9668,14 @@
           <w:rFonts w:cs="Arial"/>
           <w:i/>
         </w:rPr>
-        <w:t xml:space="preserve">Dr Raúl </w:t>
-      </w:r>
-      <w:proofErr w:type="spellStart"/>
+        <w:t>Dr Raúl Pr</w:t>
+      </w:r>
       <w:r>
         <w:rPr>
           <w:rFonts w:cs="Arial"/>
           <w:i/>
         </w:rPr>
-        <w:t>Pr</w:t>
-      </w:r>
-      <w:r>
-        <w:rPr>
-          <w:rFonts w:cs="Arial"/>
-          <w:i/>
-        </w:rPr>
-        <w:t>ebisch</w:t>
-      </w:r>
-      <w:proofErr w:type="spellEnd"/>
-      <w:r>
-        <w:rPr>
-          <w:rFonts w:cs="Arial"/>
-          <w:i/>
-        </w:rPr>
-        <w:t xml:space="preserve">, 1901-86: </w:t>
+        <w:t xml:space="preserve">ebisch, 1901-86: </w:t>
       </w:r>
       <w:proofErr w:type="spellStart"/>
       <w:r>
@@ -10098,45 +9953,64 @@
         <w:rPr>
           <w:rFonts w:cs="Arial"/>
         </w:rPr>
-        <w:t xml:space="preserve"> My Thinking on </w:t>
+        <w:t xml:space="preserve"> My Thinking on Development’ in</w:t>
+      </w:r>
+      <w:r>
+        <w:rPr>
+          <w:rFonts w:cs="Arial"/>
+        </w:rPr>
+        <w:t xml:space="preserve"> G.M. Meier and D. Seers (Eds), </w:t>
+      </w:r>
+      <w:r>
+        <w:rPr>
+          <w:rFonts w:cs="Arial"/>
+          <w:i/>
+        </w:rPr>
+        <w:t>Pioneers in Development</w:t>
+      </w:r>
+      <w:r>
+        <w:rPr>
+          <w:rFonts w:cs="Arial"/>
+        </w:rPr>
+        <w:t xml:space="preserve">, New York 1984, </w:t>
       </w:r>
       <w:r>
         <w:rPr>
           <w:rFonts w:cs="Arial"/>
         </w:rPr>
         <w:lastRenderedPageBreak/>
-        <w:t>Development’ in</w:t>
-      </w:r>
-      <w:r>
-        <w:rPr>
-          <w:rFonts w:cs="Arial"/>
-        </w:rPr>
-        <w:t xml:space="preserve"> G.M. Meier and D. Seers (Eds), </w:t>
+        <w:t xml:space="preserve">175-191; </w:t>
+      </w:r>
+      <w:r>
+        <w:rPr>
+          <w:rFonts w:cs="Arial"/>
+        </w:rPr>
+        <w:t xml:space="preserve">M.F. </w:t>
+      </w:r>
+      <w:r>
+        <w:rPr>
+          <w:rFonts w:cs="Arial"/>
+        </w:rPr>
+        <w:t xml:space="preserve">López and G. Weinberg (Eds), </w:t>
       </w:r>
       <w:r>
         <w:rPr>
           <w:rFonts w:cs="Arial"/>
           <w:i/>
         </w:rPr>
-        <w:t>Pioneers in Development</w:t>
-      </w:r>
-      <w:r>
-        <w:rPr>
-          <w:rFonts w:cs="Arial"/>
-        </w:rPr>
-        <w:t xml:space="preserve">, New York 1984, 175-191; </w:t>
-      </w:r>
-      <w:r>
-        <w:rPr>
-          <w:rFonts w:cs="Arial"/>
-        </w:rPr>
-        <w:t xml:space="preserve">M.F. </w:t>
-      </w:r>
-      <w:r>
-        <w:rPr>
-          <w:rFonts w:cs="Arial"/>
-        </w:rPr>
-        <w:t xml:space="preserve">López and G. Weinberg (Eds), </w:t>
+        <w:t>Raúl Prebisch: Obras 1919-1948</w:t>
+      </w:r>
+      <w:r>
+        <w:rPr>
+          <w:rFonts w:cs="Arial"/>
+        </w:rPr>
+        <w:t xml:space="preserve">. 4 Volumes, Buenos Aires 1991-1993; </w:t>
+      </w:r>
+      <w:r>
+        <w:rPr>
+          <w:rFonts w:cs="Arial"/>
+        </w:rPr>
+        <w:t xml:space="preserve">bibliographies: </w:t>
       </w:r>
       <w:r>
         <w:rPr>
@@ -10159,7 +10033,7 @@
           <w:rFonts w:cs="Arial"/>
           <w:i/>
         </w:rPr>
-        <w:t xml:space="preserve">: </w:t>
+        <w:t xml:space="preserve"> </w:t>
       </w:r>
       <w:proofErr w:type="spellStart"/>
       <w:r>
@@ -10167,7 +10041,14 @@
           <w:rFonts w:cs="Arial"/>
           <w:i/>
         </w:rPr>
-        <w:t>Obras</w:t>
+        <w:t>e</w:t>
+      </w:r>
+      <w:r>
+        <w:rPr>
+          <w:rFonts w:cs="Arial"/>
+          <w:i/>
+        </w:rPr>
+        <w:t>scritos</w:t>
       </w:r>
       <w:proofErr w:type="spellEnd"/>
       <w:r>
@@ -10175,25 +10056,647 @@
           <w:rFonts w:cs="Arial"/>
           <w:i/>
         </w:rPr>
-        <w:t xml:space="preserve"> 1919-1948</w:t>
-      </w:r>
-      <w:r>
-        <w:rPr>
-          <w:rFonts w:cs="Arial"/>
-        </w:rPr>
-        <w:t xml:space="preserve">. 4 Volumes, Buenos Aires 1991-1993; </w:t>
-      </w:r>
-      <w:r>
-        <w:rPr>
-          <w:rFonts w:cs="Arial"/>
-        </w:rPr>
-        <w:t xml:space="preserve">bibliographies: </w:t>
+        <w:t xml:space="preserve"> 1919-1986</w:t>
+      </w:r>
+      <w:r>
+        <w:rPr>
+          <w:rFonts w:cs="Arial"/>
+        </w:rPr>
+        <w:t>, Santiago 2006 and</w:t>
+      </w:r>
+      <w:r>
+        <w:rPr>
+          <w:rFonts w:cs="Arial"/>
+        </w:rPr>
+        <w:t xml:space="preserve"> C. </w:t>
+      </w:r>
+      <w:proofErr w:type="spellStart"/>
+      <w:r>
+        <w:rPr>
+          <w:rFonts w:cs="Arial"/>
+        </w:rPr>
+        <w:t>Mallorquín</w:t>
+      </w:r>
+      <w:proofErr w:type="spellEnd"/>
+      <w:r>
+        <w:rPr>
+          <w:rFonts w:cs="Arial"/>
+        </w:rPr>
+        <w:t xml:space="preserve">, </w:t>
       </w:r>
       <w:r>
         <w:rPr>
           <w:rFonts w:cs="Arial"/>
           <w:i/>
         </w:rPr>
+        <w:t>Raúl Prebisch: The Complete Bibliography</w:t>
+      </w:r>
+      <w:r>
+        <w:rPr>
+          <w:rFonts w:cs="Arial"/>
+        </w:rPr>
+        <w:t>, Mexico City 2007.</w:t>
+      </w:r>
+      <w:r>
+        <w:rPr>
+          <w:rFonts w:cs="Arial"/>
+        </w:rPr>
+        <w:br/>
+      </w:r>
+      <w:r>
+        <w:rPr>
+          <w:rFonts w:cs="Arial"/>
+          <w:b/>
+        </w:rPr>
+        <w:t>LITERATURE</w:t>
+      </w:r>
+      <w:r>
+        <w:rPr>
+          <w:rFonts w:cs="Arial"/>
+        </w:rPr>
+        <w:t>:</w:t>
+      </w:r>
+      <w:r>
+        <w:rPr>
+          <w:rFonts w:cs="Arial"/>
+        </w:rPr>
+        <w:t xml:space="preserve"> </w:t>
+      </w:r>
+      <w:r>
+        <w:rPr>
+          <w:rFonts w:cs="Arial"/>
+        </w:rPr>
+        <w:t xml:space="preserve">J. Viner, </w:t>
+      </w:r>
+      <w:r>
+        <w:rPr>
+          <w:rFonts w:cs="Arial"/>
+          <w:i/>
+        </w:rPr>
+        <w:t>International Trade and Economic Development</w:t>
+      </w:r>
+      <w:r>
+        <w:rPr>
+          <w:rFonts w:cs="Arial"/>
+        </w:rPr>
+        <w:t xml:space="preserve">, Glencoe, IL 1952; </w:t>
+      </w:r>
+      <w:r>
+        <w:rPr>
+          <w:rFonts w:cs="Arial"/>
+        </w:rPr>
+        <w:t xml:space="preserve">Ch. Frankenhoff, ‘The </w:t>
+      </w:r>
+      <w:proofErr w:type="spellStart"/>
+      <w:r>
+        <w:rPr>
+          <w:rFonts w:cs="Arial"/>
+        </w:rPr>
+        <w:t>Prebisch</w:t>
+      </w:r>
+      <w:proofErr w:type="spellEnd"/>
+      <w:r>
+        <w:rPr>
+          <w:rFonts w:cs="Arial"/>
+        </w:rPr>
+        <w:t xml:space="preserve"> Thesis: A Th</w:t>
+      </w:r>
+      <w:r>
+        <w:rPr>
+          <w:rFonts w:cs="Arial"/>
+        </w:rPr>
+        <w:t>e</w:t>
+      </w:r>
+      <w:r>
+        <w:rPr>
+          <w:rFonts w:cs="Arial"/>
+        </w:rPr>
+        <w:t xml:space="preserve">ory of Industrialism for Latin America’ in </w:t>
+      </w:r>
+      <w:r>
+        <w:rPr>
+          <w:rFonts w:cs="Arial"/>
+          <w:i/>
+        </w:rPr>
+        <w:t>Journal of Inter-American Studies</w:t>
+      </w:r>
+      <w:r>
+        <w:rPr>
+          <w:rFonts w:cs="Arial"/>
+        </w:rPr>
+        <w:t>, 4, April 1962, 185-206;</w:t>
+      </w:r>
+      <w:r>
+        <w:t xml:space="preserve"> </w:t>
+      </w:r>
+      <w:r>
+        <w:rPr>
+          <w:rFonts w:cs="Arial"/>
+        </w:rPr>
+        <w:t xml:space="preserve">L.E. di Marco (Ed.), </w:t>
+      </w:r>
+      <w:r>
+        <w:rPr>
+          <w:rFonts w:cs="Arial"/>
+          <w:i/>
+        </w:rPr>
+        <w:t>Internat</w:t>
+      </w:r>
+      <w:r>
+        <w:rPr>
+          <w:rFonts w:cs="Arial"/>
+          <w:i/>
+        </w:rPr>
+        <w:t>ional Economics and Development:</w:t>
+      </w:r>
+      <w:r>
+        <w:rPr>
+          <w:rFonts w:cs="Arial"/>
+          <w:i/>
+        </w:rPr>
+        <w:t xml:space="preserve"> Essays in Honour of Raúl Prebisch</w:t>
+      </w:r>
+      <w:r>
+        <w:rPr>
+          <w:rFonts w:cs="Arial"/>
+        </w:rPr>
+        <w:t xml:space="preserve">, New York 1972; </w:t>
+      </w:r>
+      <w:r>
+        <w:rPr>
+          <w:rFonts w:cs="Arial"/>
+        </w:rPr>
+        <w:t>J.S. Nye, ‘UNCTAD: Poor Nations’ Pressure Gro</w:t>
+      </w:r>
+      <w:r>
+        <w:rPr>
+          <w:rFonts w:cs="Arial"/>
+        </w:rPr>
+        <w:t>up’ in R.W. Cox and H.K. Jacobso</w:t>
+      </w:r>
+      <w:r>
+        <w:rPr>
+          <w:rFonts w:cs="Arial"/>
+        </w:rPr>
+        <w:t xml:space="preserve">n (Eds), </w:t>
+      </w:r>
+      <w:r>
+        <w:rPr>
+          <w:rFonts w:cs="Arial"/>
+          <w:i/>
+        </w:rPr>
+        <w:t>The Anatomy of Influence</w:t>
+      </w:r>
+      <w:r>
+        <w:rPr>
+          <w:rFonts w:cs="Arial"/>
+        </w:rPr>
+        <w:t xml:space="preserve">, New Haven 1973, 334-370; </w:t>
+      </w:r>
+      <w:r>
+        <w:rPr>
+          <w:rFonts w:cs="Arial"/>
+        </w:rPr>
+        <w:t xml:space="preserve">A. </w:t>
+      </w:r>
+      <w:proofErr w:type="spellStart"/>
+      <w:r>
+        <w:rPr>
+          <w:rFonts w:cs="Arial"/>
+        </w:rPr>
+        <w:t>Gauhar</w:t>
+      </w:r>
+      <w:proofErr w:type="spellEnd"/>
+      <w:r>
+        <w:rPr>
+          <w:rFonts w:cs="Arial"/>
+        </w:rPr>
+        <w:t xml:space="preserve"> and </w:t>
+      </w:r>
+      <w:r>
+        <w:rPr>
+          <w:rFonts w:cs="Arial"/>
+        </w:rPr>
+        <w:t xml:space="preserve">R. </w:t>
+      </w:r>
+      <w:proofErr w:type="spellStart"/>
+      <w:r>
+        <w:rPr>
+          <w:rFonts w:cs="Arial"/>
+        </w:rPr>
+        <w:t>Prebisch</w:t>
+      </w:r>
+      <w:proofErr w:type="spellEnd"/>
+      <w:r>
+        <w:rPr>
+          <w:rFonts w:cs="Arial"/>
+        </w:rPr>
+        <w:t>, ‘Raú</w:t>
+      </w:r>
+      <w:r>
+        <w:rPr>
+          <w:rFonts w:cs="Arial"/>
+        </w:rPr>
+        <w:t xml:space="preserve">l Prebisch’ in </w:t>
+      </w:r>
+      <w:r>
+        <w:rPr>
+          <w:rFonts w:cs="Arial"/>
+          <w:i/>
+        </w:rPr>
+        <w:t>Third World Quarterly</w:t>
+      </w:r>
+      <w:r>
+        <w:rPr>
+          <w:rFonts w:cs="Arial"/>
+        </w:rPr>
+        <w:t xml:space="preserve">, 2/1, 1980, 14-20 (interview); </w:t>
+      </w:r>
+      <w:r>
+        <w:rPr>
+          <w:rFonts w:cs="Arial"/>
+        </w:rPr>
+        <w:t xml:space="preserve">J.L. Love, ‘Raúl </w:t>
+      </w:r>
+      <w:proofErr w:type="spellStart"/>
+      <w:r>
+        <w:rPr>
+          <w:rFonts w:cs="Arial"/>
+        </w:rPr>
+        <w:t>Prebisch</w:t>
+      </w:r>
+      <w:proofErr w:type="spellEnd"/>
+      <w:r>
+        <w:rPr>
+          <w:rFonts w:cs="Arial"/>
+        </w:rPr>
+        <w:t xml:space="preserve"> and the Origins of the Doctrine of Unequal Exchange’ in </w:t>
+      </w:r>
+      <w:r>
+        <w:rPr>
+          <w:rFonts w:cs="Arial"/>
+          <w:i/>
+        </w:rPr>
+        <w:t>Latin American Research Review</w:t>
+      </w:r>
+      <w:r>
+        <w:rPr>
+          <w:rFonts w:cs="Arial"/>
+        </w:rPr>
+        <w:t>, 15</w:t>
+      </w:r>
+      <w:r>
+        <w:rPr>
+          <w:rFonts w:cs="Arial"/>
+        </w:rPr>
+        <w:t>/3</w:t>
+      </w:r>
+      <w:r>
+        <w:rPr>
+          <w:rFonts w:cs="Arial"/>
+        </w:rPr>
+        <w:t>, 1980, 45-72;</w:t>
+      </w:r>
+      <w:r>
+        <w:rPr>
+          <w:rFonts w:cs="Arial"/>
+        </w:rPr>
+        <w:t xml:space="preserve"> A. Gurrieri, </w:t>
+      </w:r>
+      <w:r>
+        <w:rPr>
+          <w:rFonts w:cs="Arial"/>
+          <w:i/>
+        </w:rPr>
+        <w:t xml:space="preserve">La </w:t>
+      </w:r>
+      <w:proofErr w:type="spellStart"/>
+      <w:r>
+        <w:rPr>
+          <w:rFonts w:cs="Arial"/>
+          <w:i/>
+        </w:rPr>
+        <w:t>obra</w:t>
+      </w:r>
+      <w:proofErr w:type="spellEnd"/>
+      <w:r>
+        <w:rPr>
+          <w:rFonts w:cs="Arial"/>
+          <w:i/>
+        </w:rPr>
+        <w:t xml:space="preserve"> de </w:t>
+      </w:r>
+      <w:proofErr w:type="spellStart"/>
+      <w:r>
+        <w:rPr>
+          <w:rFonts w:cs="Arial"/>
+          <w:i/>
+        </w:rPr>
+        <w:t>Prebisch</w:t>
+      </w:r>
+      <w:proofErr w:type="spellEnd"/>
+      <w:r>
+        <w:rPr>
+          <w:rFonts w:cs="Arial"/>
+          <w:i/>
+        </w:rPr>
+        <w:t xml:space="preserve"> </w:t>
+      </w:r>
+      <w:proofErr w:type="spellStart"/>
+      <w:r>
+        <w:rPr>
+          <w:rFonts w:cs="Arial"/>
+          <w:i/>
+        </w:rPr>
+        <w:t>en</w:t>
+      </w:r>
+      <w:proofErr w:type="spellEnd"/>
+      <w:r>
+        <w:rPr>
+          <w:rFonts w:cs="Arial"/>
+          <w:i/>
+        </w:rPr>
+        <w:t xml:space="preserve"> CEPAL</w:t>
+      </w:r>
+      <w:r>
+        <w:rPr>
+          <w:rFonts w:cs="Arial"/>
+        </w:rPr>
+        <w:t>, Mexico City 1982;</w:t>
+      </w:r>
+      <w:r>
+        <w:rPr>
+          <w:rFonts w:cs="Arial"/>
+        </w:rPr>
+        <w:t xml:space="preserve"> </w:t>
+      </w:r>
+      <w:r>
+        <w:rPr>
+          <w:rFonts w:cs="Arial"/>
+          <w:i/>
+        </w:rPr>
+        <w:t xml:space="preserve">Raúl Prebisch: Un </w:t>
+      </w:r>
+      <w:proofErr w:type="spellStart"/>
+      <w:r>
+        <w:rPr>
+          <w:rFonts w:cs="Arial"/>
+          <w:i/>
+        </w:rPr>
+        <w:t>aporte</w:t>
+      </w:r>
+      <w:proofErr w:type="spellEnd"/>
+      <w:r>
+        <w:rPr>
+          <w:rFonts w:cs="Arial"/>
+          <w:i/>
+        </w:rPr>
+        <w:t xml:space="preserve"> al studio de </w:t>
+      </w:r>
+      <w:proofErr w:type="spellStart"/>
+      <w:r>
+        <w:rPr>
+          <w:rFonts w:cs="Arial"/>
+          <w:i/>
+        </w:rPr>
+        <w:t>su</w:t>
+      </w:r>
+      <w:proofErr w:type="spellEnd"/>
+      <w:r>
+        <w:rPr>
+          <w:rFonts w:cs="Arial"/>
+          <w:i/>
+        </w:rPr>
+        <w:t xml:space="preserve"> </w:t>
+      </w:r>
+      <w:proofErr w:type="spellStart"/>
+      <w:r>
+        <w:rPr>
+          <w:rFonts w:cs="Arial"/>
+          <w:i/>
+        </w:rPr>
+        <w:t>pensamiento</w:t>
+      </w:r>
+      <w:proofErr w:type="spellEnd"/>
+      <w:r>
+        <w:rPr>
+          <w:rFonts w:cs="Arial"/>
+        </w:rPr>
+        <w:t xml:space="preserve">, Santiago 1987; </w:t>
+      </w:r>
+      <w:r>
+        <w:rPr>
+          <w:rFonts w:cs="Arial"/>
+        </w:rPr>
+        <w:t xml:space="preserve">J. </w:t>
+      </w:r>
+      <w:proofErr w:type="spellStart"/>
+      <w:r>
+        <w:rPr>
+          <w:rFonts w:cs="Arial"/>
+        </w:rPr>
+        <w:t>Hodara</w:t>
+      </w:r>
+      <w:proofErr w:type="spellEnd"/>
+      <w:r>
+        <w:rPr>
+          <w:rFonts w:cs="Arial"/>
+        </w:rPr>
+        <w:t xml:space="preserve">, </w:t>
+      </w:r>
+      <w:proofErr w:type="spellStart"/>
+      <w:r>
+        <w:rPr>
+          <w:rFonts w:cs="Arial"/>
+          <w:i/>
+        </w:rPr>
+        <w:t>Prebisch</w:t>
+      </w:r>
+      <w:proofErr w:type="spellEnd"/>
+      <w:r>
+        <w:rPr>
+          <w:rFonts w:cs="Arial"/>
+          <w:i/>
+        </w:rPr>
+        <w:t xml:space="preserve"> y la CEPAL: </w:t>
+      </w:r>
+      <w:proofErr w:type="spellStart"/>
+      <w:r>
+        <w:rPr>
+          <w:rFonts w:cs="Arial"/>
+          <w:i/>
+        </w:rPr>
+        <w:t>S</w:t>
+      </w:r>
+      <w:r>
+        <w:rPr>
+          <w:rFonts w:cs="Arial"/>
+          <w:i/>
+        </w:rPr>
+        <w:t>ustancia</w:t>
+      </w:r>
+      <w:proofErr w:type="spellEnd"/>
+      <w:r>
+        <w:rPr>
+          <w:rFonts w:cs="Arial"/>
+          <w:i/>
+        </w:rPr>
+        <w:t xml:space="preserve">, </w:t>
+      </w:r>
+      <w:proofErr w:type="spellStart"/>
+      <w:r>
+        <w:rPr>
+          <w:rFonts w:cs="Arial"/>
+          <w:i/>
+        </w:rPr>
+        <w:t>trayectoria</w:t>
+      </w:r>
+      <w:proofErr w:type="spellEnd"/>
+      <w:r>
+        <w:rPr>
+          <w:rFonts w:cs="Arial"/>
+          <w:i/>
+        </w:rPr>
+        <w:t xml:space="preserve"> y </w:t>
+      </w:r>
+      <w:proofErr w:type="spellStart"/>
+      <w:r>
+        <w:rPr>
+          <w:rFonts w:cs="Arial"/>
+          <w:i/>
+        </w:rPr>
+        <w:t>contexto</w:t>
+      </w:r>
+      <w:proofErr w:type="spellEnd"/>
+      <w:r>
+        <w:rPr>
+          <w:rFonts w:cs="Arial"/>
+          <w:i/>
+        </w:rPr>
+        <w:t xml:space="preserve"> </w:t>
+      </w:r>
+      <w:proofErr w:type="spellStart"/>
+      <w:r>
+        <w:rPr>
+          <w:rFonts w:cs="Arial"/>
+          <w:i/>
+        </w:rPr>
+        <w:t>institucional</w:t>
+      </w:r>
+      <w:proofErr w:type="spellEnd"/>
+      <w:r>
+        <w:rPr>
+          <w:rFonts w:cs="Arial"/>
+        </w:rPr>
+        <w:t xml:space="preserve">, Mexico 1987; </w:t>
+      </w:r>
+      <w:r>
+        <w:rPr>
+          <w:rFonts w:cs="Arial"/>
+        </w:rPr>
+        <w:t>K</w:t>
+      </w:r>
+      <w:r>
+        <w:rPr>
+          <w:rFonts w:cs="Arial"/>
+        </w:rPr>
+        <w:t>. Sikkink, ‘The Influence of Raú</w:t>
+      </w:r>
+      <w:r>
+        <w:rPr>
+          <w:rFonts w:cs="Arial"/>
+        </w:rPr>
+        <w:t xml:space="preserve">l </w:t>
+      </w:r>
+      <w:proofErr w:type="spellStart"/>
+      <w:r>
+        <w:rPr>
+          <w:rFonts w:cs="Arial"/>
+        </w:rPr>
+        <w:t>Prebisch</w:t>
+      </w:r>
+      <w:proofErr w:type="spellEnd"/>
+      <w:r>
+        <w:rPr>
+          <w:rFonts w:cs="Arial"/>
+        </w:rPr>
+        <w:t xml:space="preserve"> on </w:t>
+      </w:r>
+      <w:r>
+        <w:rPr>
+          <w:rFonts w:cs="Arial"/>
+        </w:rPr>
+        <w:t>Economic</w:t>
+      </w:r>
+      <w:r>
+        <w:rPr>
+          <w:rFonts w:cs="Arial"/>
+        </w:rPr>
+        <w:t xml:space="preserve"> Policy</w:t>
+      </w:r>
+      <w:r>
+        <w:rPr>
+          <w:rFonts w:cs="Arial"/>
+        </w:rPr>
+        <w:t>-Making in Argentina, 1950-1962’</w:t>
+      </w:r>
+      <w:r>
+        <w:rPr>
+          <w:rFonts w:cs="Arial"/>
+        </w:rPr>
+        <w:t xml:space="preserve"> in </w:t>
+      </w:r>
+      <w:r>
+        <w:rPr>
+          <w:rFonts w:cs="Arial"/>
+          <w:i/>
+        </w:rPr>
+        <w:t>Latin American Research Review</w:t>
+      </w:r>
+      <w:r>
+        <w:rPr>
+          <w:rFonts w:cs="Arial"/>
+        </w:rPr>
+        <w:t xml:space="preserve">, 23/2, 1988, 91-114; </w:t>
+      </w:r>
+      <w:r>
+        <w:rPr>
+          <w:rFonts w:cs="Arial"/>
+          <w:i/>
+        </w:rPr>
+        <w:t>Raúl Prebisch: Thinker and Bui</w:t>
+      </w:r>
+      <w:r>
+        <w:rPr>
+          <w:rFonts w:cs="Arial"/>
+          <w:i/>
+        </w:rPr>
+        <w:t>lder:</w:t>
+      </w:r>
+      <w:r>
+        <w:rPr>
+          <w:rFonts w:cs="Arial"/>
+          <w:i/>
+        </w:rPr>
+        <w:t xml:space="preserve"> Proceedings of the Tribute and Symposium Organized in Honour of Raúl Prebisch, Geneva 2-3 July 1986</w:t>
+      </w:r>
+      <w:r>
+        <w:rPr>
+          <w:rFonts w:cs="Arial"/>
+        </w:rPr>
+        <w:t xml:space="preserve">, New York 1989; </w:t>
+      </w:r>
+      <w:r>
+        <w:rPr>
+          <w:rFonts w:cs="Arial"/>
+        </w:rPr>
+        <w:t xml:space="preserve">L. Solís, </w:t>
+      </w:r>
+      <w:r>
+        <w:rPr>
+          <w:rFonts w:cs="Arial"/>
+          <w:i/>
+        </w:rPr>
         <w:t xml:space="preserve">Raúl </w:t>
       </w:r>
       <w:proofErr w:type="spellStart"/>
@@ -10210,63 +10713,246 @@
           <w:rFonts w:cs="Arial"/>
           <w:i/>
         </w:rPr>
-        <w:t xml:space="preserve"> </w:t>
+        <w:t xml:space="preserve"> at ECLA: Years of Creative Intellectual Effort</w:t>
+      </w:r>
+      <w:r>
+        <w:rPr>
+          <w:rFonts w:cs="Arial"/>
+        </w:rPr>
+        <w:t xml:space="preserve">, </w:t>
+      </w:r>
+      <w:r>
+        <w:rPr>
+          <w:rFonts w:cs="Arial"/>
+        </w:rPr>
+        <w:t>San Francisco</w:t>
+      </w:r>
+      <w:r>
+        <w:rPr>
+          <w:rFonts w:cs="Arial"/>
+        </w:rPr>
+        <w:t>, CA</w:t>
+      </w:r>
+      <w:r>
+        <w:rPr>
+          <w:rFonts w:cs="Arial"/>
+        </w:rPr>
+        <w:t xml:space="preserve"> 1989; </w:t>
+      </w:r>
+      <w:r>
+        <w:rPr>
+          <w:rFonts w:cs="Arial"/>
+        </w:rPr>
+        <w:t xml:space="preserve">E.V. Iglesias (Ed.), </w:t>
+      </w:r>
+      <w:r>
+        <w:rPr>
+          <w:rFonts w:cs="Arial"/>
+          <w:i/>
+        </w:rPr>
+        <w:t>The Legacy of Raúl Prebisch</w:t>
+      </w:r>
+      <w:r>
+        <w:rPr>
+          <w:rFonts w:cs="Arial"/>
+        </w:rPr>
+        <w:t xml:space="preserve">, Washington DC 1994; </w:t>
+      </w:r>
+      <w:r>
+        <w:rPr>
+          <w:rFonts w:cs="Arial"/>
+        </w:rPr>
+        <w:t xml:space="preserve">S. Flechsig, ‘Raúl </w:t>
       </w:r>
       <w:proofErr w:type="spellStart"/>
       <w:r>
         <w:rPr>
           <w:rFonts w:cs="Arial"/>
+        </w:rPr>
+        <w:t>Prebisc</w:t>
+      </w:r>
+      <w:r>
+        <w:rPr>
+          <w:rFonts w:cs="Arial"/>
+        </w:rPr>
+        <w:t>h’s</w:t>
+      </w:r>
+      <w:proofErr w:type="spellEnd"/>
+      <w:r>
+        <w:rPr>
+          <w:rFonts w:cs="Arial"/>
+        </w:rPr>
+        <w:t xml:space="preserve"> Contribution to a Humane World’ in A. Müller, A. Tausch and P. </w:t>
+      </w:r>
+      <w:proofErr w:type="spellStart"/>
+      <w:r>
+        <w:rPr>
+          <w:rFonts w:cs="Arial"/>
+        </w:rPr>
+        <w:t>Zulehner</w:t>
+      </w:r>
+      <w:proofErr w:type="spellEnd"/>
+      <w:r>
+        <w:rPr>
+          <w:rFonts w:cs="Arial"/>
+        </w:rPr>
+        <w:t xml:space="preserve"> (Eds), </w:t>
+      </w:r>
+      <w:r>
+        <w:rPr>
+          <w:rFonts w:cs="Arial"/>
           <w:i/>
         </w:rPr>
-        <w:t>e</w:t>
+        <w:t>Global Capit</w:t>
       </w:r>
       <w:r>
         <w:rPr>
           <w:rFonts w:cs="Arial"/>
           <w:i/>
         </w:rPr>
-        <w:t>scritos</w:t>
+        <w:t>alism, Liberation Theology and t</w:t>
+      </w:r>
+      <w:r>
+        <w:rPr>
+          <w:rFonts w:cs="Arial"/>
+          <w:i/>
+        </w:rPr>
+        <w:t>he Social Sciences</w:t>
+      </w:r>
+      <w:r>
+        <w:rPr>
+          <w:rFonts w:cs="Arial"/>
+        </w:rPr>
+        <w:t xml:space="preserve">, New York 1999, 103-123; </w:t>
+      </w:r>
+      <w:r>
+        <w:rPr>
+          <w:rFonts w:cs="Arial"/>
+        </w:rPr>
+        <w:t>‘Tribute to Raúl Prebisch’ in</w:t>
+      </w:r>
+      <w:r>
+        <w:rPr>
+          <w:rFonts w:cs="Arial"/>
+        </w:rPr>
+        <w:t xml:space="preserve"> </w:t>
+      </w:r>
+      <w:r>
+        <w:rPr>
+          <w:rFonts w:cs="Arial"/>
+          <w:i/>
+        </w:rPr>
+        <w:t>CEPAL</w:t>
+      </w:r>
+      <w:r>
+        <w:rPr>
+          <w:rFonts w:cs="Arial"/>
+          <w:i/>
+        </w:rPr>
+        <w:t xml:space="preserve"> Review</w:t>
+      </w:r>
+      <w:r>
+        <w:rPr>
+          <w:rFonts w:cs="Arial"/>
+        </w:rPr>
+        <w:t>, 75, December 2001, 1</w:t>
+      </w:r>
+      <w:r>
+        <w:rPr>
+          <w:rFonts w:cs="Arial"/>
+        </w:rPr>
+        <w:t xml:space="preserve">-108; </w:t>
+      </w:r>
+      <w:r>
+        <w:rPr>
+          <w:rFonts w:cs="Arial"/>
+        </w:rPr>
+        <w:t xml:space="preserve">J. Toye and R. Toye, ‘The Origins and Interpretation of the </w:t>
+      </w:r>
+      <w:proofErr w:type="spellStart"/>
+      <w:r>
+        <w:rPr>
+          <w:rFonts w:cs="Arial"/>
+        </w:rPr>
+        <w:t>Prebisch</w:t>
       </w:r>
       <w:proofErr w:type="spellEnd"/>
       <w:r>
         <w:rPr>
           <w:rFonts w:cs="Arial"/>
+        </w:rPr>
+        <w:t xml:space="preserve">-Singer Thesis’ in </w:t>
+      </w:r>
+      <w:r>
+        <w:rPr>
+          <w:rFonts w:cs="Arial"/>
           <w:i/>
         </w:rPr>
-        <w:t xml:space="preserve"> 1919-1986</w:t>
-      </w:r>
-      <w:r>
-        <w:rPr>
-          <w:rFonts w:cs="Arial"/>
-        </w:rPr>
-        <w:t>, Santiago 2006 and</w:t>
-      </w:r>
-      <w:r>
-        <w:rPr>
-          <w:rFonts w:cs="Arial"/>
-        </w:rPr>
-        <w:t xml:space="preserve"> C. </w:t>
+        <w:t>History of Political Economy</w:t>
+      </w:r>
+      <w:r>
+        <w:rPr>
+          <w:rFonts w:cs="Arial"/>
+        </w:rPr>
+        <w:t xml:space="preserve">, 35/3, 2003, 436-467; </w:t>
+      </w:r>
+      <w:r>
+        <w:rPr>
+          <w:rFonts w:cs="Arial"/>
+        </w:rPr>
+        <w:t xml:space="preserve">E.J. </w:t>
       </w:r>
       <w:proofErr w:type="spellStart"/>
       <w:r>
         <w:rPr>
           <w:rFonts w:cs="Arial"/>
         </w:rPr>
-        <w:t>Mallorquín</w:t>
+        <w:t>Dosman</w:t>
       </w:r>
       <w:proofErr w:type="spellEnd"/>
       <w:r>
         <w:rPr>
           <w:rFonts w:cs="Arial"/>
         </w:rPr>
+        <w:t xml:space="preserve"> (Ed.), </w:t>
+      </w:r>
+      <w:r>
+        <w:rPr>
+          <w:rFonts w:cs="Arial"/>
+          <w:i/>
+        </w:rPr>
+        <w:t>Raúl Prebisch: Power, Principle and the Ethics of Development</w:t>
+      </w:r>
+      <w:r>
+        <w:rPr>
+          <w:rFonts w:cs="Arial"/>
+        </w:rPr>
         <w:t xml:space="preserve">, </w:t>
       </w:r>
       <w:r>
         <w:rPr>
           <w:rFonts w:cs="Arial"/>
+        </w:rPr>
+        <w:t>Washington</w:t>
+      </w:r>
+      <w:r>
+        <w:rPr>
+          <w:rFonts w:cs="Arial"/>
+        </w:rPr>
+        <w:t xml:space="preserve"> DC 2006; </w:t>
+      </w:r>
+      <w:r>
+        <w:rPr>
+          <w:rFonts w:cs="Arial"/>
+        </w:rPr>
+        <w:t xml:space="preserve">E.J. Dosman, </w:t>
+      </w:r>
+      <w:r>
+        <w:rPr>
+          <w:rFonts w:cs="Arial"/>
           <w:i/>
         </w:rPr>
-        <w:t xml:space="preserve">Raúl </w:t>
+        <w:t xml:space="preserve">The Life and Times of Raúl </w:t>
       </w:r>
       <w:proofErr w:type="spellStart"/>
       <w:r>
@@ -10282,1156 +10968,60 @@
           <w:rFonts w:cs="Arial"/>
           <w:i/>
         </w:rPr>
-        <w:t>: The Complete Bibliography</w:t>
-      </w:r>
-      <w:r>
-        <w:rPr>
-          <w:rFonts w:cs="Arial"/>
-        </w:rPr>
-        <w:t>, Mexico City 2007.</w:t>
-      </w:r>
-      <w:r>
-        <w:rPr>
-          <w:rFonts w:cs="Arial"/>
-        </w:rPr>
-        <w:br/>
-      </w:r>
-      <w:r>
-        <w:rPr>
-          <w:rFonts w:cs="Arial"/>
-          <w:b/>
-        </w:rPr>
-        <w:t>LITERATURE</w:t>
-      </w:r>
-      <w:r>
-        <w:rPr>
-          <w:rFonts w:cs="Arial"/>
-        </w:rPr>
-        <w:t>:</w:t>
-      </w:r>
-      <w:r>
-        <w:rPr>
-          <w:rFonts w:cs="Arial"/>
-        </w:rPr>
-        <w:t xml:space="preserve"> </w:t>
-      </w:r>
-      <w:r>
-        <w:rPr>
-          <w:rFonts w:cs="Arial"/>
-        </w:rPr>
-        <w:t xml:space="preserve">J. Viner, </w:t>
+        <w:t xml:space="preserve"> 1901-1986</w:t>
+      </w:r>
+      <w:r>
+        <w:rPr>
+          <w:rFonts w:cs="Arial"/>
+        </w:rPr>
+        <w:t>, Montreal 2008</w:t>
+      </w:r>
+      <w:r>
+        <w:rPr>
+          <w:rFonts w:cs="Arial"/>
+        </w:rPr>
+        <w:t xml:space="preserve">; E. Pérez Caldentey and M. Vernengo, ‘Portrait of the Economist as a Young Man: Raúl </w:t>
+      </w:r>
+      <w:proofErr w:type="spellStart"/>
+      <w:r>
+        <w:rPr>
+          <w:rFonts w:cs="Arial"/>
+        </w:rPr>
+        <w:t>Prebisch’s</w:t>
+      </w:r>
+      <w:proofErr w:type="spellEnd"/>
+      <w:r>
+        <w:rPr>
+          <w:rFonts w:cs="Arial"/>
+        </w:rPr>
+        <w:t xml:space="preserve"> Evolving Views on the Business Cycle and Money, 1919-1949; in </w:t>
       </w:r>
       <w:r>
         <w:rPr>
           <w:rFonts w:cs="Arial"/>
           <w:i/>
         </w:rPr>
-        <w:t>International Trade and Economic Development</w:t>
-      </w:r>
-      <w:r>
-        <w:rPr>
-          <w:rFonts w:cs="Arial"/>
-        </w:rPr>
-        <w:t xml:space="preserve">, Glencoe, IL 1952; </w:t>
-      </w:r>
-      <w:r>
-        <w:rPr>
-          <w:rFonts w:cs="Arial"/>
-        </w:rPr>
-        <w:t xml:space="preserve">Ch. </w:t>
-      </w:r>
-      <w:proofErr w:type="spellStart"/>
-      <w:r>
-        <w:rPr>
-          <w:rFonts w:cs="Arial"/>
-        </w:rPr>
-        <w:t>Frankenhoff</w:t>
-      </w:r>
-      <w:proofErr w:type="spellEnd"/>
-      <w:r>
-        <w:rPr>
-          <w:rFonts w:cs="Arial"/>
-        </w:rPr>
-        <w:t xml:space="preserve">, ‘The </w:t>
-      </w:r>
-      <w:proofErr w:type="spellStart"/>
-      <w:r>
-        <w:rPr>
-          <w:rFonts w:cs="Arial"/>
-        </w:rPr>
-        <w:t>Prebisch</w:t>
-      </w:r>
-      <w:proofErr w:type="spellEnd"/>
-      <w:r>
-        <w:rPr>
-          <w:rFonts w:cs="Arial"/>
-        </w:rPr>
-        <w:t xml:space="preserve"> Thesis: A Th</w:t>
-      </w:r>
-      <w:r>
-        <w:rPr>
-          <w:rFonts w:cs="Arial"/>
-        </w:rPr>
-        <w:t>e</w:t>
-      </w:r>
-      <w:r>
-        <w:rPr>
-          <w:rFonts w:cs="Arial"/>
-        </w:rPr>
-        <w:t xml:space="preserve">ory of Industrialism for Latin America’ in </w:t>
+        <w:t>CEPAL Review</w:t>
+      </w:r>
+      <w:r>
+        <w:rPr>
+          <w:rFonts w:cs="Arial"/>
+        </w:rPr>
+        <w:t>, 106, April 2012, 7-21</w:t>
+      </w:r>
+      <w:r>
+        <w:rPr>
+          <w:rFonts w:cs="Arial"/>
+        </w:rPr>
+        <w:t xml:space="preserve">; M.E. Margulis (Ed.), </w:t>
       </w:r>
       <w:r>
         <w:rPr>
           <w:rFonts w:cs="Arial"/>
           <w:i/>
         </w:rPr>
-        <w:t>Journal of Inter-American Studies</w:t>
-      </w:r>
-      <w:r>
-        <w:rPr>
-          <w:rFonts w:cs="Arial"/>
-        </w:rPr>
-        <w:t>, 4, April 1962, 185-206;</w:t>
-      </w:r>
-      <w:r>
-        <w:t xml:space="preserve"> </w:t>
-      </w:r>
-      <w:r>
-        <w:rPr>
-          <w:rFonts w:cs="Arial"/>
-        </w:rPr>
-        <w:t xml:space="preserve">L.E. di Marco (Ed.), </w:t>
-      </w:r>
-      <w:r>
-        <w:rPr>
-          <w:rFonts w:cs="Arial"/>
-          <w:i/>
-        </w:rPr>
-        <w:t>Internat</w:t>
-      </w:r>
-      <w:r>
-        <w:rPr>
-          <w:rFonts w:cs="Arial"/>
-          <w:i/>
-        </w:rPr>
-        <w:t>ional Economics and Development:</w:t>
-      </w:r>
-      <w:r>
-        <w:rPr>
-          <w:rFonts w:cs="Arial"/>
-          <w:i/>
-        </w:rPr>
-        <w:t xml:space="preserve"> Essays in Honour of Raúl </w:t>
-      </w:r>
-      <w:proofErr w:type="spellStart"/>
-      <w:r>
-        <w:rPr>
-          <w:rFonts w:cs="Arial"/>
-          <w:i/>
-        </w:rPr>
-        <w:t>Prebisch</w:t>
-      </w:r>
-      <w:proofErr w:type="spellEnd"/>
-      <w:r>
-        <w:rPr>
-          <w:rFonts w:cs="Arial"/>
-        </w:rPr>
-        <w:t xml:space="preserve">, New York 1972; </w:t>
-      </w:r>
-      <w:r>
-        <w:rPr>
-          <w:rFonts w:cs="Arial"/>
-        </w:rPr>
-        <w:t>J.S. Nye, ‘UNCTAD: Poor Nations’ Pressure Gro</w:t>
-      </w:r>
-      <w:r>
-        <w:rPr>
-          <w:rFonts w:cs="Arial"/>
-        </w:rPr>
-        <w:t>up’ in R.W. Cox and H.K. Jacobso</w:t>
-      </w:r>
-      <w:r>
-        <w:rPr>
-          <w:rFonts w:cs="Arial"/>
-        </w:rPr>
-        <w:t xml:space="preserve">n (Eds), </w:t>
-      </w:r>
-      <w:r>
-        <w:rPr>
-          <w:rFonts w:cs="Arial"/>
-          <w:i/>
-        </w:rPr>
-        <w:t>The Anatomy of Influence</w:t>
-      </w:r>
-      <w:r>
-        <w:rPr>
-          <w:rFonts w:cs="Arial"/>
-        </w:rPr>
-        <w:t xml:space="preserve">, New Haven 1973, 334-370; </w:t>
-      </w:r>
-      <w:r>
-        <w:rPr>
-          <w:rFonts w:cs="Arial"/>
-        </w:rPr>
-        <w:t xml:space="preserve">A. </w:t>
-      </w:r>
-      <w:proofErr w:type="spellStart"/>
-      <w:r>
-        <w:rPr>
-          <w:rFonts w:cs="Arial"/>
-        </w:rPr>
-        <w:t>Gauhar</w:t>
-      </w:r>
-      <w:proofErr w:type="spellEnd"/>
-      <w:r>
-        <w:rPr>
-          <w:rFonts w:cs="Arial"/>
-        </w:rPr>
-        <w:t xml:space="preserve"> and </w:t>
-      </w:r>
-      <w:r>
-        <w:rPr>
-          <w:rFonts w:cs="Arial"/>
-        </w:rPr>
-        <w:t xml:space="preserve">R. </w:t>
-      </w:r>
-      <w:proofErr w:type="spellStart"/>
-      <w:r>
-        <w:rPr>
-          <w:rFonts w:cs="Arial"/>
-        </w:rPr>
-        <w:t>Prebisch</w:t>
-      </w:r>
-      <w:proofErr w:type="spellEnd"/>
-      <w:r>
-        <w:rPr>
-          <w:rFonts w:cs="Arial"/>
-        </w:rPr>
-        <w:t>, ‘Raú</w:t>
-      </w:r>
-      <w:r>
-        <w:rPr>
-          <w:rFonts w:cs="Arial"/>
-        </w:rPr>
-        <w:t xml:space="preserve">l </w:t>
-      </w:r>
-      <w:proofErr w:type="spellStart"/>
-      <w:r>
-        <w:rPr>
-          <w:rFonts w:cs="Arial"/>
-        </w:rPr>
-        <w:t>Prebisch</w:t>
-      </w:r>
-      <w:proofErr w:type="spellEnd"/>
-      <w:r>
-        <w:rPr>
-          <w:rFonts w:cs="Arial"/>
-        </w:rPr>
-        <w:t xml:space="preserve">’ in </w:t>
-      </w:r>
-      <w:r>
-        <w:rPr>
-          <w:rFonts w:cs="Arial"/>
-          <w:i/>
-        </w:rPr>
-        <w:t>Third World Quarterly</w:t>
-      </w:r>
-      <w:r>
-        <w:rPr>
-          <w:rFonts w:cs="Arial"/>
-        </w:rPr>
-        <w:t xml:space="preserve">, 2/1, 1980, 14-20 (interview); </w:t>
-      </w:r>
-      <w:r>
-        <w:rPr>
-          <w:rFonts w:cs="Arial"/>
-        </w:rPr>
-        <w:t xml:space="preserve">J.L. Love, ‘Raúl </w:t>
-      </w:r>
-      <w:proofErr w:type="spellStart"/>
-      <w:r>
-        <w:rPr>
-          <w:rFonts w:cs="Arial"/>
-        </w:rPr>
-        <w:t>Prebisch</w:t>
-      </w:r>
-      <w:proofErr w:type="spellEnd"/>
-      <w:r>
-        <w:rPr>
-          <w:rFonts w:cs="Arial"/>
-        </w:rPr>
-        <w:t xml:space="preserve"> and the Origins of the Doctrine of Unequal Exchange’ in </w:t>
-      </w:r>
-      <w:r>
-        <w:rPr>
-          <w:rFonts w:cs="Arial"/>
-          <w:i/>
-        </w:rPr>
-        <w:t>Latin American Research Review</w:t>
-      </w:r>
-      <w:r>
-        <w:rPr>
-          <w:rFonts w:cs="Arial"/>
-        </w:rPr>
-        <w:t>, 15</w:t>
-      </w:r>
-      <w:r>
-        <w:rPr>
-          <w:rFonts w:cs="Arial"/>
-        </w:rPr>
-        <w:t>/3</w:t>
-      </w:r>
-      <w:r>
-        <w:rPr>
-          <w:rFonts w:cs="Arial"/>
-        </w:rPr>
-        <w:t>, 1980, 45-72;</w:t>
-      </w:r>
-      <w:r>
-        <w:rPr>
-          <w:rFonts w:cs="Arial"/>
-        </w:rPr>
-        <w:t xml:space="preserve"> A. </w:t>
-      </w:r>
-      <w:proofErr w:type="spellStart"/>
-      <w:r>
-        <w:rPr>
-          <w:rFonts w:cs="Arial"/>
-        </w:rPr>
-        <w:t>Gurrieri</w:t>
-      </w:r>
-      <w:proofErr w:type="spellEnd"/>
-      <w:r>
-        <w:rPr>
-          <w:rFonts w:cs="Arial"/>
-        </w:rPr>
-        <w:t xml:space="preserve">, </w:t>
-      </w:r>
-      <w:r>
-        <w:rPr>
-          <w:rFonts w:cs="Arial"/>
-          <w:i/>
-        </w:rPr>
-        <w:t xml:space="preserve">La </w:t>
-      </w:r>
-      <w:proofErr w:type="spellStart"/>
-      <w:r>
-        <w:rPr>
-          <w:rFonts w:cs="Arial"/>
-          <w:i/>
-        </w:rPr>
-        <w:t>obra</w:t>
-      </w:r>
-      <w:proofErr w:type="spellEnd"/>
-      <w:r>
-        <w:rPr>
-          <w:rFonts w:cs="Arial"/>
-          <w:i/>
-        </w:rPr>
-        <w:t xml:space="preserve"> de </w:t>
-      </w:r>
-      <w:proofErr w:type="spellStart"/>
-      <w:r>
-        <w:rPr>
-          <w:rFonts w:cs="Arial"/>
-          <w:i/>
-        </w:rPr>
-        <w:t>Prebisch</w:t>
-      </w:r>
-      <w:proofErr w:type="spellEnd"/>
-      <w:r>
-        <w:rPr>
-          <w:rFonts w:cs="Arial"/>
-          <w:i/>
-        </w:rPr>
-        <w:t xml:space="preserve"> </w:t>
-      </w:r>
-      <w:proofErr w:type="spellStart"/>
-      <w:r>
-        <w:rPr>
-          <w:rFonts w:cs="Arial"/>
-          <w:i/>
-        </w:rPr>
-        <w:t>en</w:t>
-      </w:r>
-      <w:proofErr w:type="spellEnd"/>
-      <w:r>
-        <w:rPr>
-          <w:rFonts w:cs="Arial"/>
-          <w:i/>
-        </w:rPr>
-        <w:t xml:space="preserve"> CEPAL</w:t>
-      </w:r>
-      <w:r>
-        <w:rPr>
-          <w:rFonts w:cs="Arial"/>
-        </w:rPr>
-        <w:t>, Mexico City 1982;</w:t>
-      </w:r>
-      <w:r>
-        <w:rPr>
-          <w:rFonts w:cs="Arial"/>
-        </w:rPr>
-        <w:t xml:space="preserve"> </w:t>
-      </w:r>
-      <w:r>
-        <w:rPr>
-          <w:rFonts w:cs="Arial"/>
-          <w:i/>
-        </w:rPr>
-        <w:t xml:space="preserve">Raúl </w:t>
-      </w:r>
-      <w:proofErr w:type="spellStart"/>
-      <w:r>
-        <w:rPr>
-          <w:rFonts w:cs="Arial"/>
-          <w:i/>
-        </w:rPr>
-        <w:t>Prebisch</w:t>
-      </w:r>
-      <w:proofErr w:type="spellEnd"/>
-      <w:r>
-        <w:rPr>
-          <w:rFonts w:cs="Arial"/>
-          <w:i/>
-        </w:rPr>
-        <w:t xml:space="preserve">: Un </w:t>
-      </w:r>
-      <w:proofErr w:type="spellStart"/>
-      <w:r>
-        <w:rPr>
-          <w:rFonts w:cs="Arial"/>
-          <w:i/>
-        </w:rPr>
-        <w:t>aporte</w:t>
-      </w:r>
-      <w:proofErr w:type="spellEnd"/>
-      <w:r>
-        <w:rPr>
-          <w:rFonts w:cs="Arial"/>
-          <w:i/>
-        </w:rPr>
-        <w:t xml:space="preserve"> al studio de </w:t>
-      </w:r>
-      <w:proofErr w:type="spellStart"/>
-      <w:r>
-        <w:rPr>
-          <w:rFonts w:cs="Arial"/>
-          <w:i/>
-        </w:rPr>
-        <w:t>su</w:t>
-      </w:r>
-      <w:proofErr w:type="spellEnd"/>
-      <w:r>
-        <w:rPr>
-          <w:rFonts w:cs="Arial"/>
-          <w:i/>
-        </w:rPr>
-        <w:t xml:space="preserve"> </w:t>
-      </w:r>
-      <w:proofErr w:type="spellStart"/>
-      <w:r>
-        <w:rPr>
-          <w:rFonts w:cs="Arial"/>
-          <w:i/>
-        </w:rPr>
-        <w:t>pensamiento</w:t>
-      </w:r>
-      <w:proofErr w:type="spellEnd"/>
-      <w:r>
-        <w:rPr>
-          <w:rFonts w:cs="Arial"/>
-        </w:rPr>
-        <w:t xml:space="preserve">, Santiago 1987; </w:t>
-      </w:r>
-      <w:r>
-        <w:rPr>
-          <w:rFonts w:cs="Arial"/>
-        </w:rPr>
-        <w:t xml:space="preserve">J. </w:t>
-      </w:r>
-      <w:proofErr w:type="spellStart"/>
-      <w:r>
-        <w:rPr>
-          <w:rFonts w:cs="Arial"/>
-        </w:rPr>
-        <w:t>Hodara</w:t>
-      </w:r>
-      <w:proofErr w:type="spellEnd"/>
-      <w:r>
-        <w:rPr>
-          <w:rFonts w:cs="Arial"/>
-        </w:rPr>
-        <w:t xml:space="preserve">, </w:t>
-      </w:r>
-      <w:proofErr w:type="spellStart"/>
-      <w:r>
-        <w:rPr>
-          <w:rFonts w:cs="Arial"/>
-          <w:i/>
-        </w:rPr>
-        <w:t>Prebisch</w:t>
-      </w:r>
-      <w:proofErr w:type="spellEnd"/>
-      <w:r>
-        <w:rPr>
-          <w:rFonts w:cs="Arial"/>
-          <w:i/>
-        </w:rPr>
-        <w:t xml:space="preserve"> y la CEPAL: </w:t>
-      </w:r>
-      <w:proofErr w:type="spellStart"/>
-      <w:r>
-        <w:rPr>
-          <w:rFonts w:cs="Arial"/>
-          <w:i/>
-        </w:rPr>
-        <w:t>S</w:t>
-      </w:r>
-      <w:r>
-        <w:rPr>
-          <w:rFonts w:cs="Arial"/>
-          <w:i/>
-        </w:rPr>
-        <w:t>ustancia</w:t>
-      </w:r>
-      <w:proofErr w:type="spellEnd"/>
-      <w:r>
-        <w:rPr>
-          <w:rFonts w:cs="Arial"/>
-          <w:i/>
-        </w:rPr>
-        <w:t xml:space="preserve">, </w:t>
-      </w:r>
-      <w:proofErr w:type="spellStart"/>
-      <w:r>
-        <w:rPr>
-          <w:rFonts w:cs="Arial"/>
-          <w:i/>
-        </w:rPr>
-        <w:t>trayectoria</w:t>
-      </w:r>
-      <w:proofErr w:type="spellEnd"/>
-      <w:r>
-        <w:rPr>
-          <w:rFonts w:cs="Arial"/>
-          <w:i/>
-        </w:rPr>
-        <w:t xml:space="preserve"> y </w:t>
-      </w:r>
-      <w:proofErr w:type="spellStart"/>
-      <w:r>
-        <w:rPr>
-          <w:rFonts w:cs="Arial"/>
-          <w:i/>
-        </w:rPr>
-        <w:t>contexto</w:t>
-      </w:r>
-      <w:proofErr w:type="spellEnd"/>
-      <w:r>
-        <w:rPr>
-          <w:rFonts w:cs="Arial"/>
-          <w:i/>
-        </w:rPr>
-        <w:t xml:space="preserve"> </w:t>
-      </w:r>
-      <w:proofErr w:type="spellStart"/>
-      <w:r>
-        <w:rPr>
-          <w:rFonts w:cs="Arial"/>
-          <w:i/>
-        </w:rPr>
-        <w:t>institucional</w:t>
-      </w:r>
-      <w:proofErr w:type="spellEnd"/>
-      <w:r>
-        <w:rPr>
-          <w:rFonts w:cs="Arial"/>
-        </w:rPr>
-        <w:t xml:space="preserve">, Mexico 1987; </w:t>
-      </w:r>
-      <w:r>
-        <w:rPr>
-          <w:rFonts w:cs="Arial"/>
-        </w:rPr>
-        <w:t>K</w:t>
-      </w:r>
-      <w:r>
-        <w:rPr>
-          <w:rFonts w:cs="Arial"/>
-        </w:rPr>
-        <w:t xml:space="preserve">. </w:t>
-      </w:r>
-      <w:proofErr w:type="spellStart"/>
-      <w:r>
-        <w:rPr>
-          <w:rFonts w:cs="Arial"/>
-        </w:rPr>
-        <w:t>Sikkink</w:t>
-      </w:r>
-      <w:proofErr w:type="spellEnd"/>
-      <w:r>
-        <w:rPr>
-          <w:rFonts w:cs="Arial"/>
-        </w:rPr>
-        <w:t>, ‘The Influence of Raú</w:t>
-      </w:r>
-      <w:r>
-        <w:rPr>
-          <w:rFonts w:cs="Arial"/>
-        </w:rPr>
-        <w:t xml:space="preserve">l </w:t>
-      </w:r>
-      <w:proofErr w:type="spellStart"/>
-      <w:r>
-        <w:rPr>
-          <w:rFonts w:cs="Arial"/>
-        </w:rPr>
-        <w:t>Prebisch</w:t>
-      </w:r>
-      <w:proofErr w:type="spellEnd"/>
-      <w:r>
-        <w:rPr>
-          <w:rFonts w:cs="Arial"/>
-        </w:rPr>
-        <w:t xml:space="preserve"> on </w:t>
-      </w:r>
-      <w:r>
-        <w:rPr>
-          <w:rFonts w:cs="Arial"/>
-        </w:rPr>
-        <w:t>Economic</w:t>
-      </w:r>
-      <w:r>
-        <w:rPr>
-          <w:rFonts w:cs="Arial"/>
-        </w:rPr>
-        <w:t xml:space="preserve"> Policy</w:t>
-      </w:r>
-      <w:r>
-        <w:rPr>
-          <w:rFonts w:cs="Arial"/>
-        </w:rPr>
-        <w:t>-Making in Argentina, 1950-1962’</w:t>
-      </w:r>
-      <w:r>
-        <w:rPr>
-          <w:rFonts w:cs="Arial"/>
-        </w:rPr>
-        <w:t xml:space="preserve"> in </w:t>
-      </w:r>
-      <w:r>
-        <w:rPr>
-          <w:rFonts w:cs="Arial"/>
-          <w:i/>
-        </w:rPr>
-        <w:t>Latin American Research Review</w:t>
-      </w:r>
-      <w:r>
-        <w:rPr>
-          <w:rFonts w:cs="Arial"/>
-        </w:rPr>
-        <w:t xml:space="preserve">, 23/2, 1988, 91-114; </w:t>
-      </w:r>
-      <w:r>
-        <w:rPr>
-          <w:rFonts w:cs="Arial"/>
-          <w:i/>
-        </w:rPr>
-        <w:t xml:space="preserve">Raúl </w:t>
-      </w:r>
-      <w:proofErr w:type="spellStart"/>
-      <w:r>
-        <w:rPr>
-          <w:rFonts w:cs="Arial"/>
-          <w:i/>
-        </w:rPr>
-        <w:t>Prebisch</w:t>
-      </w:r>
-      <w:proofErr w:type="spellEnd"/>
-      <w:r>
-        <w:rPr>
-          <w:rFonts w:cs="Arial"/>
-          <w:i/>
-        </w:rPr>
-        <w:t>: Thinker and Bui</w:t>
-      </w:r>
-      <w:r>
-        <w:rPr>
-          <w:rFonts w:cs="Arial"/>
-          <w:i/>
-        </w:rPr>
-        <w:t>lder:</w:t>
-      </w:r>
-      <w:r>
-        <w:rPr>
-          <w:rFonts w:cs="Arial"/>
-          <w:i/>
-        </w:rPr>
-        <w:t xml:space="preserve"> Proceedings of the Tribute and Symposium Organized in Honour of Raúl </w:t>
-      </w:r>
-      <w:proofErr w:type="spellStart"/>
-      <w:r>
-        <w:rPr>
-          <w:rFonts w:cs="Arial"/>
-          <w:i/>
-        </w:rPr>
-        <w:t>Prebisch</w:t>
-      </w:r>
-      <w:proofErr w:type="spellEnd"/>
-      <w:r>
-        <w:rPr>
-          <w:rFonts w:cs="Arial"/>
-          <w:i/>
-        </w:rPr>
-        <w:t>, Geneva 2-3 July 1986</w:t>
-      </w:r>
-      <w:r>
-        <w:rPr>
-          <w:rFonts w:cs="Arial"/>
-        </w:rPr>
-        <w:t xml:space="preserve">, New York 1989; </w:t>
-      </w:r>
-      <w:r>
-        <w:rPr>
-          <w:rFonts w:cs="Arial"/>
-        </w:rPr>
-        <w:t xml:space="preserve">L. Solís, </w:t>
-      </w:r>
-      <w:r>
-        <w:rPr>
-          <w:rFonts w:cs="Arial"/>
-          <w:i/>
-        </w:rPr>
-        <w:t xml:space="preserve">Raúl </w:t>
-      </w:r>
-      <w:proofErr w:type="spellStart"/>
-      <w:r>
-        <w:rPr>
-          <w:rFonts w:cs="Arial"/>
-          <w:i/>
-        </w:rPr>
-        <w:t>Prebisch</w:t>
-      </w:r>
-      <w:proofErr w:type="spellEnd"/>
-      <w:r>
-        <w:rPr>
-          <w:rFonts w:cs="Arial"/>
-          <w:i/>
-        </w:rPr>
-        <w:t xml:space="preserve"> at ECLA: Years of Creative Intellectual Effort</w:t>
-      </w:r>
-      <w:r>
-        <w:rPr>
-          <w:rFonts w:cs="Arial"/>
-        </w:rPr>
-        <w:t xml:space="preserve">, </w:t>
-      </w:r>
-      <w:r>
-        <w:rPr>
-          <w:rFonts w:cs="Arial"/>
-        </w:rPr>
-        <w:t>San Francisco</w:t>
-      </w:r>
-      <w:r>
-        <w:rPr>
-          <w:rFonts w:cs="Arial"/>
-        </w:rPr>
-        <w:t>, CA</w:t>
-      </w:r>
-      <w:r>
-        <w:rPr>
-          <w:rFonts w:cs="Arial"/>
-        </w:rPr>
-        <w:t xml:space="preserve"> 1989; </w:t>
-      </w:r>
-      <w:r>
-        <w:rPr>
-          <w:rFonts w:cs="Arial"/>
-        </w:rPr>
-        <w:t xml:space="preserve">E.V. Iglesias (Ed.), </w:t>
-      </w:r>
-      <w:r>
-        <w:rPr>
-          <w:rFonts w:cs="Arial"/>
-          <w:i/>
-        </w:rPr>
-        <w:t xml:space="preserve">The Legacy of Raúl </w:t>
-      </w:r>
-      <w:proofErr w:type="spellStart"/>
-      <w:r>
-        <w:rPr>
-          <w:rFonts w:cs="Arial"/>
-          <w:i/>
-        </w:rPr>
-        <w:t>Prebisch</w:t>
-      </w:r>
-      <w:proofErr w:type="spellEnd"/>
-      <w:r>
-        <w:rPr>
-          <w:rFonts w:cs="Arial"/>
-        </w:rPr>
-        <w:t xml:space="preserve">, Washington DC 1994; </w:t>
-      </w:r>
-      <w:r>
-        <w:rPr>
-          <w:rFonts w:cs="Arial"/>
-        </w:rPr>
-        <w:t xml:space="preserve">S. </w:t>
-      </w:r>
-      <w:proofErr w:type="spellStart"/>
-      <w:r>
-        <w:rPr>
-          <w:rFonts w:cs="Arial"/>
-        </w:rPr>
-        <w:t>Flechsig</w:t>
-      </w:r>
-      <w:proofErr w:type="spellEnd"/>
-      <w:r>
-        <w:rPr>
-          <w:rFonts w:cs="Arial"/>
-        </w:rPr>
-        <w:t xml:space="preserve">, ‘Raúl </w:t>
-      </w:r>
-      <w:proofErr w:type="spellStart"/>
-      <w:r>
-        <w:rPr>
-          <w:rFonts w:cs="Arial"/>
-        </w:rPr>
-        <w:t>Prebisc</w:t>
-      </w:r>
-      <w:r>
-        <w:rPr>
-          <w:rFonts w:cs="Arial"/>
-        </w:rPr>
-        <w:t>h’s</w:t>
-      </w:r>
-      <w:proofErr w:type="spellEnd"/>
-      <w:r>
-        <w:rPr>
-          <w:rFonts w:cs="Arial"/>
-        </w:rPr>
-        <w:t xml:space="preserve"> Contribution to a Humane World’ in A. Müller, A. Tausch and P. </w:t>
-      </w:r>
-      <w:proofErr w:type="spellStart"/>
-      <w:r>
-        <w:rPr>
-          <w:rFonts w:cs="Arial"/>
-        </w:rPr>
-        <w:t>Zulehner</w:t>
-      </w:r>
-      <w:proofErr w:type="spellEnd"/>
-      <w:r>
-        <w:rPr>
-          <w:rFonts w:cs="Arial"/>
-        </w:rPr>
-        <w:t xml:space="preserve"> (Eds), </w:t>
-      </w:r>
-      <w:r>
-        <w:rPr>
-          <w:rFonts w:cs="Arial"/>
-          <w:i/>
-        </w:rPr>
-        <w:t>Global Capit</w:t>
-      </w:r>
-      <w:r>
-        <w:rPr>
-          <w:rFonts w:cs="Arial"/>
-          <w:i/>
-        </w:rPr>
-        <w:t>alism, Liberation Theology and t</w:t>
-      </w:r>
-      <w:r>
-        <w:rPr>
-          <w:rFonts w:cs="Arial"/>
-          <w:i/>
-        </w:rPr>
-        <w:t>he Social Sciences</w:t>
-      </w:r>
-      <w:r>
-        <w:rPr>
-          <w:rFonts w:cs="Arial"/>
-        </w:rPr>
-        <w:t xml:space="preserve">, New York 1999, 103-123; </w:t>
-      </w:r>
-      <w:r>
-        <w:rPr>
-          <w:rFonts w:cs="Arial"/>
-        </w:rPr>
-        <w:t xml:space="preserve">‘Tribute to Raúl </w:t>
-      </w:r>
-      <w:proofErr w:type="spellStart"/>
-      <w:r>
-        <w:rPr>
-          <w:rFonts w:cs="Arial"/>
-        </w:rPr>
-        <w:t>Prebisch</w:t>
-      </w:r>
-      <w:proofErr w:type="spellEnd"/>
-      <w:r>
-        <w:rPr>
-          <w:rFonts w:cs="Arial"/>
-        </w:rPr>
-        <w:t>’ in</w:t>
-      </w:r>
-      <w:r>
-        <w:rPr>
-          <w:rFonts w:cs="Arial"/>
-        </w:rPr>
-        <w:t xml:space="preserve"> </w:t>
-      </w:r>
-      <w:r>
-        <w:rPr>
-          <w:rFonts w:cs="Arial"/>
-          <w:i/>
-        </w:rPr>
-        <w:t>CEPAL</w:t>
-      </w:r>
-      <w:r>
-        <w:rPr>
-          <w:rFonts w:cs="Arial"/>
-          <w:i/>
-        </w:rPr>
-        <w:t xml:space="preserve"> Review</w:t>
-      </w:r>
-      <w:r>
-        <w:rPr>
-          <w:rFonts w:cs="Arial"/>
-        </w:rPr>
-        <w:t>, 75, December 2001, 1</w:t>
-      </w:r>
-      <w:r>
-        <w:rPr>
-          <w:rFonts w:cs="Arial"/>
-        </w:rPr>
-        <w:t xml:space="preserve">-108; </w:t>
-      </w:r>
-      <w:r>
-        <w:rPr>
-          <w:rFonts w:cs="Arial"/>
-        </w:rPr>
-        <w:t xml:space="preserve">J. Toye and R. Toye, ‘The Origins and Interpretation of the </w:t>
-      </w:r>
-      <w:proofErr w:type="spellStart"/>
-      <w:r>
-        <w:rPr>
-          <w:rFonts w:cs="Arial"/>
-        </w:rPr>
-        <w:t>Prebisch</w:t>
-      </w:r>
-      <w:proofErr w:type="spellEnd"/>
-      <w:r>
-        <w:rPr>
-          <w:rFonts w:cs="Arial"/>
-        </w:rPr>
-        <w:t xml:space="preserve">-Singer Thesis’ in </w:t>
-      </w:r>
-      <w:r>
-        <w:rPr>
-          <w:rFonts w:cs="Arial"/>
-          <w:i/>
-        </w:rPr>
-        <w:t>History of Political Economy</w:t>
-      </w:r>
-      <w:r>
-        <w:rPr>
-          <w:rFonts w:cs="Arial"/>
-        </w:rPr>
-        <w:t xml:space="preserve">, 35/3, 2003, 436-467; </w:t>
-      </w:r>
-      <w:r>
-        <w:rPr>
-          <w:rFonts w:cs="Arial"/>
-        </w:rPr>
-        <w:t xml:space="preserve">E.J. </w:t>
-      </w:r>
-      <w:proofErr w:type="spellStart"/>
-      <w:r>
-        <w:rPr>
-          <w:rFonts w:cs="Arial"/>
-        </w:rPr>
-        <w:t>Dosman</w:t>
-      </w:r>
-      <w:proofErr w:type="spellEnd"/>
-      <w:r>
-        <w:rPr>
-          <w:rFonts w:cs="Arial"/>
-        </w:rPr>
-        <w:t xml:space="preserve"> (Ed.), </w:t>
-      </w:r>
-      <w:r>
-        <w:rPr>
-          <w:rFonts w:cs="Arial"/>
-          <w:i/>
-        </w:rPr>
-        <w:t xml:space="preserve">Raúl </w:t>
-      </w:r>
-      <w:proofErr w:type="spellStart"/>
-      <w:r>
-        <w:rPr>
-          <w:rFonts w:cs="Arial"/>
-          <w:i/>
-        </w:rPr>
-        <w:t>Prebisch</w:t>
-      </w:r>
-      <w:proofErr w:type="spellEnd"/>
-      <w:r>
-        <w:rPr>
-          <w:rFonts w:cs="Arial"/>
-          <w:i/>
-        </w:rPr>
-        <w:t>: Power, Principle and the Ethics of Development</w:t>
-      </w:r>
-      <w:r>
-        <w:rPr>
-          <w:rFonts w:cs="Arial"/>
-        </w:rPr>
-        <w:t xml:space="preserve">, </w:t>
-      </w:r>
-      <w:r>
-        <w:rPr>
-          <w:rFonts w:cs="Arial"/>
-        </w:rPr>
-        <w:t>Washington</w:t>
-      </w:r>
-      <w:r>
-        <w:rPr>
-          <w:rFonts w:cs="Arial"/>
-        </w:rPr>
-        <w:t xml:space="preserve"> DC 2006; </w:t>
-      </w:r>
-      <w:r>
-        <w:rPr>
-          <w:rFonts w:cs="Arial"/>
-        </w:rPr>
-        <w:t xml:space="preserve">E.J. </w:t>
-      </w:r>
-      <w:proofErr w:type="spellStart"/>
-      <w:r>
-        <w:rPr>
-          <w:rFonts w:cs="Arial"/>
-        </w:rPr>
-        <w:t>Dosman</w:t>
-      </w:r>
-      <w:proofErr w:type="spellEnd"/>
-      <w:r>
-        <w:rPr>
-          <w:rFonts w:cs="Arial"/>
-        </w:rPr>
-        <w:t xml:space="preserve">, </w:t>
-      </w:r>
-      <w:r>
-        <w:rPr>
-          <w:rFonts w:cs="Arial"/>
-          <w:i/>
-        </w:rPr>
-        <w:t xml:space="preserve">The Life and Times of Raúl </w:t>
-      </w:r>
-      <w:proofErr w:type="spellStart"/>
-      <w:r>
-        <w:rPr>
-          <w:rFonts w:cs="Arial"/>
-          <w:i/>
-        </w:rPr>
-        <w:t>Prebisch</w:t>
-      </w:r>
-      <w:proofErr w:type="spellEnd"/>
-      <w:r>
-        <w:rPr>
-          <w:rFonts w:cs="Arial"/>
-          <w:i/>
-        </w:rPr>
-        <w:t xml:space="preserve"> 1901-1986</w:t>
-      </w:r>
-      <w:r>
-        <w:rPr>
-          <w:rFonts w:cs="Arial"/>
-        </w:rPr>
-        <w:t>, Montreal 2008</w:t>
-      </w:r>
-      <w:r>
-        <w:rPr>
-          <w:rFonts w:cs="Arial"/>
-        </w:rPr>
-        <w:t xml:space="preserve">; E. Pérez </w:t>
-      </w:r>
-      <w:proofErr w:type="spellStart"/>
-      <w:r>
-        <w:rPr>
-          <w:rFonts w:cs="Arial"/>
-        </w:rPr>
-        <w:t>Caldentey</w:t>
-      </w:r>
-      <w:proofErr w:type="spellEnd"/>
-      <w:r>
-        <w:rPr>
-          <w:rFonts w:cs="Arial"/>
-        </w:rPr>
-        <w:t xml:space="preserve"> and M. </w:t>
-      </w:r>
-      <w:proofErr w:type="spellStart"/>
-      <w:r>
-        <w:rPr>
-          <w:rFonts w:cs="Arial"/>
-        </w:rPr>
-        <w:t>Vernengo</w:t>
-      </w:r>
-      <w:proofErr w:type="spellEnd"/>
-      <w:r>
-        <w:rPr>
-          <w:rFonts w:cs="Arial"/>
-        </w:rPr>
-        <w:t xml:space="preserve">, ‘Portrait of the Economist as a Young Man: Raúl </w:t>
-      </w:r>
-      <w:proofErr w:type="spellStart"/>
-      <w:r>
-        <w:rPr>
-          <w:rFonts w:cs="Arial"/>
-        </w:rPr>
-        <w:t>Prebisch’s</w:t>
-      </w:r>
-      <w:proofErr w:type="spellEnd"/>
-      <w:r>
-        <w:rPr>
-          <w:rFonts w:cs="Arial"/>
-        </w:rPr>
-        <w:t xml:space="preserve"> Evolving Views on the Business Cycle and Money, 1919-1949; in </w:t>
-      </w:r>
-      <w:r>
-        <w:rPr>
-          <w:rFonts w:cs="Arial"/>
-          <w:i/>
-        </w:rPr>
-        <w:t>CEPAL Review</w:t>
-      </w:r>
-      <w:r>
-        <w:rPr>
-          <w:rFonts w:cs="Arial"/>
-        </w:rPr>
-        <w:t>, 106, April 2012, 7-21</w:t>
-      </w:r>
-      <w:r>
-        <w:rPr>
-          <w:rFonts w:cs="Arial"/>
-        </w:rPr>
-        <w:t xml:space="preserve">; M.E. Margulis (Ed.), </w:t>
-      </w:r>
-      <w:r>
-        <w:rPr>
-          <w:rFonts w:cs="Arial"/>
-          <w:i/>
-        </w:rPr>
-        <w:t xml:space="preserve">The Global Political Economy of Raúl </w:t>
-      </w:r>
-      <w:proofErr w:type="spellStart"/>
-      <w:r>
-        <w:rPr>
-          <w:rFonts w:cs="Arial"/>
-          <w:i/>
-        </w:rPr>
-        <w:t>Prebisch</w:t>
-      </w:r>
-      <w:proofErr w:type="spellEnd"/>
+        <w:t>The Global Political Economy of Raúl Prebisch</w:t>
+      </w:r>
       <w:r>
         <w:rPr>
           <w:rFonts w:cs="Arial"/>
@@ -11600,34 +11190,20 @@
         <w:rPr>
           <w:rFonts w:cs="Arial"/>
         </w:rPr>
-        <w:t xml:space="preserve">Edgar J. </w:t>
+        <w:t>Edgar J. Dosman, ‘</w:t>
       </w:r>
       <w:proofErr w:type="spellStart"/>
       <w:r>
         <w:rPr>
           <w:rFonts w:cs="Arial"/>
         </w:rPr>
-        <w:t>Dosman</w:t>
+        <w:t>Prebisch</w:t>
       </w:r>
       <w:proofErr w:type="spellEnd"/>
       <w:r>
         <w:rPr>
           <w:rFonts w:cs="Arial"/>
         </w:rPr>
-        <w:t>, ‘</w:t>
-      </w:r>
-      <w:proofErr w:type="spellStart"/>
-      <w:r>
-        <w:rPr>
-          <w:rFonts w:cs="Arial"/>
-        </w:rPr>
-        <w:t>Prebisch</w:t>
-      </w:r>
-      <w:proofErr w:type="spellEnd"/>
-      <w:r>
-        <w:rPr>
-          <w:rFonts w:cs="Arial"/>
-        </w:rPr>
         <w:t xml:space="preserve"> Linares, Raúl Federico’</w:t>
       </w:r>
       <w:r>
@@ -11648,7 +11224,7 @@
       <w:r>
         <w:t xml:space="preserve">Eisenberg, </w:t>
       </w:r>
-      <w:hyperlink r:id="rId8" w:history="1">
+      <w:hyperlink r:id="rId7" w:history="1">
         <w:r>
           <w:rPr>
             <w:rStyle w:val="Hyperlink"/>
@@ -11686,10 +11262,10 @@
       </w:pPr>
     </w:p>
     <w:sectPr>
-      <w:headerReference w:type="even" r:id="rId9"/>
-      <w:headerReference w:type="default" r:id="rId10"/>
-      <w:footerReference w:type="default" r:id="rId11"/>
-      <w:footerReference w:type="first" r:id="rId12"/>
+      <w:headerReference w:type="even" r:id="rId8"/>
+      <w:headerReference w:type="default" r:id="rId9"/>
+      <w:footerReference w:type="default" r:id="rId10"/>
+      <w:footerReference w:type="first" r:id="rId11"/>
       <w:pgSz w:w="11900" w:h="16840"/>
       <w:pgMar w:top="1418" w:right="1418" w:bottom="1418" w:left="1418" w:header="709" w:footer="709" w:gutter="0"/>
       <w:cols w:space="720"/>
@@ -11699,7 +11275,7 @@
 </file>
 
 <file path=word/endnotes.xml><?xml version="1.0" encoding="utf-8"?>
-<w:endnotes xmlns:wpc="http://schemas.microsoft.com/office/word/2010/wordprocessingCanvas" xmlns:cx="http://schemas.microsoft.com/office/drawing/2014/chartex" xmlns:cx1="http://schemas.microsoft.com/office/drawing/2015/9/8/chartex" xmlns:cx2="http://schemas.microsoft.com/office/drawing/2015/10/21/chartex" xmlns:cx3="http://schemas.microsoft.com/office/drawing/2016/5/9/chartex" xmlns:cx4="http://schemas.microsoft.com/office/drawing/2016/5/10/chartex" xmlns:cx5="http://schemas.microsoft.com/office/drawing/2016/5/11/chartex" xmlns:cx6="http://schemas.microsoft.com/office/drawing/2016/5/12/chartex" xmlns:cx7="http://schemas.microsoft.com/office/drawing/2016/5/13/chartex" xmlns:cx8="http://schemas.microsoft.com/office/drawing/2016/5/14/chartex" xmlns:mc="http://schemas.openxmlformats.org/markup-compatibility/2006" xmlns:aink="http://schemas.microsoft.com/office/drawing/2016/ink" xmlns:am3d="http://schemas.microsoft.com/office/drawing/2017/model3d" xmlns:o="urn:schemas-microsoft-com:office:office" xmlns:oel="http://schemas.microsoft.com/office/2019/extlst" xmlns:r="http://schemas.openxmlformats.org/officeDocument/2006/relationships" xmlns:m="http://schemas.openxmlformats.org/officeDocument/2006/math" xmlns:v="urn:schemas-microsoft-com:vml" xmlns:wp14="http://schemas.microsoft.com/office/word/2010/wordprocessingDrawing" xmlns:wp="http://schemas.openxmlformats.org/drawingml/2006/wordprocessingDrawing" xmlns:w10="urn:schemas-microsoft-com:office:word" xmlns:w="http://schemas.openxmlformats.org/wordprocessingml/2006/main" xmlns:w14="http://schemas.microsoft.com/office/word/2010/wordml" xmlns:w15="http://schemas.microsoft.com/office/word/2012/wordml" xmlns:w16cex="http://schemas.microsoft.com/office/word/2018/wordml/cex" xmlns:w16cid="http://schemas.microsoft.com/office/word/2016/wordml/cid" xmlns:w16="http://schemas.microsoft.com/office/word/2018/wordml" xmlns:w16du="http://schemas.microsoft.com/office/word/2023/wordml/word16du" xmlns:w16sdtdh="http://schemas.microsoft.com/office/word/2020/wordml/sdtdatahash" xmlns:w16sdtfl="http://schemas.microsoft.com/office/word/2024/wordml/sdtformatlock" xmlns:w16se="http://schemas.microsoft.com/office/word/2015/wordml/symex" xmlns:wpg="http://schemas.microsoft.com/office/word/2010/wordprocessingGroup" xmlns:wpi="http://schemas.microsoft.com/office/word/2010/wordprocessingInk" xmlns:wne="http://schemas.microsoft.com/office/word/2006/wordml" xmlns:wps="http://schemas.microsoft.com/office/word/2010/wordprocessingShape" mc:Ignorable="w14 w15 w16se w16cid w16 w16cex w16sdtdh w16sdtfl w16du wp14">
+<w:endnotes xmlns:wpc="http://schemas.microsoft.com/office/word/2010/wordprocessingCanvas" xmlns:cx="http://schemas.microsoft.com/office/drawing/2014/chartex" xmlns:cx1="http://schemas.microsoft.com/office/drawing/2015/9/8/chartex" xmlns:cx2="http://schemas.microsoft.com/office/drawing/2015/10/21/chartex" xmlns:cx3="http://schemas.microsoft.com/office/drawing/2016/5/9/chartex" xmlns:cx4="http://schemas.microsoft.com/office/drawing/2016/5/10/chartex" xmlns:cx5="http://schemas.microsoft.com/office/drawing/2016/5/11/chartex" xmlns:cx6="http://schemas.microsoft.com/office/drawing/2016/5/12/chartex" xmlns:cx7="http://schemas.microsoft.com/office/drawing/2016/5/13/chartex" xmlns:cx8="http://schemas.microsoft.com/office/drawing/2016/5/14/chartex" xmlns:mc="http://schemas.openxmlformats.org/markup-compatibility/2006" xmlns:m="http://schemas.openxmlformats.org/officeDocument/2006/math" xmlns:aink="http://schemas.microsoft.com/office/drawing/2016/ink" xmlns:am3d="http://schemas.microsoft.com/office/drawing/2017/model3d" xmlns:oel="http://schemas.microsoft.com/office/2019/extlst" xmlns:r="http://schemas.openxmlformats.org/officeDocument/2006/relationships" xmlns:wp14="http://schemas.microsoft.com/office/word/2010/wordprocessingDrawing" xmlns:wp="http://schemas.openxmlformats.org/drawingml/2006/wordprocessingDrawing" xmlns:wpg="http://schemas.microsoft.com/office/word/2010/wordprocessingGroup" xmlns:wpi="http://schemas.microsoft.com/office/word/2010/wordprocessingInk" xmlns:wps="http://schemas.microsoft.com/office/word/2010/wordprocessingShape" xmlns:o="urn:schemas-microsoft-com:office:office" xmlns:v="urn:schemas-microsoft-com:vml" xmlns:w10="urn:schemas-microsoft-com:office:word" xmlns:w="http://schemas.openxmlformats.org/wordprocessingml/2006/main" xmlns:w14="http://schemas.microsoft.com/office/word/2010/wordml" xmlns:w15="http://schemas.microsoft.com/office/word/2012/wordml" xmlns:w16cei="http://schemas.microsoft.com/office/word/2026/wordml/cei" xmlns:w16cex="http://schemas.microsoft.com/office/word/2018/wordml/cex" xmlns:w16cid="http://schemas.microsoft.com/office/word/2016/wordml/cid" xmlns:w16="http://schemas.microsoft.com/office/word/2018/wordml" xmlns:w16sdtdh="http://schemas.microsoft.com/office/word/2020/wordml/sdtdatahash" xmlns:w16sdtfl="http://schemas.microsoft.com/office/word/2024/wordml/sdtformatlock" xmlns:w16se="http://schemas.microsoft.com/office/word/2015/wordml/symex" xmlns:w16du="http://schemas.microsoft.com/office/word/2023/wordml/word16du" xmlns:wne="http://schemas.microsoft.com/office/word/2006/wordml" mc:Ignorable="w14 w15 w16se w16cid w16 w16cex w16sdtdh w16sdtfl w16du wp14">
   <w:endnote w:type="separator" w:id="-1">
     <w:p>
       <w:r>
@@ -11718,7 +11294,7 @@
 </file>
 
 <file path=word/footer1.xml><?xml version="1.0" encoding="utf-8"?>
-<w:ftr xmlns:wpc="http://schemas.microsoft.com/office/word/2010/wordprocessingCanvas" xmlns:cx="http://schemas.microsoft.com/office/drawing/2014/chartex" xmlns:cx1="http://schemas.microsoft.com/office/drawing/2015/9/8/chartex" xmlns:cx2="http://schemas.microsoft.com/office/drawing/2015/10/21/chartex" xmlns:cx3="http://schemas.microsoft.com/office/drawing/2016/5/9/chartex" xmlns:cx4="http://schemas.microsoft.com/office/drawing/2016/5/10/chartex" xmlns:cx5="http://schemas.microsoft.com/office/drawing/2016/5/11/chartex" xmlns:cx6="http://schemas.microsoft.com/office/drawing/2016/5/12/chartex" xmlns:cx7="http://schemas.microsoft.com/office/drawing/2016/5/13/chartex" xmlns:cx8="http://schemas.microsoft.com/office/drawing/2016/5/14/chartex" xmlns:mc="http://schemas.openxmlformats.org/markup-compatibility/2006" xmlns:aink="http://schemas.microsoft.com/office/drawing/2016/ink" xmlns:am3d="http://schemas.microsoft.com/office/drawing/2017/model3d" xmlns:o="urn:schemas-microsoft-com:office:office" xmlns:oel="http://schemas.microsoft.com/office/2019/extlst" xmlns:r="http://schemas.openxmlformats.org/officeDocument/2006/relationships" xmlns:m="http://schemas.openxmlformats.org/officeDocument/2006/math" xmlns:v="urn:schemas-microsoft-com:vml" xmlns:wp14="http://schemas.microsoft.com/office/word/2010/wordprocessingDrawing" xmlns:wp="http://schemas.openxmlformats.org/drawingml/2006/wordprocessingDrawing" xmlns:w10="urn:schemas-microsoft-com:office:word" xmlns:w="http://schemas.openxmlformats.org/wordprocessingml/2006/main" xmlns:w14="http://schemas.microsoft.com/office/word/2010/wordml" xmlns:w15="http://schemas.microsoft.com/office/word/2012/wordml" xmlns:w16cex="http://schemas.microsoft.com/office/word/2018/wordml/cex" xmlns:w16cid="http://schemas.microsoft.com/office/word/2016/wordml/cid" xmlns:w16="http://schemas.microsoft.com/office/word/2018/wordml" xmlns:w16du="http://schemas.microsoft.com/office/word/2023/wordml/word16du" xmlns:w16sdtdh="http://schemas.microsoft.com/office/word/2020/wordml/sdtdatahash" xmlns:w16sdtfl="http://schemas.microsoft.com/office/word/2024/wordml/sdtformatlock" xmlns:w16se="http://schemas.microsoft.com/office/word/2015/wordml/symex" xmlns:wpg="http://schemas.microsoft.com/office/word/2010/wordprocessingGroup" xmlns:wpi="http://schemas.microsoft.com/office/word/2010/wordprocessingInk" xmlns:wne="http://schemas.microsoft.com/office/word/2006/wordml" xmlns:wps="http://schemas.microsoft.com/office/word/2010/wordprocessingShape" mc:Ignorable="w14 w15 w16se w16cid w16 w16cex w16sdtdh w16sdtfl w16du wp14">
+<w:ftr xmlns:wpc="http://schemas.microsoft.com/office/word/2010/wordprocessingCanvas" xmlns:cx="http://schemas.microsoft.com/office/drawing/2014/chartex" xmlns:cx1="http://schemas.microsoft.com/office/drawing/2015/9/8/chartex" xmlns:cx2="http://schemas.microsoft.com/office/drawing/2015/10/21/chartex" xmlns:cx3="http://schemas.microsoft.com/office/drawing/2016/5/9/chartex" xmlns:cx4="http://schemas.microsoft.com/office/drawing/2016/5/10/chartex" xmlns:cx5="http://schemas.microsoft.com/office/drawing/2016/5/11/chartex" xmlns:cx6="http://schemas.microsoft.com/office/drawing/2016/5/12/chartex" xmlns:cx7="http://schemas.microsoft.com/office/drawing/2016/5/13/chartex" xmlns:cx8="http://schemas.microsoft.com/office/drawing/2016/5/14/chartex" xmlns:mc="http://schemas.openxmlformats.org/markup-compatibility/2006" xmlns:m="http://schemas.openxmlformats.org/officeDocument/2006/math" xmlns:aink="http://schemas.microsoft.com/office/drawing/2016/ink" xmlns:am3d="http://schemas.microsoft.com/office/drawing/2017/model3d" xmlns:oel="http://schemas.microsoft.com/office/2019/extlst" xmlns:r="http://schemas.openxmlformats.org/officeDocument/2006/relationships" xmlns:wp14="http://schemas.microsoft.com/office/word/2010/wordprocessingDrawing" xmlns:wp="http://schemas.openxmlformats.org/drawingml/2006/wordprocessingDrawing" xmlns:wpg="http://schemas.microsoft.com/office/word/2010/wordprocessingGroup" xmlns:wpi="http://schemas.microsoft.com/office/word/2010/wordprocessingInk" xmlns:wps="http://schemas.microsoft.com/office/word/2010/wordprocessingShape" xmlns:o="urn:schemas-microsoft-com:office:office" xmlns:v="urn:schemas-microsoft-com:vml" xmlns:w10="urn:schemas-microsoft-com:office:word" xmlns:w="http://schemas.openxmlformats.org/wordprocessingml/2006/main" xmlns:w14="http://schemas.microsoft.com/office/word/2010/wordml" xmlns:w15="http://schemas.microsoft.com/office/word/2012/wordml" xmlns:w16cei="http://schemas.microsoft.com/office/word/2026/wordml/cei" xmlns:w16cex="http://schemas.microsoft.com/office/word/2018/wordml/cex" xmlns:w16cid="http://schemas.microsoft.com/office/word/2016/wordml/cid" xmlns:w16="http://schemas.microsoft.com/office/word/2018/wordml" xmlns:w16sdtdh="http://schemas.microsoft.com/office/word/2020/wordml/sdtdatahash" xmlns:w16sdtfl="http://schemas.microsoft.com/office/word/2024/wordml/sdtformatlock" xmlns:w16se="http://schemas.microsoft.com/office/word/2015/wordml/symex" xmlns:w16du="http://schemas.microsoft.com/office/word/2023/wordml/word16du" xmlns:wne="http://schemas.microsoft.com/office/word/2006/wordml" mc:Ignorable="w14 w15 w16se w16cid w16 w16cex w16sdtdh w16sdtfl w16du wp14">
   <w:p>
     <w:pPr>
       <w:pStyle w:val="Voettekst"/>
@@ -11770,7 +11346,7 @@
 </file>
 
 <file path=word/footer2.xml><?xml version="1.0" encoding="utf-8"?>
-<w:ftr xmlns:wpc="http://schemas.microsoft.com/office/word/2010/wordprocessingCanvas" xmlns:cx="http://schemas.microsoft.com/office/drawing/2014/chartex" xmlns:cx1="http://schemas.microsoft.com/office/drawing/2015/9/8/chartex" xmlns:cx2="http://schemas.microsoft.com/office/drawing/2015/10/21/chartex" xmlns:cx3="http://schemas.microsoft.com/office/drawing/2016/5/9/chartex" xmlns:cx4="http://schemas.microsoft.com/office/drawing/2016/5/10/chartex" xmlns:cx5="http://schemas.microsoft.com/office/drawing/2016/5/11/chartex" xmlns:cx6="http://schemas.microsoft.com/office/drawing/2016/5/12/chartex" xmlns:cx7="http://schemas.microsoft.com/office/drawing/2016/5/13/chartex" xmlns:cx8="http://schemas.microsoft.com/office/drawing/2016/5/14/chartex" xmlns:mc="http://schemas.openxmlformats.org/markup-compatibility/2006" xmlns:aink="http://schemas.microsoft.com/office/drawing/2016/ink" xmlns:am3d="http://schemas.microsoft.com/office/drawing/2017/model3d" xmlns:o="urn:schemas-microsoft-com:office:office" xmlns:oel="http://schemas.microsoft.com/office/2019/extlst" xmlns:r="http://schemas.openxmlformats.org/officeDocument/2006/relationships" xmlns:m="http://schemas.openxmlformats.org/officeDocument/2006/math" xmlns:v="urn:schemas-microsoft-com:vml" xmlns:wp14="http://schemas.microsoft.com/office/word/2010/wordprocessingDrawing" xmlns:wp="http://schemas.openxmlformats.org/drawingml/2006/wordprocessingDrawing" xmlns:w10="urn:schemas-microsoft-com:office:word" xmlns:w="http://schemas.openxmlformats.org/wordprocessingml/2006/main" xmlns:w14="http://schemas.microsoft.com/office/word/2010/wordml" xmlns:w15="http://schemas.microsoft.com/office/word/2012/wordml" xmlns:w16cex="http://schemas.microsoft.com/office/word/2018/wordml/cex" xmlns:w16cid="http://schemas.microsoft.com/office/word/2016/wordml/cid" xmlns:w16="http://schemas.microsoft.com/office/word/2018/wordml" xmlns:w16du="http://schemas.microsoft.com/office/word/2023/wordml/word16du" xmlns:w16sdtdh="http://schemas.microsoft.com/office/word/2020/wordml/sdtdatahash" xmlns:w16sdtfl="http://schemas.microsoft.com/office/word/2024/wordml/sdtformatlock" xmlns:w16se="http://schemas.microsoft.com/office/word/2015/wordml/symex" xmlns:wpg="http://schemas.microsoft.com/office/word/2010/wordprocessingGroup" xmlns:wpi="http://schemas.microsoft.com/office/word/2010/wordprocessingInk" xmlns:wne="http://schemas.microsoft.com/office/word/2006/wordml" xmlns:wps="http://schemas.microsoft.com/office/word/2010/wordprocessingShape" mc:Ignorable="w14 w15 w16se w16cid w16 w16cex w16sdtdh w16sdtfl w16du wp14">
+<w:ftr xmlns:wpc="http://schemas.microsoft.com/office/word/2010/wordprocessingCanvas" xmlns:cx="http://schemas.microsoft.com/office/drawing/2014/chartex" xmlns:cx1="http://schemas.microsoft.com/office/drawing/2015/9/8/chartex" xmlns:cx2="http://schemas.microsoft.com/office/drawing/2015/10/21/chartex" xmlns:cx3="http://schemas.microsoft.com/office/drawing/2016/5/9/chartex" xmlns:cx4="http://schemas.microsoft.com/office/drawing/2016/5/10/chartex" xmlns:cx5="http://schemas.microsoft.com/office/drawing/2016/5/11/chartex" xmlns:cx6="http://schemas.microsoft.com/office/drawing/2016/5/12/chartex" xmlns:cx7="http://schemas.microsoft.com/office/drawing/2016/5/13/chartex" xmlns:cx8="http://schemas.microsoft.com/office/drawing/2016/5/14/chartex" xmlns:mc="http://schemas.openxmlformats.org/markup-compatibility/2006" xmlns:m="http://schemas.openxmlformats.org/officeDocument/2006/math" xmlns:aink="http://schemas.microsoft.com/office/drawing/2016/ink" xmlns:am3d="http://schemas.microsoft.com/office/drawing/2017/model3d" xmlns:oel="http://schemas.microsoft.com/office/2019/extlst" xmlns:r="http://schemas.openxmlformats.org/officeDocument/2006/relationships" xmlns:wp14="http://schemas.microsoft.com/office/word/2010/wordprocessingDrawing" xmlns:wp="http://schemas.openxmlformats.org/drawingml/2006/wordprocessingDrawing" xmlns:wpg="http://schemas.microsoft.com/office/word/2010/wordprocessingGroup" xmlns:wpi="http://schemas.microsoft.com/office/word/2010/wordprocessingInk" xmlns:wps="http://schemas.microsoft.com/office/word/2010/wordprocessingShape" xmlns:o="urn:schemas-microsoft-com:office:office" xmlns:v="urn:schemas-microsoft-com:vml" xmlns:w10="urn:schemas-microsoft-com:office:word" xmlns:w="http://schemas.openxmlformats.org/wordprocessingml/2006/main" xmlns:w14="http://schemas.microsoft.com/office/word/2010/wordml" xmlns:w15="http://schemas.microsoft.com/office/word/2012/wordml" xmlns:w16cei="http://schemas.microsoft.com/office/word/2026/wordml/cei" xmlns:w16cex="http://schemas.microsoft.com/office/word/2018/wordml/cex" xmlns:w16cid="http://schemas.microsoft.com/office/word/2016/wordml/cid" xmlns:w16="http://schemas.microsoft.com/office/word/2018/wordml" xmlns:w16sdtdh="http://schemas.microsoft.com/office/word/2020/wordml/sdtdatahash" xmlns:w16sdtfl="http://schemas.microsoft.com/office/word/2024/wordml/sdtformatlock" xmlns:w16se="http://schemas.microsoft.com/office/word/2015/wordml/symex" xmlns:w16du="http://schemas.microsoft.com/office/word/2023/wordml/word16du" xmlns:wne="http://schemas.microsoft.com/office/word/2006/wordml" mc:Ignorable="w14 w15 w16se w16cid w16 w16cex w16sdtdh w16sdtfl w16du wp14">
   <w:p>
     <w:pPr>
       <w:pStyle w:val="Voettekst"/>
@@ -11822,7 +11398,7 @@
 </file>
 
 <file path=word/footnotes.xml><?xml version="1.0" encoding="utf-8"?>
-<w:footnotes xmlns:wpc="http://schemas.microsoft.com/office/word/2010/wordprocessingCanvas" xmlns:cx="http://schemas.microsoft.com/office/drawing/2014/chartex" xmlns:cx1="http://schemas.microsoft.com/office/drawing/2015/9/8/chartex" xmlns:cx2="http://schemas.microsoft.com/office/drawing/2015/10/21/chartex" xmlns:cx3="http://schemas.microsoft.com/office/drawing/2016/5/9/chartex" xmlns:cx4="http://schemas.microsoft.com/office/drawing/2016/5/10/chartex" xmlns:cx5="http://schemas.microsoft.com/office/drawing/2016/5/11/chartex" xmlns:cx6="http://schemas.microsoft.com/office/drawing/2016/5/12/chartex" xmlns:cx7="http://schemas.microsoft.com/office/drawing/2016/5/13/chartex" xmlns:cx8="http://schemas.microsoft.com/office/drawing/2016/5/14/chartex" xmlns:mc="http://schemas.openxmlformats.org/markup-compatibility/2006" xmlns:aink="http://schemas.microsoft.com/office/drawing/2016/ink" xmlns:am3d="http://schemas.microsoft.com/office/drawing/2017/model3d" xmlns:o="urn:schemas-microsoft-com:office:office" xmlns:oel="http://schemas.microsoft.com/office/2019/extlst" xmlns:r="http://schemas.openxmlformats.org/officeDocument/2006/relationships" xmlns:m="http://schemas.openxmlformats.org/officeDocument/2006/math" xmlns:v="urn:schemas-microsoft-com:vml" xmlns:wp14="http://schemas.microsoft.com/office/word/2010/wordprocessingDrawing" xmlns:wp="http://schemas.openxmlformats.org/drawingml/2006/wordprocessingDrawing" xmlns:w10="urn:schemas-microsoft-com:office:word" xmlns:w="http://schemas.openxmlformats.org/wordprocessingml/2006/main" xmlns:w14="http://schemas.microsoft.com/office/word/2010/wordml" xmlns:w15="http://schemas.microsoft.com/office/word/2012/wordml" xmlns:w16cex="http://schemas.microsoft.com/office/word/2018/wordml/cex" xmlns:w16cid="http://schemas.microsoft.com/office/word/2016/wordml/cid" xmlns:w16="http://schemas.microsoft.com/office/word/2018/wordml" xmlns:w16du="http://schemas.microsoft.com/office/word/2023/wordml/word16du" xmlns:w16sdtdh="http://schemas.microsoft.com/office/word/2020/wordml/sdtdatahash" xmlns:w16sdtfl="http://schemas.microsoft.com/office/word/2024/wordml/sdtformatlock" xmlns:w16se="http://schemas.microsoft.com/office/word/2015/wordml/symex" xmlns:wpg="http://schemas.microsoft.com/office/word/2010/wordprocessingGroup" xmlns:wpi="http://schemas.microsoft.com/office/word/2010/wordprocessingInk" xmlns:wne="http://schemas.microsoft.com/office/word/2006/wordml" xmlns:wps="http://schemas.microsoft.com/office/word/2010/wordprocessingShape" mc:Ignorable="w14 w15 w16se w16cid w16 w16cex w16sdtdh w16sdtfl w16du wp14">
+<w:footnotes xmlns:wpc="http://schemas.microsoft.com/office/word/2010/wordprocessingCanvas" xmlns:cx="http://schemas.microsoft.com/office/drawing/2014/chartex" xmlns:cx1="http://schemas.microsoft.com/office/drawing/2015/9/8/chartex" xmlns:cx2="http://schemas.microsoft.com/office/drawing/2015/10/21/chartex" xmlns:cx3="http://schemas.microsoft.com/office/drawing/2016/5/9/chartex" xmlns:cx4="http://schemas.microsoft.com/office/drawing/2016/5/10/chartex" xmlns:cx5="http://schemas.microsoft.com/office/drawing/2016/5/11/chartex" xmlns:cx6="http://schemas.microsoft.com/office/drawing/2016/5/12/chartex" xmlns:cx7="http://schemas.microsoft.com/office/drawing/2016/5/13/chartex" xmlns:cx8="http://schemas.microsoft.com/office/drawing/2016/5/14/chartex" xmlns:mc="http://schemas.openxmlformats.org/markup-compatibility/2006" xmlns:m="http://schemas.openxmlformats.org/officeDocument/2006/math" xmlns:aink="http://schemas.microsoft.com/office/drawing/2016/ink" xmlns:am3d="http://schemas.microsoft.com/office/drawing/2017/model3d" xmlns:oel="http://schemas.microsoft.com/office/2019/extlst" xmlns:r="http://schemas.openxmlformats.org/officeDocument/2006/relationships" xmlns:wp14="http://schemas.microsoft.com/office/word/2010/wordprocessingDrawing" xmlns:wp="http://schemas.openxmlformats.org/drawingml/2006/wordprocessingDrawing" xmlns:wpg="http://schemas.microsoft.com/office/word/2010/wordprocessingGroup" xmlns:wpi="http://schemas.microsoft.com/office/word/2010/wordprocessingInk" xmlns:wps="http://schemas.microsoft.com/office/word/2010/wordprocessingShape" xmlns:o="urn:schemas-microsoft-com:office:office" xmlns:v="urn:schemas-microsoft-com:vml" xmlns:w10="urn:schemas-microsoft-com:office:word" xmlns:w="http://schemas.openxmlformats.org/wordprocessingml/2006/main" xmlns:w14="http://schemas.microsoft.com/office/word/2010/wordml" xmlns:w15="http://schemas.microsoft.com/office/word/2012/wordml" xmlns:w16cei="http://schemas.microsoft.com/office/word/2026/wordml/cei" xmlns:w16cex="http://schemas.microsoft.com/office/word/2018/wordml/cex" xmlns:w16cid="http://schemas.microsoft.com/office/word/2016/wordml/cid" xmlns:w16="http://schemas.microsoft.com/office/word/2018/wordml" xmlns:w16sdtdh="http://schemas.microsoft.com/office/word/2020/wordml/sdtdatahash" xmlns:w16sdtfl="http://schemas.microsoft.com/office/word/2024/wordml/sdtformatlock" xmlns:w16se="http://schemas.microsoft.com/office/word/2015/wordml/symex" xmlns:w16du="http://schemas.microsoft.com/office/word/2023/wordml/word16du" xmlns:wne="http://schemas.microsoft.com/office/word/2006/wordml" mc:Ignorable="w14 w15 w16se w16cid w16 w16cex w16sdtdh w16sdtfl w16du wp14">
   <w:footnote w:type="separator" w:id="-1">
     <w:p>
       <w:r>
@@ -11841,7 +11417,7 @@
 </file>
 
 <file path=word/header1.xml><?xml version="1.0" encoding="utf-8"?>
-<w:hdr xmlns:wpc="http://schemas.microsoft.com/office/word/2010/wordprocessingCanvas" xmlns:cx="http://schemas.microsoft.com/office/drawing/2014/chartex" xmlns:cx1="http://schemas.microsoft.com/office/drawing/2015/9/8/chartex" xmlns:cx2="http://schemas.microsoft.com/office/drawing/2015/10/21/chartex" xmlns:cx3="http://schemas.microsoft.com/office/drawing/2016/5/9/chartex" xmlns:cx4="http://schemas.microsoft.com/office/drawing/2016/5/10/chartex" xmlns:cx5="http://schemas.microsoft.com/office/drawing/2016/5/11/chartex" xmlns:cx6="http://schemas.microsoft.com/office/drawing/2016/5/12/chartex" xmlns:cx7="http://schemas.microsoft.com/office/drawing/2016/5/13/chartex" xmlns:cx8="http://schemas.microsoft.com/office/drawing/2016/5/14/chartex" xmlns:mc="http://schemas.openxmlformats.org/markup-compatibility/2006" xmlns:aink="http://schemas.microsoft.com/office/drawing/2016/ink" xmlns:am3d="http://schemas.microsoft.com/office/drawing/2017/model3d" xmlns:o="urn:schemas-microsoft-com:office:office" xmlns:oel="http://schemas.microsoft.com/office/2019/extlst" xmlns:r="http://schemas.openxmlformats.org/officeDocument/2006/relationships" xmlns:m="http://schemas.openxmlformats.org/officeDocument/2006/math" xmlns:v="urn:schemas-microsoft-com:vml" xmlns:wp14="http://schemas.microsoft.com/office/word/2010/wordprocessingDrawing" xmlns:wp="http://schemas.openxmlformats.org/drawingml/2006/wordprocessingDrawing" xmlns:w10="urn:schemas-microsoft-com:office:word" xmlns:w="http://schemas.openxmlformats.org/wordprocessingml/2006/main" xmlns:w14="http://schemas.microsoft.com/office/word/2010/wordml" xmlns:w15="http://schemas.microsoft.com/office/word/2012/wordml" xmlns:w16cex="http://schemas.microsoft.com/office/word/2018/wordml/cex" xmlns:w16cid="http://schemas.microsoft.com/office/word/2016/wordml/cid" xmlns:w16="http://schemas.microsoft.com/office/word/2018/wordml" xmlns:w16du="http://schemas.microsoft.com/office/word/2023/wordml/word16du" xmlns:w16sdtdh="http://schemas.microsoft.com/office/word/2020/wordml/sdtdatahash" xmlns:w16sdtfl="http://schemas.microsoft.com/office/word/2024/wordml/sdtformatlock" xmlns:w16se="http://schemas.microsoft.com/office/word/2015/wordml/symex" xmlns:wpg="http://schemas.microsoft.com/office/word/2010/wordprocessingGroup" xmlns:wpi="http://schemas.microsoft.com/office/word/2010/wordprocessingInk" xmlns:wne="http://schemas.microsoft.com/office/word/2006/wordml" xmlns:wps="http://schemas.microsoft.com/office/word/2010/wordprocessingShape" mc:Ignorable="w14 w15 w16se w16cid w16 w16cex w16sdtdh w16sdtfl w16du wp14">
+<w:hdr xmlns:wpc="http://schemas.microsoft.com/office/word/2010/wordprocessingCanvas" xmlns:cx="http://schemas.microsoft.com/office/drawing/2014/chartex" xmlns:cx1="http://schemas.microsoft.com/office/drawing/2015/9/8/chartex" xmlns:cx2="http://schemas.microsoft.com/office/drawing/2015/10/21/chartex" xmlns:cx3="http://schemas.microsoft.com/office/drawing/2016/5/9/chartex" xmlns:cx4="http://schemas.microsoft.com/office/drawing/2016/5/10/chartex" xmlns:cx5="http://schemas.microsoft.com/office/drawing/2016/5/11/chartex" xmlns:cx6="http://schemas.microsoft.com/office/drawing/2016/5/12/chartex" xmlns:cx7="http://schemas.microsoft.com/office/drawing/2016/5/13/chartex" xmlns:cx8="http://schemas.microsoft.com/office/drawing/2016/5/14/chartex" xmlns:mc="http://schemas.openxmlformats.org/markup-compatibility/2006" xmlns:m="http://schemas.openxmlformats.org/officeDocument/2006/math" xmlns:aink="http://schemas.microsoft.com/office/drawing/2016/ink" xmlns:am3d="http://schemas.microsoft.com/office/drawing/2017/model3d" xmlns:oel="http://schemas.microsoft.com/office/2019/extlst" xmlns:r="http://schemas.openxmlformats.org/officeDocument/2006/relationships" xmlns:wp14="http://schemas.microsoft.com/office/word/2010/wordprocessingDrawing" xmlns:wp="http://schemas.openxmlformats.org/drawingml/2006/wordprocessingDrawing" xmlns:wpg="http://schemas.microsoft.com/office/word/2010/wordprocessingGroup" xmlns:wpi="http://schemas.microsoft.com/office/word/2010/wordprocessingInk" xmlns:wps="http://schemas.microsoft.com/office/word/2010/wordprocessingShape" xmlns:o="urn:schemas-microsoft-com:office:office" xmlns:v="urn:schemas-microsoft-com:vml" xmlns:w10="urn:schemas-microsoft-com:office:word" xmlns:w="http://schemas.openxmlformats.org/wordprocessingml/2006/main" xmlns:w14="http://schemas.microsoft.com/office/word/2010/wordml" xmlns:w15="http://schemas.microsoft.com/office/word/2012/wordml" xmlns:w16cei="http://schemas.microsoft.com/office/word/2026/wordml/cei" xmlns:w16cex="http://schemas.microsoft.com/office/word/2018/wordml/cex" xmlns:w16cid="http://schemas.microsoft.com/office/word/2016/wordml/cid" xmlns:w16="http://schemas.microsoft.com/office/word/2018/wordml" xmlns:w16sdtdh="http://schemas.microsoft.com/office/word/2020/wordml/sdtdatahash" xmlns:w16sdtfl="http://schemas.microsoft.com/office/word/2024/wordml/sdtformatlock" xmlns:w16se="http://schemas.microsoft.com/office/word/2015/wordml/symex" xmlns:w16du="http://schemas.microsoft.com/office/word/2023/wordml/word16du" xmlns:wne="http://schemas.microsoft.com/office/word/2006/wordml" mc:Ignorable="w14 w15 w16se w16cid w16 w16cex w16sdtdh w16sdtfl w16du wp14">
   <w:p>
     <w:pPr>
       <w:pStyle w:val="Koptekst"/>
@@ -11878,7 +11454,7 @@
 </file>
 
 <file path=word/header2.xml><?xml version="1.0" encoding="utf-8"?>
-<w:hdr xmlns:wpc="http://schemas.microsoft.com/office/word/2010/wordprocessingCanvas" xmlns:cx="http://schemas.microsoft.com/office/drawing/2014/chartex" xmlns:cx1="http://schemas.microsoft.com/office/drawing/2015/9/8/chartex" xmlns:cx2="http://schemas.microsoft.com/office/drawing/2015/10/21/chartex" xmlns:cx3="http://schemas.microsoft.com/office/drawing/2016/5/9/chartex" xmlns:cx4="http://schemas.microsoft.com/office/drawing/2016/5/10/chartex" xmlns:cx5="http://schemas.microsoft.com/office/drawing/2016/5/11/chartex" xmlns:cx6="http://schemas.microsoft.com/office/drawing/2016/5/12/chartex" xmlns:cx7="http://schemas.microsoft.com/office/drawing/2016/5/13/chartex" xmlns:cx8="http://schemas.microsoft.com/office/drawing/2016/5/14/chartex" xmlns:mc="http://schemas.openxmlformats.org/markup-compatibility/2006" xmlns:aink="http://schemas.microsoft.com/office/drawing/2016/ink" xmlns:am3d="http://schemas.microsoft.com/office/drawing/2017/model3d" xmlns:o="urn:schemas-microsoft-com:office:office" xmlns:oel="http://schemas.microsoft.com/office/2019/extlst" xmlns:r="http://schemas.openxmlformats.org/officeDocument/2006/relationships" xmlns:m="http://schemas.openxmlformats.org/officeDocument/2006/math" xmlns:v="urn:schemas-microsoft-com:vml" xmlns:wp14="http://schemas.microsoft.com/office/word/2010/wordprocessingDrawing" xmlns:wp="http://schemas.openxmlformats.org/drawingml/2006/wordprocessingDrawing" xmlns:w10="urn:schemas-microsoft-com:office:word" xmlns:w="http://schemas.openxmlformats.org/wordprocessingml/2006/main" xmlns:w14="http://schemas.microsoft.com/office/word/2010/wordml" xmlns:w15="http://schemas.microsoft.com/office/word/2012/wordml" xmlns:w16cex="http://schemas.microsoft.com/office/word/2018/wordml/cex" xmlns:w16cid="http://schemas.microsoft.com/office/word/2016/wordml/cid" xmlns:w16="http://schemas.microsoft.com/office/word/2018/wordml" xmlns:w16du="http://schemas.microsoft.com/office/word/2023/wordml/word16du" xmlns:w16sdtdh="http://schemas.microsoft.com/office/word/2020/wordml/sdtdatahash" xmlns:w16sdtfl="http://schemas.microsoft.com/office/word/2024/wordml/sdtformatlock" xmlns:w16se="http://schemas.microsoft.com/office/word/2015/wordml/symex" xmlns:wpg="http://schemas.microsoft.com/office/word/2010/wordprocessingGroup" xmlns:wpi="http://schemas.microsoft.com/office/word/2010/wordprocessingInk" xmlns:wne="http://schemas.microsoft.com/office/word/2006/wordml" xmlns:wps="http://schemas.microsoft.com/office/word/2010/wordprocessingShape" mc:Ignorable="w14 w15 w16se w16cid w16 w16cex w16sdtdh w16sdtfl w16du wp14">
+<w:hdr xmlns:wpc="http://schemas.microsoft.com/office/word/2010/wordprocessingCanvas" xmlns:cx="http://schemas.microsoft.com/office/drawing/2014/chartex" xmlns:cx1="http://schemas.microsoft.com/office/drawing/2015/9/8/chartex" xmlns:cx2="http://schemas.microsoft.com/office/drawing/2015/10/21/chartex" xmlns:cx3="http://schemas.microsoft.com/office/drawing/2016/5/9/chartex" xmlns:cx4="http://schemas.microsoft.com/office/drawing/2016/5/10/chartex" xmlns:cx5="http://schemas.microsoft.com/office/drawing/2016/5/11/chartex" xmlns:cx6="http://schemas.microsoft.com/office/drawing/2016/5/12/chartex" xmlns:cx7="http://schemas.microsoft.com/office/drawing/2016/5/13/chartex" xmlns:cx8="http://schemas.microsoft.com/office/drawing/2016/5/14/chartex" xmlns:mc="http://schemas.openxmlformats.org/markup-compatibility/2006" xmlns:m="http://schemas.openxmlformats.org/officeDocument/2006/math" xmlns:aink="http://schemas.microsoft.com/office/drawing/2016/ink" xmlns:am3d="http://schemas.microsoft.com/office/drawing/2017/model3d" xmlns:oel="http://schemas.microsoft.com/office/2019/extlst" xmlns:r="http://schemas.openxmlformats.org/officeDocument/2006/relationships" xmlns:wp14="http://schemas.microsoft.com/office/word/2010/wordprocessingDrawing" xmlns:wp="http://schemas.openxmlformats.org/drawingml/2006/wordprocessingDrawing" xmlns:wpg="http://schemas.microsoft.com/office/word/2010/wordprocessingGroup" xmlns:wpi="http://schemas.microsoft.com/office/word/2010/wordprocessingInk" xmlns:wps="http://schemas.microsoft.com/office/word/2010/wordprocessingShape" xmlns:o="urn:schemas-microsoft-com:office:office" xmlns:v="urn:schemas-microsoft-com:vml" xmlns:w10="urn:schemas-microsoft-com:office:word" xmlns:w="http://schemas.openxmlformats.org/wordprocessingml/2006/main" xmlns:w14="http://schemas.microsoft.com/office/word/2010/wordml" xmlns:w15="http://schemas.microsoft.com/office/word/2012/wordml" xmlns:w16cei="http://schemas.microsoft.com/office/word/2026/wordml/cei" xmlns:w16cex="http://schemas.microsoft.com/office/word/2018/wordml/cex" xmlns:w16cid="http://schemas.microsoft.com/office/word/2016/wordml/cid" xmlns:w16="http://schemas.microsoft.com/office/word/2018/wordml" xmlns:w16sdtdh="http://schemas.microsoft.com/office/word/2020/wordml/sdtdatahash" xmlns:w16sdtfl="http://schemas.microsoft.com/office/word/2024/wordml/sdtformatlock" xmlns:w16se="http://schemas.microsoft.com/office/word/2015/wordml/symex" xmlns:w16du="http://schemas.microsoft.com/office/word/2023/wordml/word16du" xmlns:wne="http://schemas.microsoft.com/office/word/2006/wordml" mc:Ignorable="w14 w15 w16se w16cid w16 w16cex w16sdtdh w16sdtfl w16du wp14">
   <w:p>
     <w:pPr>
       <w:pStyle w:val="Koptekst"/>
@@ -11928,7 +11504,7 @@
 </file>
 
 <file path=word/styles.xml><?xml version="1.0" encoding="utf-8"?>
-<w:styles xmlns:mc="http://schemas.openxmlformats.org/markup-compatibility/2006" xmlns:r="http://schemas.openxmlformats.org/officeDocument/2006/relationships" xmlns:w="http://schemas.openxmlformats.org/wordprocessingml/2006/main" xmlns:w14="http://schemas.microsoft.com/office/word/2010/wordml" xmlns:w15="http://schemas.microsoft.com/office/word/2012/wordml" xmlns:w16cex="http://schemas.microsoft.com/office/word/2018/wordml/cex" xmlns:w16cid="http://schemas.microsoft.com/office/word/2016/wordml/cid" xmlns:w16="http://schemas.microsoft.com/office/word/2018/wordml" xmlns:w16du="http://schemas.microsoft.com/office/word/2023/wordml/word16du" xmlns:w16sdtdh="http://schemas.microsoft.com/office/word/2020/wordml/sdtdatahash" xmlns:w16sdtfl="http://schemas.microsoft.com/office/word/2024/wordml/sdtformatlock" xmlns:w16se="http://schemas.microsoft.com/office/word/2015/wordml/symex" mc:Ignorable="w14 w15 w16se w16cid w16 w16cex w16sdtdh w16sdtfl w16du">
+<w:styles xmlns:mc="http://schemas.openxmlformats.org/markup-compatibility/2006" xmlns:r="http://schemas.openxmlformats.org/officeDocument/2006/relationships" xmlns:w="http://schemas.openxmlformats.org/wordprocessingml/2006/main" xmlns:w14="http://schemas.microsoft.com/office/word/2010/wordml" xmlns:w15="http://schemas.microsoft.com/office/word/2012/wordml" xmlns:w16cex="http://schemas.microsoft.com/office/word/2018/wordml/cex" xmlns:w16cid="http://schemas.microsoft.com/office/word/2016/wordml/cid" xmlns:w16="http://schemas.microsoft.com/office/word/2018/wordml" xmlns:w16sdtdh="http://schemas.microsoft.com/office/word/2020/wordml/sdtdatahash" xmlns:w16sdtfl="http://schemas.microsoft.com/office/word/2024/wordml/sdtformatlock" xmlns:w16se="http://schemas.microsoft.com/office/word/2015/wordml/symex" xmlns:w16du="http://schemas.microsoft.com/office/word/2023/wordml/word16du" mc:Ignorable="w14 w15 w16se w16cid w16 w16cex w16sdtdh w16sdtfl w16du">
   <w:docDefaults>
     <w:rPrDefault>
       <w:rPr>

--- a/src/content/bios/Prebisch-RF 2014.docx
+++ b/src/content/bios/Prebisch-RF 2014.docx
@@ -207,10 +207,10 @@
           <w:noProof/>
         </w:rPr>
         <w:drawing>
-          <wp:inline distT="0" distB="0" distL="0" distR="0" wp14:anchorId="2EA523A2" wp14:editId="3E797203">
-            <wp:extent cx="2182546" cy="2522451"/>
-            <wp:effectExtent l="0" t="0" r="1905" b="5080"/>
-            <wp:docPr id="1656775463" name="Afbeelding 1"/>
+          <wp:inline distT="0" distB="0" distL="0" distR="0" wp14:anchorId="727F69D5" wp14:editId="6B05C3A0">
+            <wp:extent cx="2364816" cy="2794000"/>
+            <wp:effectExtent l="0" t="0" r="0" b="0"/>
+            <wp:docPr id="1358119766" name="Afbeelding 1"/>
             <wp:cNvGraphicFramePr>
               <a:graphicFrameLocks xmlns:a="http://schemas.openxmlformats.org/drawingml/2006/main" noChangeAspect="1"/>
             </wp:cNvGraphicFramePr>
@@ -218,17 +218,11 @@
               <a:graphicData uri="http://schemas.openxmlformats.org/drawingml/2006/picture">
                 <pic:pic xmlns:pic="http://schemas.openxmlformats.org/drawingml/2006/picture">
                   <pic:nvPicPr>
-                    <pic:cNvPr id="1656775463" name="Afbeelding 1656775463"/>
+                    <pic:cNvPr id="1358119766" name=""/>
                     <pic:cNvPicPr/>
                   </pic:nvPicPr>
                   <pic:blipFill>
-                    <a:blip r:embed="rId6">
-                      <a:extLst>
-                        <a:ext uri="{28A0092B-C50C-407E-A947-70E740481C1C}">
-                          <a14:useLocalDpi xmlns:a14="http://schemas.microsoft.com/office/drawing/2010/main" val="0"/>
-                        </a:ext>
-                      </a:extLst>
-                    </a:blip>
+                    <a:blip r:embed="rId6"/>
                     <a:stretch>
                       <a:fillRect/>
                     </a:stretch>
@@ -236,7 +230,7 @@
                   <pic:spPr>
                     <a:xfrm>
                       <a:off x="0" y="0"/>
-                      <a:ext cx="2211412" cy="2555812"/>
+                      <a:ext cx="2376509" cy="2807816"/>
                     </a:xfrm>
                     <a:prstGeom prst="rect">
                       <a:avLst/>
@@ -277,21 +271,19 @@
         <w:rPr>
           <w:rFonts w:cs="Times New Roman"/>
         </w:rPr>
-        <w:t xml:space="preserve"> 1954, Brazilian National Archives, Public Domain / </w:t>
-      </w:r>
-      <w:proofErr w:type="spellStart"/>
+        <w:t>, 31 August 1966, UNCTAD, Geneva,</w:t>
+      </w:r>
       <w:r>
         <w:rPr>
           <w:rFonts w:cs="Times New Roman"/>
         </w:rPr>
-        <w:t>Arquivo</w:t>
-      </w:r>
-      <w:proofErr w:type="spellEnd"/>
+        <w:t xml:space="preserve"> </w:t>
+      </w:r>
       <w:r>
         <w:rPr>
           <w:rFonts w:cs="Times New Roman"/>
         </w:rPr>
-        <w:t xml:space="preserve"> Nacional Collection</w:t>
+        <w:t>Photo UN7745134</w:t>
       </w:r>
     </w:p>
     <w:p>
@@ -1261,7 +1253,14 @@
         <w:rPr>
           <w:rFonts w:cs="Arial"/>
         </w:rPr>
-        <w:t>Argentine ec</w:t>
+        <w:t xml:space="preserve">Argentine </w:t>
+      </w:r>
+      <w:r>
+        <w:rPr>
+          <w:rFonts w:cs="Arial"/>
+        </w:rPr>
+        <w:lastRenderedPageBreak/>
+        <w:t>ec</w:t>
       </w:r>
       <w:r>
         <w:rPr>
@@ -1285,7 +1284,6 @@
         <w:rPr>
           <w:rFonts w:cs="Arial"/>
         </w:rPr>
-        <w:lastRenderedPageBreak/>
         <w:t xml:space="preserve">graduation in 1922 he had emerged as the outstanding student of his generation and </w:t>
       </w:r>
       <w:r>
@@ -2969,14 +2967,8 @@
         <w:rPr>
           <w:rFonts w:cs="Arial"/>
         </w:rPr>
-        <w:t xml:space="preserve">With war in Europe after September 1939 and the closing of that market to South </w:t>
-      </w:r>
-      <w:r>
-        <w:rPr>
-          <w:rFonts w:cs="Arial"/>
-        </w:rPr>
         <w:lastRenderedPageBreak/>
-        <w:t xml:space="preserve">American goods, </w:t>
+        <w:t xml:space="preserve">With war in Europe after September 1939 and the closing of that market to South American goods, </w:t>
       </w:r>
       <w:proofErr w:type="spellStart"/>
       <w:r>
@@ -4447,7 +4439,14 @@
         <w:rPr>
           <w:rFonts w:cs="Arial"/>
         </w:rPr>
-        <w:t xml:space="preserve"> Economic Commission for Latin America (</w:t>
+        <w:t xml:space="preserve"> Economic Commission for </w:t>
+      </w:r>
+      <w:r>
+        <w:rPr>
+          <w:rFonts w:cs="Arial"/>
+        </w:rPr>
+        <w:lastRenderedPageBreak/>
+        <w:t>Latin America (</w:t>
       </w:r>
       <w:r>
         <w:rPr>
@@ -4477,14 +4476,7 @@
         <w:rPr>
           <w:rFonts w:cs="Arial"/>
         </w:rPr>
-        <w:t xml:space="preserve"> Chile. His task was to write an </w:t>
-      </w:r>
-      <w:r>
-        <w:rPr>
-          <w:rFonts w:cs="Arial"/>
-        </w:rPr>
-        <w:lastRenderedPageBreak/>
-        <w:t xml:space="preserve">introduction for </w:t>
+        <w:t xml:space="preserve"> Chile. His task was to write an introduction for </w:t>
       </w:r>
       <w:r>
         <w:rPr>
@@ -5806,7 +5798,14 @@
         <w:rPr>
           <w:rFonts w:cs="Arial"/>
         </w:rPr>
-        <w:t xml:space="preserve"> developed a theory of economic development for Latin America, different from US, Soviet or West European models</w:t>
+        <w:t xml:space="preserve"> developed a theory of economic development for Latin America, different from US, Soviet or West </w:t>
+      </w:r>
+      <w:r>
+        <w:rPr>
+          <w:rFonts w:cs="Arial"/>
+        </w:rPr>
+        <w:lastRenderedPageBreak/>
+        <w:t>European models</w:t>
       </w:r>
       <w:r>
         <w:rPr>
@@ -5844,14 +5843,7 @@
         <w:rPr>
           <w:rFonts w:cs="Arial"/>
         </w:rPr>
-        <w:t xml:space="preserve"> always </w:t>
-      </w:r>
-      <w:r>
-        <w:rPr>
-          <w:rFonts w:cs="Arial"/>
-        </w:rPr>
-        <w:lastRenderedPageBreak/>
-        <w:t>ensure</w:t>
+        <w:t xml:space="preserve"> always ensure</w:t>
       </w:r>
       <w:r>
         <w:rPr>
@@ -7344,7 +7336,14 @@
         <w:rPr>
           <w:rFonts w:cs="Arial"/>
         </w:rPr>
-        <w:t>personal conviction,</w:t>
+        <w:t xml:space="preserve">personal </w:t>
+      </w:r>
+      <w:r>
+        <w:rPr>
+          <w:rFonts w:cs="Arial"/>
+        </w:rPr>
+        <w:lastRenderedPageBreak/>
+        <w:t>conviction,</w:t>
       </w:r>
       <w:r>
         <w:rPr>
@@ -7374,14 +7373,7 @@
         <w:rPr>
           <w:rFonts w:cs="Arial"/>
         </w:rPr>
-        <w:t xml:space="preserve">, which provided them identity and a </w:t>
-      </w:r>
-      <w:r>
-        <w:rPr>
-          <w:rFonts w:cs="Arial"/>
-        </w:rPr>
-        <w:lastRenderedPageBreak/>
-        <w:t>group system of negotiation within UNCTAD.</w:t>
+        <w:t>, which provided them identity and a group system of negotiation within UNCTAD.</w:t>
       </w:r>
       <w:r>
         <w:t xml:space="preserve"> </w:t>
@@ -8889,7 +8881,14 @@
         <w:rPr>
           <w:rFonts w:cs="Arial"/>
         </w:rPr>
-        <w:t>he root cause of the present crisis</w:t>
+        <w:t xml:space="preserve">he root cause of the present </w:t>
+      </w:r>
+      <w:r>
+        <w:rPr>
+          <w:rFonts w:cs="Arial"/>
+        </w:rPr>
+        <w:lastRenderedPageBreak/>
+        <w:t>crisis</w:t>
       </w:r>
       <w:r>
         <w:rPr>
@@ -8919,14 +8918,7 @@
         <w:rPr>
           <w:rFonts w:cs="Arial"/>
         </w:rPr>
-        <w:t xml:space="preserve"> left Latin America falling behind Asian </w:t>
-      </w:r>
-      <w:r>
-        <w:rPr>
-          <w:rFonts w:cs="Arial"/>
-        </w:rPr>
-        <w:lastRenderedPageBreak/>
-        <w:t>economies such as South Korea. A new rational appr</w:t>
+        <w:t xml:space="preserve"> left Latin America falling behind Asian economies such as South Korea. A new rational appr</w:t>
       </w:r>
       <w:r>
         <w:rPr>
@@ -9732,6 +9724,10 @@
     <w:p>
       <w:pPr>
         <w:jc w:val="both"/>
+        <w:rPr>
+          <w:rFonts w:cs="Arial"/>
+          <w:b/>
+        </w:rPr>
       </w:pPr>
       <w:r>
         <w:rPr>
@@ -9953,7 +9949,14 @@
         <w:rPr>
           <w:rFonts w:cs="Arial"/>
         </w:rPr>
-        <w:t xml:space="preserve"> My Thinking on Development’ in</w:t>
+        <w:t xml:space="preserve"> My Thinking on </w:t>
+      </w:r>
+      <w:r>
+        <w:rPr>
+          <w:rFonts w:cs="Arial"/>
+        </w:rPr>
+        <w:lastRenderedPageBreak/>
+        <w:t>Development’ in</w:t>
       </w:r>
       <w:r>
         <w:rPr>
@@ -9972,14 +9975,7 @@
         <w:rPr>
           <w:rFonts w:cs="Arial"/>
         </w:rPr>
-        <w:t xml:space="preserve">, New York 1984, </w:t>
-      </w:r>
-      <w:r>
-        <w:rPr>
-          <w:rFonts w:cs="Arial"/>
-        </w:rPr>
-        <w:lastRenderedPageBreak/>
-        <w:t xml:space="preserve">175-191; </w:t>
+        <w:t xml:space="preserve">, New York 1984, 175-191; </w:t>
       </w:r>
       <w:r>
         <w:rPr>

--- a/src/content/bios/Prebisch-RF 2014.docx
+++ b/src/content/bios/Prebisch-RF 2014.docx
@@ -9726,7 +9726,6 @@
         <w:jc w:val="both"/>
         <w:rPr>
           <w:rFonts w:cs="Arial"/>
-          <w:b/>
         </w:rPr>
       </w:pPr>
       <w:r>
@@ -10093,12 +10092,14 @@
         </w:rPr>
         <w:t>, Mexico City 2007.</w:t>
       </w:r>
-      <w:r>
-        <w:rPr>
-          <w:rFonts w:cs="Arial"/>
-        </w:rPr>
-        <w:br/>
-      </w:r>
+    </w:p>
+    <w:p>
+      <w:pPr>
+        <w:jc w:val="both"/>
+        <w:rPr>
+          <w:rFonts w:cs="Arial"/>
+        </w:rPr>
+      </w:pPr>
       <w:r>
         <w:rPr>
           <w:rFonts w:cs="Arial"/>
